--- a/por/docx/11.content.docx
+++ b/por/docx/11.content.docx
@@ -235,7 +235,7 @@
         <w:rPr>
           <w:lang w:val="pt_PT" w:bidi="pt_PT"/>
         </w:rPr>
-        <w:t xml:space="preserve"> Então seus servos propuseram: "Que se procure para o rei, nosso senhor, uma jovem virgem, para que fique a seu serviço e cuide dele. Ela se deitará junto ao rei, para ajudá-lo a se aquecer".</w:t>
+        <w:t xml:space="preserve"> Então seus servos propuseram: “Que se procure para o rei, nosso senhor, uma jovem virgem, para que fique a seu serviço e cuide dele. Ela se deitará junto ao rei para mantê-lo aquecido”.</w:t>
       </w:r>
     </w:p>
     <w:p>
@@ -298,7 +298,7 @@
         <w:rPr>
           <w:lang w:val="pt_PT" w:bidi="pt_PT"/>
         </w:rPr>
-        <w:t xml:space="preserve"> Nesse tempo, Adonias, filho que Davi havia tido com Hagite, passou a se exaltar, dizendo: "Eu serei rei". Mandou preparar carros, cavaleiros e cinquenta homens que corressem à sua frente.</w:t>
+        <w:t xml:space="preserve"> Nesse tempo, Adonias, filho de Davi e Hagite, passou a se exaltar, dizendo: “Eu serei rei”. Mandou preparar carros, cavaleiros e cinquenta homens que corressem à sua frente.</w:t>
       </w:r>
     </w:p>
     <w:p>
@@ -319,7 +319,7 @@
         <w:rPr>
           <w:lang w:val="pt_PT" w:bidi="pt_PT"/>
         </w:rPr>
-        <w:t xml:space="preserve"> Seu pai nunca o havia repreendido, nem lhe perguntava: "Por que você age assim?". Adonias também era de boa aparência e havia nascido depois de Absalão.</w:t>
+        <w:t xml:space="preserve"> Seu pai nunca o havia repreendido, nem lhe perguntava: “Por que você age assim?”. Adonias também era de boa aparência e havia nascido depois de Absalão.</w:t>
       </w:r>
     </w:p>
     <w:p>
@@ -382,7 +382,7 @@
         <w:rPr>
           <w:lang w:val="pt_PT" w:bidi="pt_PT"/>
         </w:rPr>
-        <w:t xml:space="preserve"> Adonias ofereceu sacrifícios de ovelhas, bois e novilhos gordos junto à pedra de Zoelete, perto de En-Rogel, além de convidar todos os seus irmãos, os filhos do rei, e todos os homens de Judá que serviam ao rei,</w:t>
+        <w:t xml:space="preserve"> Adonias matou ovelhas, bois e novilhos gordos como sacrifício junto à pedra de Zoelete, perto de En-Rogel. Ele também convidou todos os seus irmãos, os filhos do rei, e todos os homens de Judá que trabalhavam para o rei,</w:t>
       </w:r>
     </w:p>
     <w:p>
@@ -424,7 +424,7 @@
         <w:rPr>
           <w:lang w:val="pt_PT" w:bidi="pt_PT"/>
         </w:rPr>
-        <w:t xml:space="preserve"> Então Natã perguntou a Bate-Seba, mãe de Salomão: "Você não soube que Adonias, filho de Hagite, se fez rei, sem que nosso senhor Davi saiba disso?</w:t>
+        <w:t xml:space="preserve"> Então Natã perguntou a Bate-Seba, mãe de Salomão: “Você não ouviu que Adonias, filho de Hagite, se tornou rei sem que o rei Davi soubesse?</w:t>
       </w:r>
     </w:p>
     <w:p>
@@ -445,7 +445,7 @@
         <w:rPr>
           <w:lang w:val="pt_PT" w:bidi="pt_PT"/>
         </w:rPr>
-        <w:t xml:space="preserve"> Agora ouça o meu conselho, se quiser salvar a sua vida e a de seu filho Salomão.</w:t>
+        <w:t xml:space="preserve"> Agora ouça o meu conselho, se quiser salvar a sua vida e a do seu filho Salomão.</w:t>
       </w:r>
     </w:p>
     <w:p>
@@ -466,7 +466,7 @@
         <w:rPr>
           <w:lang w:val="pt_PT" w:bidi="pt_PT"/>
         </w:rPr>
-        <w:t xml:space="preserve"> Fale imediatamente com o rei Davi o seguinte: 'Meu senhor, o rei, não jurou à sua serva que Salomão, meu filho, seria seu sucessor e se sentaria no seu trono? Afinal, por que Adonias se tornou rei?'.</w:t>
+        <w:t xml:space="preserve"> Vá falar com o rei Davi agora e diga: ‘Meu senhor, o rei, não prometeu que Salomão, meu filho, seria o próximo rei e se sentaria no seu trono? Então por que Adonias se tornou rei?’.</w:t>
       </w:r>
     </w:p>
     <w:p>
@@ -487,7 +487,7 @@
         <w:rPr>
           <w:lang w:val="pt_PT" w:bidi="pt_PT"/>
         </w:rPr>
-        <w:t xml:space="preserve"> Enquanto você estiver falando com o rei, eu entrarei e confirmarei o que você disse".</w:t>
+        <w:t xml:space="preserve"> Enquanto você estiver falando com o rei, eu entrarei e confirmarei o que você disse”.</w:t>
       </w:r>
     </w:p>
     <w:p>
@@ -529,7 +529,7 @@
         <w:rPr>
           <w:lang w:val="pt_PT" w:bidi="pt_PT"/>
         </w:rPr>
-        <w:t xml:space="preserve"> e prostrou-se diante dele. Davi perguntou: "O que você deseja?".</w:t>
+        <w:t xml:space="preserve"> e prostrou-se diante dele. Davi perguntou: “O que você deseja?”.</w:t>
       </w:r>
     </w:p>
     <w:p>
@@ -550,7 +550,7 @@
         <w:rPr>
           <w:lang w:val="pt_PT" w:bidi="pt_PT"/>
         </w:rPr>
-        <w:t xml:space="preserve"> Ela respondeu: "Meu senhor, o rei jurou à sua serva, pelo SENHOR, seu Deus, que Salomão, meu filho, seria seu sucessor e se sentaria no seu trono.</w:t>
+        <w:t xml:space="preserve"> Ela respondeu: “Meu senhor, o rei jurou à sua serva, pelo SENHOR, seu Deus, que Salomão, meu filho, seria o próximo rei e se sentaria no seu trono.</w:t>
       </w:r>
     </w:p>
     <w:p>
@@ -592,7 +592,7 @@
         <w:rPr>
           <w:lang w:val="pt_PT" w:bidi="pt_PT"/>
         </w:rPr>
-        <w:t xml:space="preserve"> Ele ofereceu muitos sacrifícios de bois, novilhos gordos e ovelhas, além de convidar todos os filhos do rei, o sacerdote Abiatar e Joabe, comandante do exército. Seu servo Salomão, porém, não foi convidado.</w:t>
+        <w:t xml:space="preserve"> Ele ofereceu muitos bois, novilhos gordos e ovelhas como sacrifício. Também convidou todos os filhos do rei, o sacerdote Abiatar e Joabe, comandante do exército. Mas não convidou Salomão, seu servo.</w:t>
       </w:r>
     </w:p>
     <w:p>
@@ -634,7 +634,7 @@
         <w:rPr>
           <w:lang w:val="pt_PT" w:bidi="pt_PT"/>
         </w:rPr>
-        <w:t xml:space="preserve"> Caso contrário, quando o rei morrer, eu e meu filho Salomão seremos considerados culpados".</w:t>
+        <w:t xml:space="preserve"> Caso contrário, quando o rei morrer, eu e meu filho Salomão seremos tratados como criminosos”.</w:t>
       </w:r>
     </w:p>
     <w:p>
@@ -676,7 +676,7 @@
         <w:rPr>
           <w:lang w:val="pt_PT" w:bidi="pt_PT"/>
         </w:rPr>
-        <w:t xml:space="preserve"> O rei foi avisado: "O profeta Natã está aqui". Ele entrou e se prostrou com o rosto em terra diante de Davi.</w:t>
+        <w:t xml:space="preserve"> O rei foi avisado: “O profeta Natã está aqui”. Ele entrou e se prostrou com o rosto em terra diante de Davi.</w:t>
       </w:r>
     </w:p>
     <w:p>
@@ -697,7 +697,7 @@
         <w:rPr>
           <w:lang w:val="pt_PT" w:bidi="pt_PT"/>
         </w:rPr>
-        <w:t xml:space="preserve"> Em seguida, Natã perguntou: "Foi meu senhor, o rei, quem declarou que Adonias seria seu sucessor e se sentaria no seu trono?</w:t>
+        <w:t xml:space="preserve"> Em seguida, Natã perguntou: “Foi meu senhor, o rei, quem declarou que Adonias seria seu sucessor e se sentaria no seu trono?</w:t>
       </w:r>
     </w:p>
     <w:p>
@@ -718,7 +718,7 @@
         <w:rPr>
           <w:lang w:val="pt_PT" w:bidi="pt_PT"/>
         </w:rPr>
-        <w:t xml:space="preserve"> Pois hoje ele ofereceu muitos sacrifícios de bois, novilhos gordos e ovelhas, além de convidar todos os filhos do rei, os chefes do exército e o sacerdote Abiatar. Eles estão comendo e bebendo com ele, e comemorando: 'Viva o rei Adonias!'.</w:t>
+        <w:t xml:space="preserve"> Hoje ele ofereceu muitos sacrifícios de bois, novilhos gordos e ovelhas. Ele também convidou todos os filhos do rei, os chefes do exército e o sacerdote Abiatar. Eles estão comendo e bebendo com ele e dizendo: ‘Viva o rei Adonias!’.</w:t>
       </w:r>
     </w:p>
     <w:p>
@@ -760,7 +760,7 @@
         <w:rPr>
           <w:lang w:val="pt_PT" w:bidi="pt_PT"/>
         </w:rPr>
-        <w:t xml:space="preserve"> Será que isso foi feito por decisão do rei, meu senhor, sem informar aos seus servos quem seria seu sucessor?".</w:t>
+        <w:t xml:space="preserve"> Será que isso foi feito por decisão do rei, meu senhor, sem avisar seus servos sobre quem seria o sucessor dele?”.</w:t>
       </w:r>
     </w:p>
     <w:p>
@@ -781,7 +781,7 @@
         <w:rPr>
           <w:lang w:val="pt_PT" w:bidi="pt_PT"/>
         </w:rPr>
-        <w:t xml:space="preserve"> Então o rei Davi ordenou: "Chamem Bate-Seba". Ela entrou e ficou diante do rei.</w:t>
+        <w:t xml:space="preserve"> Então o rei Davi ordenou: “Chamem Bate-Seba”. Ela entrou e ficou diante do rei.</w:t>
       </w:r>
     </w:p>
     <w:p>
@@ -802,7 +802,7 @@
         <w:rPr>
           <w:lang w:val="pt_PT" w:bidi="pt_PT"/>
         </w:rPr>
-        <w:t xml:space="preserve"> O rei fez um juramento: "Tão certo como o SENHOR, que me livrou de toda aflição, vive,</w:t>
+        <w:t xml:space="preserve"> O rei fez um juramento: “Tão certo como vive o SENHOR, que me salvou de todo sofrimento,</w:t>
       </w:r>
     </w:p>
     <w:p>
@@ -823,7 +823,7 @@
         <w:rPr>
           <w:lang w:val="pt_PT" w:bidi="pt_PT"/>
         </w:rPr>
-        <w:t xml:space="preserve"> hoje mesmo cumprirei o juramento que fiz a você pelo SENHOR, o Deus de Israel: Salomão, seu filho, reinará depois de mim e se sentará no meu trono".</w:t>
+        <w:t xml:space="preserve"> hoje mesmo vou cumprir o juramento que fiz a você pelo SENHOR, o Deus de Israel: Salomão, seu filho, será rei depois de mim e se sentará no meu trono”.</w:t>
       </w:r>
     </w:p>
     <w:p>
@@ -844,7 +844,7 @@
         <w:rPr>
           <w:lang w:val="pt_PT" w:bidi="pt_PT"/>
         </w:rPr>
-        <w:t xml:space="preserve"> Em seguida, Bate-Seba se prostrou com o rosto em terra diante do rei e disse: "Que o rei Davi, meu senhor, viva para sempre!".</w:t>
+        <w:t xml:space="preserve"> Em seguida, Bate-Seba se prostrou com o rosto em terra diante do rei e disse: “Que o rei Davi, meu senhor, viva para sempre!”.</w:t>
       </w:r>
     </w:p>
     <w:p>
@@ -865,7 +865,7 @@
         <w:rPr>
           <w:lang w:val="pt_PT" w:bidi="pt_PT"/>
         </w:rPr>
-        <w:t xml:space="preserve"> O rei Davi deu a seguinte ordem: "Tragam o sacerdote Zadoque, o profeta Natã e Benaia, filho de Joiada". Assim que eles se colocaram na presença do rei,</w:t>
+        <w:t xml:space="preserve"> O rei Davi deu a seguinte ordem: “Tragam o sacerdote Zadoque, o profeta Natã e Benaia, filho de Joiada”. Assim que eles se colocaram na presença do rei,</w:t>
       </w:r>
     </w:p>
     <w:p>
@@ -886,7 +886,7 @@
         <w:rPr>
           <w:lang w:val="pt_PT" w:bidi="pt_PT"/>
         </w:rPr>
-        <w:t xml:space="preserve"> ele lhes disse: "Levem com vocês os servos do rei, façam meu filho Salomão montar na minha própria mula e conduzam-no à fonte de Giom.</w:t>
+        <w:t xml:space="preserve"> ele disse: “Levem com vocês os servos do rei, façam meu filho Salomão montar na minha própria mula e conduzam-no à fonte de Giom.</w:t>
       </w:r>
     </w:p>
     <w:p>
@@ -907,7 +907,7 @@
         <w:rPr>
           <w:lang w:val="pt_PT" w:bidi="pt_PT"/>
         </w:rPr>
-        <w:t xml:space="preserve"> Ali ele será ungido rei sobre Israel pelo sacerdote Zadoque e pelo profeta Natã. Toquem a trombeta e anunciem: 'Viva o rei Salomão!'.</w:t>
+        <w:t xml:space="preserve"> Ali ele será ungido rei sobre Israel pelo sacerdote Zadoque e pelo profeta Natã. Toquem a trombeta e anunciem: ‘Viva o rei Salomão!’.</w:t>
       </w:r>
     </w:p>
     <w:p>
@@ -928,7 +928,7 @@
         <w:rPr>
           <w:lang w:val="pt_PT" w:bidi="pt_PT"/>
         </w:rPr>
-        <w:t xml:space="preserve"> Depois, acompanhem-no de volta. Ele se sentará no meu trono e reinará no meu lugar, pois eu o designei rei sobre Israel e Judá".</w:t>
+        <w:t xml:space="preserve"> Depois, acompanhem-no de volta. Ele se sentará no meu trono e reinará no meu lugar, pois eu o nomeei rei sobre Israel e Judá”.</w:t>
       </w:r>
     </w:p>
     <w:p>
@@ -949,7 +949,7 @@
         <w:rPr>
           <w:lang w:val="pt_PT" w:bidi="pt_PT"/>
         </w:rPr>
-        <w:t xml:space="preserve"> Benaia, filho de Joiada, respondeu: "Amém! Que o SENHOR, o Deus do meu rei, confirme o que o senhor disse.</w:t>
+        <w:t xml:space="preserve"> Benaia, filho de Joiada, respondeu: “Amém! Que o SENHOR, o Deus do meu rei, confirme o que o senhor disse.</w:t>
       </w:r>
     </w:p>
     <w:p>
@@ -970,7 +970,7 @@
         <w:rPr>
           <w:lang w:val="pt_PT" w:bidi="pt_PT"/>
         </w:rPr>
-        <w:t xml:space="preserve"> Assim como o SENHOR esteve com meu senhor, o rei, que ele esteja também com Salomão e torne o seu trono ainda maior que o trono do rei Davi!".</w:t>
+        <w:t xml:space="preserve"> Assim como o SENHOR esteve com meu senhor, o rei, que ele esteja também com Salomão e torne o seu trono ainda maior que o trono do rei Davi!”.</w:t>
       </w:r>
     </w:p>
     <w:p>
@@ -991,7 +991,7 @@
         <w:rPr>
           <w:lang w:val="pt_PT" w:bidi="pt_PT"/>
         </w:rPr>
-        <w:t xml:space="preserve"> Em seguida, o sacerdote Zadoque, o profeta Natã, Benaia, filho de Joiada, os queretitas e os peletitas [a guarda pessoal de Davi] fizeram Salomão montar na mula do rei e o conduziram à fonte de Giom.</w:t>
+        <w:t xml:space="preserve"> Em seguida, o sacerdote Zadoque, o profeta Natã, Benaia, filho de Joiada, os queretitas e os peletitas [a guarda pessoal de Davi] levaram Salomão para montar na mula do rei e o conduziram até a fonte de Giom.</w:t>
       </w:r>
     </w:p>
     <w:p>
@@ -1012,7 +1012,7 @@
         <w:rPr>
           <w:lang w:val="pt_PT" w:bidi="pt_PT"/>
         </w:rPr>
-        <w:t xml:space="preserve"> O sacerdote Zadoque pegou a vasilha de óleo do tabernáculo e ungiu Salomão. A trombeta soou e todo o povo gritou: "Viva o rei Salomão!".</w:t>
+        <w:t xml:space="preserve"> O sacerdote Zadoque pegou a vasilha de óleo do tabernáculo e ungiu Salomão. A trombeta soou e todo o povo gritou: “Viva o rei Salomão!”.</w:t>
       </w:r>
     </w:p>
     <w:p>
@@ -1033,7 +1033,7 @@
         <w:rPr>
           <w:lang w:val="pt_PT" w:bidi="pt_PT"/>
         </w:rPr>
-        <w:t xml:space="preserve"> Todo o povo foi embora atrás de Salomão, tocando flautas e celebrando com grande alegria; o barulho era tão intenso que parecia fazer a terra tremer.</w:t>
+        <w:t xml:space="preserve"> Todo o povo foi atrás de Salomão, tocando flautas e festejando com muita alegria. O barulho era tão forte que parecia fazer a terra tremer.</w:t>
       </w:r>
     </w:p>
     <w:p>
@@ -1054,7 +1054,7 @@
         <w:rPr>
           <w:lang w:val="pt_PT" w:bidi="pt_PT"/>
         </w:rPr>
-        <w:t xml:space="preserve"> Adonias e todos os seus convidados ouviram o barulho quando estavam no fim do banquete. Ao ouvir o som da trombeta, Joabe perguntou: "O que significa esse tumulto na cidade?".</w:t>
+        <w:t xml:space="preserve"> Adonias e todos os seus convidados ouviram o barulho quando estavam terminando o banquete. Quando ouviram o som da trombeta, Joabe perguntou: “O que é esse barulho na cidade?”.</w:t>
       </w:r>
     </w:p>
     <w:p>
@@ -1075,7 +1075,7 @@
         <w:rPr>
           <w:lang w:val="pt_PT" w:bidi="pt_PT"/>
         </w:rPr>
-        <w:t xml:space="preserve"> Ele ainda falava quando Jônatas, filho do sacerdote Abiatar, chegou. Adonias disse: "Entre, pois você é um homem honrado e, com certeza, traz boas notícias".</w:t>
+        <w:t xml:space="preserve"> Ele ainda falava quando Jônatas, filho do sacerdote Abiatar, chegou. Adonias disse: “Entre, pois você é um homem honrado e, com certeza, traz boas notícias”.</w:t>
       </w:r>
     </w:p>
     <w:p>
@@ -1096,7 +1096,7 @@
         <w:rPr>
           <w:lang w:val="pt_PT" w:bidi="pt_PT"/>
         </w:rPr>
-        <w:t xml:space="preserve"> Jônatas respondeu: "Nosso senhor, o rei Davi, proclamou Salomão como rei.</w:t>
+        <w:t xml:space="preserve"> Jônatas respondeu: “Nosso senhor, o rei Davi, proclamou Salomão como rei.</w:t>
       </w:r>
     </w:p>
     <w:p>
@@ -1117,7 +1117,7 @@
         <w:rPr>
           <w:lang w:val="pt_PT" w:bidi="pt_PT"/>
         </w:rPr>
-        <w:t xml:space="preserve"> O rei o enviou à fonte de Giom com o sacerdote Zadoque, o profeta Natã, Benaia, filho de Joiada, e a sua guarda pessoal. Eles o fizeram montar na mula do rei.</w:t>
+        <w:t xml:space="preserve"> O rei o enviou até a fonte de Giom com o sacerdote Zadoque, o profeta Natã, Benaia, filho de Joiada, e a sua guarda pessoal. Eles o fizeram montar na mula do rei.</w:t>
       </w:r>
     </w:p>
     <w:p>
@@ -1138,7 +1138,7 @@
         <w:rPr>
           <w:lang w:val="pt_PT" w:bidi="pt_PT"/>
         </w:rPr>
-        <w:t xml:space="preserve"> Em Giom, Salomão foi ungido rei por Zadoque e Natã. É de lá que eles estão voltando agora, e a cidade está em festa. É por isso que vocês estão ouvindo esse barulho.</w:t>
+        <w:t xml:space="preserve"> Em Giom, Salomão foi ungido rei por Zadoque e Natã. Eles estão voltando de lá agora, e a cidade está em festa. É por isso que vocês estão ouvindo esse barulho.</w:t>
       </w:r>
     </w:p>
     <w:p>
@@ -1180,7 +1180,7 @@
         <w:rPr>
           <w:lang w:val="pt_PT" w:bidi="pt_PT"/>
         </w:rPr>
-        <w:t xml:space="preserve"> Até os servos do rei foram felicitar Davi, dizendo: 'Que o seu Deus torne o nome de Salomão ainda mais famoso que o seu, e o reinado dele, maior que o seu'. E, na cama, o rei se inclinou em adoração</w:t>
+        <w:t xml:space="preserve"> Até os servos do rei foram parabenizar Davi, dizendo: ‘Que o seu Deus torne o nome de Salomão mais famoso que o seu e o reinado dele maior que o seu’. E, na cama, o rei se inclinou para adorar</w:t>
       </w:r>
     </w:p>
     <w:p>
@@ -1201,7 +1201,7 @@
         <w:rPr>
           <w:lang w:val="pt_PT" w:bidi="pt_PT"/>
         </w:rPr>
-        <w:t xml:space="preserve"> e disse: 'Bendito seja o SENHOR, o Deus de Israel, que hoje concedeu que alguém se sentasse no meu trono e permitiu que eu visse isso com meus próprios olhos'".</w:t>
+        <w:t xml:space="preserve"> e disse: ‘Bendito seja o SENHOR, o Deus de Israel, que hoje concedeu que alguém se sentasse no meu trono e permitiu que eu visse isso com meus próprios olhos’”.</w:t>
       </w:r>
     </w:p>
     <w:p>
@@ -1222,7 +1222,7 @@
         <w:rPr>
           <w:lang w:val="pt_PT" w:bidi="pt_PT"/>
         </w:rPr>
-        <w:t xml:space="preserve"> Diante disso, todos os convidados de Adonias ficaram apavorados, levantaram-se e foram embora, cada um tomou o seu rumo.</w:t>
+        <w:t xml:space="preserve"> Diante disso, todos os convidados de Adonias ficaram apavorados, levantaram-se e foram embora, cada um para o seu lado.</w:t>
       </w:r>
     </w:p>
     <w:p>
@@ -1264,7 +1264,7 @@
         <w:rPr>
           <w:lang w:val="pt_PT" w:bidi="pt_PT"/>
         </w:rPr>
-        <w:t xml:space="preserve"> Disseram a Salomão: "Adonias está com medo do rei Salomão e está agarrado às pontas do altar, dizendo: 'Que o rei Salomão jure hoje que não matará a mim, o seu servo, à espada'".</w:t>
+        <w:t xml:space="preserve"> Disseram a Salomão: “Adonias está com medo do rei Salomão e está agarrado às pontas do altar, dizendo: ‘Que o rei Salomão me prometa hoje que não me matará à espada, a mim, seu servo’”.</w:t>
       </w:r>
     </w:p>
     <w:p>
@@ -1285,7 +1285,7 @@
         <w:rPr>
           <w:lang w:val="pt_PT" w:bidi="pt_PT"/>
         </w:rPr>
-        <w:t xml:space="preserve"> Salomão respondeu: "Se ele se mostrar leal, nenhum fio de cabelo de sua cabeça será tocado; mas, se houver maldade nele, morrerá".</w:t>
+        <w:t xml:space="preserve"> Salomão respondeu: “Se ele se mostrar leal, nenhum fio de cabelo da sua cabeça será tocado. Mas, se houver maldade nele, morrerá”.</w:t>
       </w:r>
     </w:p>
     <w:p>
@@ -1306,7 +1306,7 @@
         <w:rPr>
           <w:lang w:val="pt_PT" w:bidi="pt_PT"/>
         </w:rPr>
-        <w:t xml:space="preserve"> Então o rei Salomão mandou que o trouxessem. Então, fizeram-no descer do altar. Ele veio e, ao se prostrar diante de Salomão, o rei lhe disse: "Vá para sua casa".</w:t>
+        <w:t xml:space="preserve"> O rei Salomão mandou que o trouxessem. Eles o fizeram descer do altar. Ele veio e se prostrou diante de Salomão. Então o rei lhe disse: “Vá para sua casa”.</w:t>
       </w:r>
     </w:p>
     <w:p>
@@ -1385,7 +1385,7 @@
         <w:rPr>
           <w:lang w:val="pt_PT" w:bidi="pt_PT"/>
         </w:rPr>
-        <w:t xml:space="preserve"> Observe o que o SENHOR, seu Deus, requer de você: caminhe nos seus caminhos e cumpra seus estatutos, mandamentos, instruções e testemunhos, conforme estão escritos na Lei de Moisés. Assim, você terá êxito em tudo o que fizer e por onde quer que vá.</w:t>
+        <w:t xml:space="preserve"> Observe o que o SENHOR, seu Deus, espera de você: ande nos seus caminhos e cumpra seus estatutos, mandamentos, instruções e testemunhos, conforme estão escritos na Lei de Moisés. Assim, você terá sucesso em tudo o que fizer e por onde quer que for.</w:t>
       </w:r>
     </w:p>
     <w:p>
@@ -1406,7 +1406,7 @@
         <w:rPr>
           <w:lang w:val="pt_PT" w:bidi="pt_PT"/>
         </w:rPr>
-        <w:t xml:space="preserve"> E o SENHOR confirmará a promessa que me fez: 'Se os seus descendentes atentarem para o modo como vivem e me seguirem com lealdade, de todo o coração e de toda a alma, nunca faltará alguém da sua linhagem no trono de Israel'.</w:t>
+        <w:t xml:space="preserve"> O SENHOR vai cumprir a promessa que me fez: ‘Se os seus descendentes viverem de forma correta e seguirem a Deus com lealdade, de todo o coração e com toda a alma, sempre haverá alguém da sua família no trono de Israel’.</w:t>
       </w:r>
     </w:p>
     <w:p>
@@ -1427,7 +1427,7 @@
         <w:rPr>
           <w:lang w:val="pt_PT" w:bidi="pt_PT"/>
         </w:rPr>
-        <w:t xml:space="preserve"> Você também sabe o que Joabe, filho de Zeruia, fez comigo: matou dois chefes do exército de Israel, Abner, filho de Ner, e Amasa, filho de Jéter. Em tempo de paz, ele derramou sangue como se estivesse em guerra e manchou com esse sangue o cinto na sua cintura e as sandálias dos seus pés.</w:t>
+        <w:t xml:space="preserve"> Você também sabe o que Joabe, filho de Zeruia, fez comigo: ele matou dois chefes do exército de Israel, Abner, filho de Ner, e Amasa, filho de Jéter. Em tempo de paz, ele matou como se fosse guerra e ficou com sangue no seu cinto e nas suas sandálias.</w:t>
       </w:r>
     </w:p>
     <w:p>
@@ -1448,7 +1448,7 @@
         <w:rPr>
           <w:lang w:val="pt_PT" w:bidi="pt_PT"/>
         </w:rPr>
-        <w:t xml:space="preserve"> Aja segundo a sua sabedoria e não permita que ele chegue à velhice e desça à sepultura em paz.</w:t>
+        <w:t xml:space="preserve"> Use a sua sabedoria e não deixe que ele chegue à velhice nem morra em paz.</w:t>
       </w:r>
     </w:p>
     <w:p>
@@ -1469,7 +1469,7 @@
         <w:rPr>
           <w:lang w:val="pt_PT" w:bidi="pt_PT"/>
         </w:rPr>
-        <w:t xml:space="preserve"> Mas trate com bondade os filhos do gileadita Barzilai. Permita que eles participem das refeições à sua mesa, pois estiveram ao meu lado quando fugi do seu irmão Absalão.</w:t>
+        <w:t xml:space="preserve"> Mas seja bondoso com os filhos do gileadita Barzilai. Deixe que eles comam à sua mesa, pois me ajudaram quando eu fugi do seu irmão Absalão.</w:t>
       </w:r>
     </w:p>
     <w:p>
@@ -1490,7 +1490,7 @@
         <w:rPr>
           <w:lang w:val="pt_PT" w:bidi="pt_PT"/>
         </w:rPr>
-        <w:t xml:space="preserve"> Lembre-se também de Simei, filho de Gera, benjamita de Baurim. Ele me amaldiçoou duramente no dia em que fui a Maanaim. Depois, veio ao meu encontro perto do Jordão, e jurei pelo SENHOR que ele não seria morto por minha espada.</w:t>
+        <w:t xml:space="preserve"> Lembre-se também de Simei, filho de Gera, benjamita de Baurim. Ele me amaldiçoou muito quando eu fui para Maanaim. Depois, ele veio me encontrar perto do rio Jordão, e eu jurei pelo SENHOR que não o mataria com a minha espada.</w:t>
       </w:r>
     </w:p>
     <w:p>
@@ -1511,7 +1511,7 @@
         <w:rPr>
           <w:lang w:val="pt_PT" w:bidi="pt_PT"/>
         </w:rPr>
-        <w:t xml:space="preserve"> Agora, porém, não o julgue inocente. Você tem sabedoria e saberá como agir, para fazê-lo descer à sepultura com os cabelos brancos manchados de sangue".</w:t>
+        <w:t xml:space="preserve"> Agora, porém, não o trate como inocente. Você tem sabedoria e saberá como agir, para fazê-lo descer à sepultura quando estiver velho e morrer de forma violenta”.</w:t>
       </w:r>
     </w:p>
     <w:p>
@@ -1595,7 +1595,7 @@
         <w:rPr>
           <w:lang w:val="pt_PT" w:bidi="pt_PT"/>
         </w:rPr>
-        <w:t xml:space="preserve"> Adonias, filho de Hagite, foi procurar Bate-Seba, mãe de Salomão. Ela lhe perguntou: "Você vem em paz?". Ele respondeu: "Venho em paz".</w:t>
+        <w:t xml:space="preserve"> Adonias, filho de Hagite, foi procurar Bate-Seba, mãe de Salomão. Ela lhe perguntou: “Você vem em paz?”. Ele respondeu: “Sim”.</w:t>
       </w:r>
     </w:p>
     <w:p>
@@ -1616,7 +1616,7 @@
         <w:rPr>
           <w:lang w:val="pt_PT" w:bidi="pt_PT"/>
         </w:rPr>
-        <w:t xml:space="preserve"> E ainda disse: "Tenho algumas coisas para lhe dizer". Ela ordenou: "Pode falar".</w:t>
+        <w:t xml:space="preserve"> E ainda disse: “Tenho algumas coisas para lhe dizer”. Ela ordenou: “Pode falar”.</w:t>
       </w:r>
     </w:p>
     <w:p>
@@ -1637,7 +1637,7 @@
         <w:rPr>
           <w:lang w:val="pt_PT" w:bidi="pt_PT"/>
         </w:rPr>
-        <w:t xml:space="preserve"> Ele continuou: "Você sabe que o reino era destinado a mim e que todo o Israel esperava que eu fosse rei. Mas a situação mudou, e o reino passou ao meu irmão, pois o SENHOR decidiu que fosse assim.</w:t>
+        <w:t xml:space="preserve"> Ele disse: “Você sabe que o reino era para mim e que todo o Israel esperava que eu fosse rei. Mas isso mudou, e o reino passou para meu irmão, porque o SENHOR decidiu assim.</w:t>
       </w:r>
     </w:p>
     <w:p>
@@ -1658,7 +1658,7 @@
         <w:rPr>
           <w:lang w:val="pt_PT" w:bidi="pt_PT"/>
         </w:rPr>
-        <w:t xml:space="preserve"> Eu só gostaria de fazer um pedido; por favor, não o negue". Ela respondeu: "Diga".</w:t>
+        <w:t xml:space="preserve"> Eu só quero fazer um pedido. Por favor, não o recuse”. Ela respondeu: “Fale”.</w:t>
       </w:r>
     </w:p>
     <w:p>
@@ -1679,7 +1679,7 @@
         <w:rPr>
           <w:lang w:val="pt_PT" w:bidi="pt_PT"/>
         </w:rPr>
-        <w:t xml:space="preserve"> Então ele disse: "Peça ao rei Salomão que me dê Abisague, a sunamita, como esposa, pois ele não recusará um pedido seu".</w:t>
+        <w:t xml:space="preserve"> Então ele disse: “Peça ao rei Salomão que me dê Abisague, a sunamita, como esposa, pois ele não recusará um pedido seu”.</w:t>
       </w:r>
     </w:p>
     <w:p>
@@ -1700,7 +1700,7 @@
         <w:rPr>
           <w:lang w:val="pt_PT" w:bidi="pt_PT"/>
         </w:rPr>
-        <w:t xml:space="preserve"> Bate-Seba respondeu: "Está bem. Falarei com o rei por você".</w:t>
+        <w:t xml:space="preserve"> Bate-Seba respondeu: “Está bem. Falarei com o rei por você”.</w:t>
       </w:r>
     </w:p>
     <w:p>
@@ -1721,7 +1721,7 @@
         <w:rPr>
           <w:lang w:val="pt_PT" w:bidi="pt_PT"/>
         </w:rPr>
-        <w:t xml:space="preserve"> Bate-Seba foi até o rei Salomão para falar em favor de Adonias. O rei se levantou ao vê-la, inclinou-se diante dela, depois se sentou no trono e pediu um assento para sua mãe, que se sentou à sua direita.</w:t>
+        <w:t xml:space="preserve"> Bate-Seba foi até o rei Salomão para falar por Adonias. Quando o rei a viu, levantou-se, fez reverência a ela, depois sentou-se no trono e mandou trazer um trono para sua mãe, que se sentou à sua direita.</w:t>
       </w:r>
     </w:p>
     <w:p>
@@ -1742,7 +1742,7 @@
         <w:rPr>
           <w:lang w:val="pt_PT" w:bidi="pt_PT"/>
         </w:rPr>
-        <w:t xml:space="preserve"> Ela disse: “Tenho um pequeno pedido para fazer; não se recuse a me atender". Ele respondeu: "Faça o pedido, minha mãe, pois não o recusarei".</w:t>
+        <w:t xml:space="preserve"> Ela disse: “Tenho um pequeno pedido para fazer; não me recuse”. Ele respondeu: “Faça o pedido, minha mãe, pois não o recusarei”.</w:t>
       </w:r>
     </w:p>
     <w:p>
@@ -1763,7 +1763,7 @@
         <w:rPr>
           <w:lang w:val="pt_PT" w:bidi="pt_PT"/>
         </w:rPr>
-        <w:t xml:space="preserve"> Em seguida, ela disse: "Dê a sunamita Abisague como esposa ao seu irmão Adonias".</w:t>
+        <w:t xml:space="preserve"> Em seguida, ela disse: “Dê a sunamita Abisague como esposa ao seu irmão Adonias”.</w:t>
       </w:r>
     </w:p>
     <w:p>
@@ -1784,7 +1784,7 @@
         <w:rPr>
           <w:lang w:val="pt_PT" w:bidi="pt_PT"/>
         </w:rPr>
-        <w:t xml:space="preserve"> O rei Salomão respondeu à sua mãe: "Por que pedir apenas Abisague para Adonias? Peça também o reino para ele, já que é meu irmão mais velho, e para o sacerdote Abiatar e para Joabe, filho de Zeruia!".</w:t>
+        <w:t xml:space="preserve"> O rei Salomão respondeu à sua mãe: “Por que você pede só Abisague para Adonias? Peça também o reino para ele, pois ele é meu irmão mais velho, e para o sacerdote Abiatar e para Joabe, filho de Zeruia!”.</w:t>
       </w:r>
     </w:p>
     <w:p>
@@ -1805,7 +1805,7 @@
         <w:rPr>
           <w:lang w:val="pt_PT" w:bidi="pt_PT"/>
         </w:rPr>
-        <w:t xml:space="preserve"> Em seguida, ele jurou pelo SENHOR: "Que Deus me castigue severamente se esse pedido de Adonias não lhe custar a própria vida!</w:t>
+        <w:t xml:space="preserve"> Então ele jurou pelo SENHOR: “Que Deus me castigue com severidade se esse pedido de Adonias não lhe custar a vida!</w:t>
       </w:r>
     </w:p>
     <w:p>
@@ -1826,7 +1826,7 @@
         <w:rPr>
           <w:lang w:val="pt_PT" w:bidi="pt_PT"/>
         </w:rPr>
-        <w:t xml:space="preserve"> Tão certo como vive o SENHOR, que me colocou no trono de meu pai Davi e me deu uma dinastia, como prometeu, hoje mesmo Adonias morrerá".</w:t>
+        <w:t xml:space="preserve"> Tão certo como vive o SENHOR, que me colocou no trono de meu pai Davi e me deu uma dinastia, como prometeu, hoje mesmo Adonias morrerá”.</w:t>
       </w:r>
     </w:p>
     <w:p>
@@ -1868,7 +1868,7 @@
         <w:rPr>
           <w:lang w:val="pt_PT" w:bidi="pt_PT"/>
         </w:rPr>
-        <w:t xml:space="preserve"> O rei disse ao sacerdote Abiatar: "Vá para as suas terras em Anatote. Você merece a morte, mas hoje não o matarei, porque você levou a arca do SENHOR diante de meu pai Davi e compartilhou de todos os sofrimentos dele".</w:t>
+        <w:t xml:space="preserve"> O rei disse ao sacerdote Abiatar: “Vá para as suas terras em Anatote. Você merece a morte, mas hoje não o matarei, porque você esteve com a arca do SENHOR quando meu pai Davi passou dificuldades”.</w:t>
       </w:r>
     </w:p>
     <w:p>
@@ -1910,7 +1910,7 @@
         <w:rPr>
           <w:lang w:val="pt_PT" w:bidi="pt_PT"/>
         </w:rPr>
-        <w:t xml:space="preserve"> Quando Joabe ficou sabendo disso — pois ele havia apoiado Adonias, embora não tivesse apoiado Absalão —, correu para a tenda do SENHOR e se agarrou às pontas do altar.</w:t>
+        <w:t xml:space="preserve"> Quando Joabe soube disso — ele tinha apoiado Adonias, mas não Absalão —, ele correu para a tenda do SENHOR e segurou as pontas do altar.</w:t>
       </w:r>
     </w:p>
     <w:p>
@@ -1931,7 +1931,7 @@
         <w:rPr>
           <w:lang w:val="pt_PT" w:bidi="pt_PT"/>
         </w:rPr>
-        <w:t xml:space="preserve"> Disseram ao rei Salomão que Joabe, que estava junto ao altar, havia usado a tenda do SENHOR como refúgio. Então o rei deu a seguinte ordem a Benaia, filho de Joiada: "Vá e execute-o".</w:t>
+        <w:t xml:space="preserve"> Disseram ao rei Salomão que Joabe estava junto ao altar e tinha usado a tenda do SENHOR como proteção. Então o rei disse a Benaia, filho de Joiada: “Vá e mate-o”.</w:t>
       </w:r>
     </w:p>
     <w:p>
@@ -1952,7 +1952,7 @@
         <w:rPr>
           <w:lang w:val="pt_PT" w:bidi="pt_PT"/>
         </w:rPr>
-        <w:t xml:space="preserve"> Ao entrar na tenda do SENHOR, Benaia disse a Joabe: "O rei está mandando que você saia". Ele respondeu: "Não vou sair. Vou morrer aqui". Benaia voltou e relatou isso ao rei.</w:t>
+        <w:t xml:space="preserve"> Quando entrou na tenda do SENHOR, Benaia disse a Joabe: “O rei manda você sair”. Joabe respondeu: “Não vou sair. Vou morrer aqui”. Então Benaia voltou e contou isso ao rei.</w:t>
       </w:r>
     </w:p>
     <w:p>
@@ -1973,7 +1973,7 @@
         <w:rPr>
           <w:lang w:val="pt_PT" w:bidi="pt_PT"/>
         </w:rPr>
-        <w:t xml:space="preserve"> O rei disse: "Que assim seja. Mate-o e sepulte-o, para retirar de mim e da família de meu pai a culpa pelo sangue inocente que Joabe derramou.</w:t>
+        <w:t xml:space="preserve"> O rei disse: “Que assim seja. Mate-o e sepulte-o, para afastar de mim e da casa de meu pai a responsabilidade pelo sangue inocente que Joabe derramou.</w:t>
       </w:r>
     </w:p>
     <w:p>
@@ -1994,7 +1994,7 @@
         <w:rPr>
           <w:lang w:val="pt_PT" w:bidi="pt_PT"/>
         </w:rPr>
-        <w:t xml:space="preserve"> O SENHOR responsabilizará Joabe pelo sangue que derramou, pois ele matou à espada dois homens mais justos e melhores do que ele, sem que meu pai Davi soubesse: Abner, filho de Ner, comandante do exército de Israel, e Amasa, filho de Jéter, comandante do exército de Judá.</w:t>
+        <w:t xml:space="preserve"> O SENHOR fará Joabe responder pelo sangue que derramou, pois ele matou à espada dois homens mais justos e melhores do que ele, sem que meu pai Davi soubesse: Abner, filho de Ner, comandante do exército de Israel, e Amasa, filho de Jéter, comandante do exército de Judá.</w:t>
       </w:r>
     </w:p>
     <w:p>
@@ -2015,7 +2015,7 @@
         <w:rPr>
           <w:lang w:val="pt_PT" w:bidi="pt_PT"/>
         </w:rPr>
-        <w:t xml:space="preserve"> Que Joabe e seus descendentes sejam responsabilizados para sempre pelo sangue deles; mas que haja a paz do SENHOR para sempre sobre Davi, sua descendência, sua família e seu trono".</w:t>
+        <w:t xml:space="preserve"> Que Joabe e seus descendentes sejam sempre responsáveis pelo sangue deles; mas que a paz do SENHOR esteja para sempre sobre Davi, sua família e seu trono”.</w:t>
       </w:r>
     </w:p>
     <w:p>
@@ -2078,7 +2078,7 @@
         <w:rPr>
           <w:lang w:val="pt_PT" w:bidi="pt_PT"/>
         </w:rPr>
-        <w:t xml:space="preserve"> Depois, o rei mandou que chamassem Simei e lhe disse: "Faça uma casa em Jerusalém e more nela. Não saia dali para lugar algum.</w:t>
+        <w:t xml:space="preserve"> Depois, o rei mandou chamar Simei e disse a ele: “Construa uma casa em Jerusalém e more nela. Não saia dali para lugar nenhum.</w:t>
       </w:r>
     </w:p>
     <w:p>
@@ -2099,7 +2099,7 @@
         <w:rPr>
           <w:lang w:val="pt_PT" w:bidi="pt_PT"/>
         </w:rPr>
-        <w:t xml:space="preserve"> Saiba que, no dia em que você sair e atravessar o vale do Cedrom, certamente morrerá, e a responsabilidade será sua".</w:t>
+        <w:t xml:space="preserve"> Saiba que, no dia em que você sair e atravessar o vale do Cedrom, certamente morrerá, e a responsabilidade será sua”.</w:t>
       </w:r>
     </w:p>
     <w:p>
@@ -2120,7 +2120,7 @@
         <w:rPr>
           <w:lang w:val="pt_PT" w:bidi="pt_PT"/>
         </w:rPr>
-        <w:t xml:space="preserve"> Simei disse ao rei: "A ordem é justa. O seu servo fará como o rei, meu senhor, ordenou". E Simei morou em Jerusalém por muitos dias.</w:t>
+        <w:t xml:space="preserve"> Simei disse ao rei: “A ordem é justa. O seu servo fará como o rei, meu senhor, ordenou”. E Simei morou em Jerusalém por muitos dias.</w:t>
       </w:r>
     </w:p>
     <w:p>
@@ -2141,7 +2141,7 @@
         <w:rPr>
           <w:lang w:val="pt_PT" w:bidi="pt_PT"/>
         </w:rPr>
-        <w:t xml:space="preserve"> Três anos depois, dois escravos de Simei fugitivos foram para a casa de Aquis, filho de Maaca, rei de Gate. Disseram a Simei: "Seus escravos estão em Gate".</w:t>
+        <w:t xml:space="preserve"> Três anos depois, dois escravos de Simei fugiram e foram para a casa de Aquis, filho de Maaca, rei de Gate. Disseram a Simei: “Seus escravos estão em Gate”.</w:t>
       </w:r>
     </w:p>
     <w:p>
@@ -2204,7 +2204,7 @@
         <w:rPr>
           <w:lang w:val="pt_PT" w:bidi="pt_PT"/>
         </w:rPr>
-        <w:t xml:space="preserve"> Salomão mandou que o chamassem e disse: "Eu não fiz você jurar pelo SENHOR e não o alertei, dizendo que, se você fosse a qualquer outro lugar, morreria? E você respondeu: 'A ordem é justa; farei o que o rei ordenou'.</w:t>
+        <w:t xml:space="preserve"> Salomão mandou chamá-lo e disse: “Eu não fiz você jurar pelo SENHOR e não o avisei que, se você saísse para outro lugar, morreria? E você respondeu: ‘A ordem é justa; vou fazer o que o rei mandou’.</w:t>
       </w:r>
     </w:p>
     <w:p>
@@ -2225,7 +2225,7 @@
         <w:rPr>
           <w:lang w:val="pt_PT" w:bidi="pt_PT"/>
         </w:rPr>
-        <w:t xml:space="preserve"> Por que, então, você não cumpriu o juramento que fez ao SENHOR nem obedeceu à minha ordem?".</w:t>
+        <w:t xml:space="preserve"> Por que, então, você não cumpriu o juramento que fez ao SENHOR nem obedeceu à minha ordem?”.</w:t>
       </w:r>
     </w:p>
     <w:p>
@@ -2246,7 +2246,7 @@
         <w:rPr>
           <w:lang w:val="pt_PT" w:bidi="pt_PT"/>
         </w:rPr>
-        <w:t xml:space="preserve"> O rei ainda disse: "Você sabe, lá no seu íntimo, todo o mal que fez ao meu pai Davi. Agora o SENHOR o responsabilizou por toda essa maldade.</w:t>
+        <w:t xml:space="preserve"> O rei ainda disse: “Você sabe, lá no seu íntimo, todo o mal que fez ao meu pai Davi. Agora o SENHOR o responsabilizou por toda essa maldade.</w:t>
       </w:r>
     </w:p>
     <w:p>
@@ -2267,7 +2267,7 @@
         <w:rPr>
           <w:lang w:val="pt_PT" w:bidi="pt_PT"/>
         </w:rPr>
-        <w:t xml:space="preserve"> Mas eu serei abençoado, e o trono de Davi permanecerá firme diante do SENHOR para sempre".</w:t>
+        <w:t xml:space="preserve"> Mas eu serei abençoado, e o trono de Davi permanecerá firme diante do SENHOR para sempre”.</w:t>
       </w:r>
     </w:p>
     <w:p>
@@ -2288,7 +2288,7 @@
         <w:rPr>
           <w:lang w:val="pt_PT" w:bidi="pt_PT"/>
         </w:rPr>
-        <w:t xml:space="preserve"> Então o rei ordenou que Benaia, filho de Joiada, saísse e matasse Simei. Assim, o reino ficou firmemente estabelecido nas mãos de Salomão.</w:t>
+        <w:t xml:space="preserve"> Então o rei ordenou que Benaia, filho de Joiada, saísse e matasse Simei. Assim, o reino ficou totalmente estabelecido sob o governo de Salomão.</w:t>
       </w:r>
     </w:p>
     <w:p>
@@ -2325,7 +2325,7 @@
         <w:rPr>
           <w:lang w:val="pt_PT" w:bidi="pt_PT"/>
         </w:rPr>
-        <w:t xml:space="preserve"> Salomão casou-se com a filha do faraó, rei do Egito, e a levou para a Cidade de Davi até que seu palácio, o templo do SENHOR e a muralha ao redor de Jerusalém estivessem construídos.</w:t>
+        <w:t xml:space="preserve"> Salomão casou-se com a filha do faraó, rei do Egito, e a levou para a Cidade de Davi. Ela ficou lá até que fossem construídos o palácio de Salomão, o templo do SENHOR e a muralha ao redor de Jerusalém.</w:t>
       </w:r>
     </w:p>
     <w:p>
@@ -2346,7 +2346,7 @@
         <w:rPr>
           <w:lang w:val="pt_PT" w:bidi="pt_PT"/>
         </w:rPr>
-        <w:t xml:space="preserve"> Enquanto isso, o povo oferecia sacrifícios nos lugares elevados, pois um templo para o nome do SENHOR ainda não havia sido construído.</w:t>
+        <w:t xml:space="preserve"> Enquanto isso, o povo oferecia sacrifícios nos lugares altos, pois um templo para o nome do SENHOR ainda não havia sido construído.</w:t>
       </w:r>
     </w:p>
     <w:p>
@@ -2367,7 +2367,7 @@
         <w:rPr>
           <w:lang w:val="pt_PT" w:bidi="pt_PT"/>
         </w:rPr>
-        <w:t xml:space="preserve"> Salomão amava o SENHOR e seguia as orientações deixadas por seu pai Davi; contudo, ainda oferecia sacrifícios e queimava incenso nesses lugares elevados.</w:t>
+        <w:t xml:space="preserve"> Salomão amava o SENHOR e seguia as orientações deixadas por seu pai Davi; contudo, ainda oferecia sacrifícios e queimava incenso nesses lugares altos.</w:t>
       </w:r>
     </w:p>
     <w:p>
@@ -2409,7 +2409,7 @@
         <w:rPr>
           <w:lang w:val="pt_PT" w:bidi="pt_PT"/>
         </w:rPr>
-        <w:t xml:space="preserve"> Ali, durante a noite, o SENHOR apareceu a ele em sonho e disse: "Peça o que você quiser, e eu atenderei o seu pedido".</w:t>
+        <w:t xml:space="preserve"> Ali, durante a noite, o SENHOR apareceu a ele em sonho e disse: “Peça o que você quiser, e eu atenderei o seu pedido”.</w:t>
       </w:r>
     </w:p>
     <w:p>
@@ -2430,7 +2430,7 @@
         <w:rPr>
           <w:lang w:val="pt_PT" w:bidi="pt_PT"/>
         </w:rPr>
-        <w:t xml:space="preserve"> Salomão declarou: "Tu trataste com grande bondade o teu servo Davi, meu pai, porque ele andou diante de ti com fidelidade, justiça e retidão de coração. Mantiveste essa grande bondade e lhe deste um filho que ocupa o trono dele hoje.</w:t>
+        <w:t xml:space="preserve"> Salomão disse: “Tu foste muito bom para o teu servo Davi, meu pai, porque ele viveu diante de ti com fidelidade, justiça e sinceridade de coração. Tu continuaste a mostrar essa bondade e lhe deste um filho que hoje está sentado no trono dele.</w:t>
       </w:r>
     </w:p>
     <w:p>
@@ -2451,7 +2451,7 @@
         <w:rPr>
           <w:lang w:val="pt_PT" w:bidi="pt_PT"/>
         </w:rPr>
-        <w:t xml:space="preserve"> SENHOR, meu Deus, agora fizeste o teu servo reinar no lugar de meu pai Davi. No entanto, eu ainda sou jovem e não sei como conduzir o povo.</w:t>
+        <w:t xml:space="preserve"> SENHOR, meu Deus, agora fizeste o teu servo reinar no lugar do meu pai Davi. No entanto, sou inexperiente e não sei como governar este povo.</w:t>
       </w:r>
     </w:p>
     <w:p>
@@ -2472,7 +2472,7 @@
         <w:rPr>
           <w:lang w:val="pt_PT" w:bidi="pt_PT"/>
         </w:rPr>
-        <w:t xml:space="preserve"> Teu servo está no meio de um povo numeroso demais para ser contado que tu escolheste.</w:t>
+        <w:t xml:space="preserve"> Teu servo está no meio do povo que tu escolheste, um povo tão grande que não pode ser contado.</w:t>
       </w:r>
     </w:p>
     <w:p>
@@ -2493,7 +2493,7 @@
         <w:rPr>
           <w:lang w:val="pt_PT" w:bidi="pt_PT"/>
         </w:rPr>
-        <w:t xml:space="preserve"> Concede ao teu servo um coração atento e capaz de ouvir, para governar o teu povo e distinguir entre o bem e o mal. Pois quem é capaz de governar um povo tão grande como este?".</w:t>
+        <w:t xml:space="preserve"> Concede ao teu servo um coração que saiba ouvir, para governar o teu povo e distinguir entre o bem e o mal. Pois quem é capaz de governar um povo tão grande como este?”.</w:t>
       </w:r>
     </w:p>
     <w:p>
@@ -2535,7 +2535,7 @@
         <w:rPr>
           <w:lang w:val="pt_PT" w:bidi="pt_PT"/>
         </w:rPr>
-        <w:t xml:space="preserve"> Então Deus lhe disse: "Como você me pediu isso, e não vida longa, nem riquezas, nem a morte de seus inimigos, mas pediu discernimento para exercer a justiça,</w:t>
+        <w:t xml:space="preserve"> Então Deus lhe disse: “Como você me pediu isso, e não vida longa, nem riquezas, nem a morte dos seus inimigos, mas pediu discernimento para exercer a justiça,</w:t>
       </w:r>
     </w:p>
     <w:p>
@@ -2577,7 +2577,7 @@
         <w:rPr>
           <w:lang w:val="pt_PT" w:bidi="pt_PT"/>
         </w:rPr>
-        <w:t xml:space="preserve"> Além disso, darei também o que você não pediu: riqueza e honra, de forma que, enquanto você viver, nenhum rei será igual a você.</w:t>
+        <w:t xml:space="preserve"> Além disso, darei também o que você não pediu: riquezas e honra. Durante toda a sua vida, nenhum rei será comparável a você.</w:t>
       </w:r>
     </w:p>
     <w:p>
@@ -2598,7 +2598,7 @@
         <w:rPr>
           <w:lang w:val="pt_PT" w:bidi="pt_PT"/>
         </w:rPr>
-        <w:t xml:space="preserve"> E, se você seguir meus caminhos e guardar meus decretos e mandamentos, como seu pai Davi fez, prolongarei os seus dias".</w:t>
+        <w:t xml:space="preserve"> E, se você seguir meus caminhos e guardar meus decretos e mandamentos, como seu pai Davi fez, prolongarei os seus dias”.</w:t>
       </w:r>
     </w:p>
     <w:p>
@@ -2619,7 +2619,7 @@
         <w:rPr>
           <w:lang w:val="pt_PT" w:bidi="pt_PT"/>
         </w:rPr>
-        <w:t xml:space="preserve"> Salomão despertou e viu que tinha sido um sonho. Voltou a Jerusalém, colocou-se diante da arca da aliança do SENHOR, apresentou holocaustos e ofertas de paz; depois convidou todos os seus servos para um banquete</w:t>
+        <w:t xml:space="preserve"> Salomão despertou e percebeu que tinha sido um sonho. Voltou a Jerusalém, apresentou-se diante da arca da aliança do SENHOR, ofereceu holocaustos e ofertas de paz; depois convidou todos os seus servos para um banquete.</w:t>
       </w:r>
     </w:p>
     <w:p>
@@ -2661,7 +2661,7 @@
         <w:rPr>
           <w:lang w:val="pt_PT" w:bidi="pt_PT"/>
         </w:rPr>
-        <w:t xml:space="preserve"> Uma delas disse: "Meu senhor, esta mulher e eu moramos na mesma casa. Eu dei à luz um filho enquanto ela estava comigo ali.</w:t>
+        <w:t xml:space="preserve"> Uma delas disse: “Meu senhor, esta mulher e eu moramos na mesma casa. Eu dei à luz um filho enquanto ela estava comigo ali.</w:t>
       </w:r>
     </w:p>
     <w:p>
@@ -2724,7 +2724,7 @@
         <w:rPr>
           <w:lang w:val="pt_PT" w:bidi="pt_PT"/>
         </w:rPr>
-        <w:t xml:space="preserve"> Na mesma hora, ela se levantou, pegou o meu filho enquanto eu, sua serva, dormia, e o colocou perto dela. Depois, pôs o filho dela, já morto, ao meu lado.</w:t>
+        <w:t xml:space="preserve"> Então ela se levantou durante a noite, pegou o meu filho enquanto eu, sua serva, dormia, e o colocou ao lado dela. Depois pôs o filho dela, já morto, ao meu lado.</w:t>
       </w:r>
     </w:p>
     <w:p>
@@ -2745,7 +2745,7 @@
         <w:rPr>
           <w:lang w:val="pt_PT" w:bidi="pt_PT"/>
         </w:rPr>
-        <w:t xml:space="preserve"> Quando me levantei de madrugada para amamentar meu filho, vi que estava morto. Mas, ao examiná-lo melhor pela manhã, percebi que não era o filho que eu tinha dado à luz".</w:t>
+        <w:t xml:space="preserve"> Quando me levantei de madrugada para amamentar meu filho, vi que estava morto. Mas, ao examiná-lo melhor pela manhã, percebi que não era o filho que eu tinha dado à luz”.</w:t>
       </w:r>
     </w:p>
     <w:p>
@@ -2766,7 +2766,7 @@
         <w:rPr>
           <w:lang w:val="pt_PT" w:bidi="pt_PT"/>
         </w:rPr>
-        <w:t xml:space="preserve"> A outra exclamou: "Nada disso! O filho vivo é meu; o morto é seu". Mas a primeira negou: "Não! O morto é seu; o vivo é meu". E continuaram a discutir na presença do rei.</w:t>
+        <w:t xml:space="preserve"> A outra exclamou: “Nada disso! O filho vivo é meu; o morto é seu”. Mas a primeira negou: “Não! O morto é seu; o vivo é meu”. E continuaram a discutir na presença do rei.</w:t>
       </w:r>
     </w:p>
     <w:p>
@@ -2787,7 +2787,7 @@
         <w:rPr>
           <w:lang w:val="pt_PT" w:bidi="pt_PT"/>
         </w:rPr>
-        <w:t xml:space="preserve"> Então o rei declarou: "Uma afirma: 'O filho vivo é meu, e o morto é seu'; a outra diz: 'Não, seu filho está morto, e o meu está vivo'".</w:t>
+        <w:t xml:space="preserve"> Então o rei declarou: “Uma afirma: ‘O filho vivo é meu, e o morto é seu’; a outra diz: ‘Não, seu filho está morto, e o meu está vivo’”.</w:t>
       </w:r>
     </w:p>
     <w:p>
@@ -2808,7 +2808,7 @@
         <w:rPr>
           <w:lang w:val="pt_PT" w:bidi="pt_PT"/>
         </w:rPr>
-        <w:t xml:space="preserve"> E ordenou: "Quero uma espada". E lhe deram uma.</w:t>
+        <w:t xml:space="preserve"> E ordenou: “Quero uma espada”. E lhe deram uma.</w:t>
       </w:r>
     </w:p>
     <w:p>
@@ -2829,7 +2829,7 @@
         <w:rPr>
           <w:lang w:val="pt_PT" w:bidi="pt_PT"/>
         </w:rPr>
-        <w:t xml:space="preserve"> "Dividam a criança viva em duas partes e deem uma metade a cada uma das mulheres".</w:t>
+        <w:t xml:space="preserve"> "Dividam a criança viva em duas partes e deem uma metade a cada uma das mulheres”, disse.</w:t>
       </w:r>
     </w:p>
     <w:p>
@@ -2850,7 +2850,7 @@
         <w:rPr>
           <w:lang w:val="pt_PT" w:bidi="pt_PT"/>
         </w:rPr>
-        <w:t xml:space="preserve"> A mãe da criança viva, tomada de compaixão pelo filho, clamou ao rei: "Meu senhor, pelo amor de Deus, entregue a criança viva a ela. Não a mate!". A outra, no entanto, exclamou: "A criança não será nem minha nem sua; dividam-na!".</w:t>
+        <w:t xml:space="preserve"> A mãe da criança que estava viva ficou com muita pena do seu filho e disse ao rei: “Meu senhor, dê a criança viva a ela. Não a mate!”. Mas a outra mulher disse: “A criança não será nem minha nem sua. Cortem-na ao meio!”.</w:t>
       </w:r>
     </w:p>
     <w:p>
@@ -2871,7 +2871,7 @@
         <w:rPr>
           <w:lang w:val="pt_PT" w:bidi="pt_PT"/>
         </w:rPr>
-        <w:t xml:space="preserve"> Então o rei declarou: "Entreguem a criança viva à primeira mulher, que é a mãe verdadeira. Não matem a criança".</w:t>
+        <w:t xml:space="preserve"> Então o rei declarou: “Entreguem a criança viva à primeira mulher, que é a mãe verdadeira. Não matem a criança”.</w:t>
       </w:r>
     </w:p>
     <w:p>
@@ -2950,7 +2950,7 @@
         <w:rPr>
           <w:lang w:val="pt_PT" w:bidi="pt_PT"/>
         </w:rPr>
-        <w:t xml:space="preserve"> Seus principais oficiais eram: Azarias, filho de Zadoque: sacerdote;</w:t>
+        <w:t xml:space="preserve"> Estes eram seus principais oficiais: Azarias, filho de Zadoque, sacerdote;</w:t>
       </w:r>
     </w:p>
     <w:p>
@@ -2971,7 +2971,7 @@
         <w:rPr>
           <w:lang w:val="pt_PT" w:bidi="pt_PT"/>
         </w:rPr>
-        <w:t xml:space="preserve"> Eliorefe e Aías, filhos de Sisa: secretários; Josafá, filho de Ailude: registrador do reino;</w:t>
+        <w:t xml:space="preserve"> Eliorefe e Aías, filhos de Sisa, secretários; Josafá, filho de Ailude, registrador do reino;</w:t>
       </w:r>
     </w:p>
     <w:p>
@@ -2992,7 +2992,7 @@
         <w:rPr>
           <w:lang w:val="pt_PT" w:bidi="pt_PT"/>
         </w:rPr>
-        <w:t xml:space="preserve"> Benaia, filho de Joiada: comandante do exército; Zadoque e Abiatar: sacerdotes;</w:t>
+        <w:t xml:space="preserve"> Benaia, filho de Joiada, comandante do exército; Zadoque e Abiatar, sacerdotes;</w:t>
       </w:r>
     </w:p>
     <w:p>
@@ -3013,7 +3013,7 @@
         <w:rPr>
           <w:lang w:val="pt_PT" w:bidi="pt_PT"/>
         </w:rPr>
-        <w:t xml:space="preserve"> Azarias, filho de Natã: supervisor dos governadores regionais; Zabude, filho de Natã: sacerdote e amigo do rei;</w:t>
+        <w:t xml:space="preserve"> Azarias, filho de Natã, supervisor dos governadores regionais; Zabude, filho de Natã, sacerdote e conselheiro do rei;</w:t>
       </w:r>
     </w:p>
     <w:p>
@@ -3034,7 +3034,7 @@
         <w:rPr>
           <w:lang w:val="pt_PT" w:bidi="pt_PT"/>
         </w:rPr>
-        <w:t xml:space="preserve"> Aisar: administrador do palácio; Adonirão, filho de Abda: responsável pelos trabalhos compulsórios.</w:t>
+        <w:t xml:space="preserve"> Aisar, administrador do palácio; Adonirão, filho de Abda, responsável pelos trabalhos forçados.</w:t>
       </w:r>
     </w:p>
     <w:p>
@@ -3055,7 +3055,7 @@
         <w:rPr>
           <w:lang w:val="pt_PT" w:bidi="pt_PT"/>
         </w:rPr>
-        <w:t xml:space="preserve"> Salomão tinha ainda doze governadores em todo o Israel. Eles providenciavam alimentos para o rei e para a casa real; cada um assumia esse encargo por um mês do ano.</w:t>
+        <w:t xml:space="preserve"> Salomão tinha ainda doze governadores em todo o Israel. Eles forneciam provisões para o rei e para a casa real; cada um fazia isso por um mês do ano.</w:t>
       </w:r>
     </w:p>
     <w:p>
@@ -3160,7 +3160,7 @@
         <w:rPr>
           <w:lang w:val="pt_PT" w:bidi="pt_PT"/>
         </w:rPr>
-        <w:t xml:space="preserve"> Baaná, filho de Ailude, em Taanaque, Megido e em toda a região de Bete-Seã, perto de Zaretã, abaixo de Jezreel, desde Bete-Seã até Abel-Meolá, passando por Jocmeão;</w:t>
+        <w:t xml:space="preserve"> Baaná, filho de Ailude, em Taanaque, Megido e em toda a região de Bete-Seã, perto de Zaretã, abaixo de Jezreel. Esse território ia de Bete-Seã até Abel-Meolá, passando por Jocmeão;</w:t>
       </w:r>
     </w:p>
     <w:p>
@@ -3181,7 +3181,7 @@
         <w:rPr>
           <w:lang w:val="pt_PT" w:bidi="pt_PT"/>
         </w:rPr>
-        <w:t xml:space="preserve"> Ben-Geber, em Ramote-Gileade, incluindo os povoados de Jair, filho de Manassés, em Gileade, e também a região de Argobe, em Basã, com sessenta cidades grandes muradas, com portas reforçadas de bronze;</w:t>
+        <w:t xml:space="preserve"> Ben-Geber, em Ramote-Gileade, incluindo os povoados de Jair, filho de Manassés, em Gileade, e também a região de Argobe, em Basã. Havia ali sessenta cidades fortificadas com muros e portas de bronze;</w:t>
       </w:r>
     </w:p>
     <w:p>
@@ -3223,7 +3223,7 @@
         <w:rPr>
           <w:lang w:val="pt_PT" w:bidi="pt_PT"/>
         </w:rPr>
-        <w:t xml:space="preserve"> Aimaás, em Naftali; casado com Basemate, outra filha de Salomão;</w:t>
+        <w:t xml:space="preserve"> Aimaás, em Naftali, casado com Basemate, outra filha de Salomão;</w:t>
       </w:r>
     </w:p>
     <w:p>
@@ -3307,7 +3307,7 @@
         <w:rPr>
           <w:lang w:val="pt_PT" w:bidi="pt_PT"/>
         </w:rPr>
-        <w:t xml:space="preserve"> Geber, filho de Uri, em Gileade, a terra que antes havia pertencido a Seom, rei dos amorreus, e a Ogue, rei de Basã; esse território tinha apenas um governador.</w:t>
+        <w:t xml:space="preserve"> Geber, filho de Uri, em Gileade, a terra que antes havia pertencido a Seom, rei dos amorreus, e a Ogue, rei de Basã. Esse território tinha apenas um governador.</w:t>
       </w:r>
     </w:p>
     <w:p>
@@ -3328,7 +3328,7 @@
         <w:rPr>
           <w:lang w:val="pt_PT" w:bidi="pt_PT"/>
         </w:rPr>
-        <w:t xml:space="preserve"> Judá e Israel eram numerosos como a areia à beira do mar; comiam, bebiam e viviam com alegria.</w:t>
+        <w:t xml:space="preserve"> Judá e Israel eram numerosos como a areia à beira do mar. Comiam, bebiam e viviam com alegria.</w:t>
       </w:r>
     </w:p>
     <w:p>
@@ -3349,7 +3349,7 @@
         <w:rPr>
           <w:lang w:val="pt_PT" w:bidi="pt_PT"/>
         </w:rPr>
-        <w:t xml:space="preserve"> Salomão dominava sobre todos os reinos desde o rio Eufrates até a terra dos filisteus, chegando à fronteira do Egito. Eles lhe traziam tributos e se submeteram ao seu domínio durante o tempo em que ele viveu.</w:t>
+        <w:t xml:space="preserve"> Salomão dominava todos os reinos desde o rio Eufrates até a terra dos filisteus, chegando à fronteira do Egito. Eles lhe pagavam tributos e estavam sob seu domínio durante toda a sua vida.</w:t>
       </w:r>
     </w:p>
     <w:p>
@@ -3370,7 +3370,7 @@
         <w:rPr>
           <w:lang w:val="pt_PT" w:bidi="pt_PT"/>
         </w:rPr>
-        <w:t xml:space="preserve"> As provisões diárias de Salomão incluíam trinta medidas grandesmedidas grandes: O hebraico diz trinta coros. As estimativas variam entre duzentos e quatrocentos litros." class="footnote-marker"&gt;1 de farinha da melhor qualidade e sessenta de farinha comum,</w:t>
+        <w:t xml:space="preserve"> As provisões diárias de Salomão incluíam trinta medidas grandes de farinha da melhor qualidade e sessenta de farinha comum,</w:t>
       </w:r>
     </w:p>
     <w:p>
@@ -3433,7 +3433,7 @@
         <w:rPr>
           <w:lang w:val="pt_PT" w:bidi="pt_PT"/>
         </w:rPr>
-        <w:t xml:space="preserve"> Durante o reinado de Salomão, Judá e Israel viveram em segurança; cada família permanecia tranquila, debaixo da sua videira e da sua figueira, desde Dã até Berseba.</w:t>
+        <w:t xml:space="preserve"> Durante o reinado de Salomão, Judá e Israel viveram em paz e segurança. Cada família ficava tranquila, debaixo da sua videira e da sua figueira, desde Dã até Berseba.</w:t>
       </w:r>
     </w:p>
     <w:p>
@@ -3454,7 +3454,7 @@
         <w:rPr>
           <w:lang w:val="pt_PT" w:bidi="pt_PT"/>
         </w:rPr>
-        <w:t xml:space="preserve"> Salomão tinha quarenta mil estábulosEm 1Reis 4.26, o Texto Massorético hebraico e a Vulgata registram o númeroquarenta mil estábulos. Em 2Crônicas 9.25, o número correspondente é quatro mil. Essa diferença é conhecida na tradição bíblica e pode resultar de uma variação textual antiga ou de formas distintas de contagem (estábulos versus compartimentos). O texto de 1Reis segue a leitura preservada nos manuscritos hebraicos e na Vulgata." class="footnote-marker"&gt;2 para os cavalos de seus carros de guerra e doze mil cavalos.</w:t>
+        <w:t xml:space="preserve"> Salomão tinha quatro mil estábulos para os cavalos de seus carros de guerra e doze mil cavalos.</w:t>
       </w:r>
     </w:p>
     <w:p>
@@ -3559,7 +3559,7 @@
         <w:rPr>
           <w:lang w:val="pt_PT" w:bidi="pt_PT"/>
         </w:rPr>
-        <w:t xml:space="preserve"> Era maior que a de que qualquer outro homem, maior que a do ezraíta Etã e que a de Hemã, Calcol e Darda, filhos de Maol; e sua fama se espalhou por todas as nações vizinhas.</w:t>
+        <w:t xml:space="preserve"> Era maior que a de qualquer outro homem, maior que a do ezraíta Etã e que a de Hemã, Calcol e Darda, filhos de Maol; e sua fama se espalhou por todas as nações vizinhas.</w:t>
       </w:r>
     </w:p>
     <w:p>
@@ -3601,7 +3601,7 @@
         <w:rPr>
           <w:lang w:val="pt_PT" w:bidi="pt_PT"/>
         </w:rPr>
-        <w:t xml:space="preserve"> Falou sobre as plantas, desde o cedro do Líbano até o hissopo que cresce nas fendas dos muros; também ensinou sobre os animais, as aves, os seres que se movem junto ao chão e os peixes.</w:t>
+        <w:t xml:space="preserve"> Falou sobre as plantas, desde o cedro do Líbano até o hissopo que cresce nas fendas dos muros. Também ensinou sobre os animais, as aves, os répteis e os peixes.</w:t>
       </w:r>
     </w:p>
     <w:p>
@@ -3622,7 +3622,7 @@
         <w:rPr>
           <w:lang w:val="pt_PT" w:bidi="pt_PT"/>
         </w:rPr>
-        <w:t xml:space="preserve"> Pessoas de todos os povos, enviadas por reis de toda a terra que tinham ouvido falar da sabedoria de Salomão, vinham ouvir suas palavras.</w:t>
+        <w:t xml:space="preserve"> Pessoas de todos os povos, enviadas por reis de toda a terra que tinham ouvido falar da sabedoria de Salomão, vinham ouvir as suas palavras.</w:t>
       </w:r>
     </w:p>
     <w:p>
@@ -3659,7 +3659,7 @@
         <w:rPr>
           <w:lang w:val="pt_PT" w:bidi="pt_PT"/>
         </w:rPr>
-        <w:t xml:space="preserve"> Quando Hirão, rei de Tiro, soube que Salomão havia sido ungido rei no lugar de seu pai, enviou emissários para saudá-lo, pois sempre manteve amizade constante com Davi.</w:t>
+        <w:t xml:space="preserve"> Quando Hirão, rei de Tiro, soube que Salomão tinha se tornado rei no lugar de seu pai, ele enviou mensageiros para cumprimentá-lo, pois sempre foi amigo de Davi.</w:t>
       </w:r>
     </w:p>
     <w:p>
@@ -3701,7 +3701,7 @@
         <w:rPr>
           <w:lang w:val="pt_PT" w:bidi="pt_PT"/>
         </w:rPr>
-        <w:t xml:space="preserve"> "Você sabe que meu pai Davi não pôde construir uma casa dedicada ao nome do SENHOR, seu Deus, por causa das guerras que o cercaram por todos os lados, até que o SENHOR colocou os inimigos sob os seus pés.</w:t>
+        <w:t xml:space="preserve"> "Você sabe que meu pai Davi não pôde construir um templo ao nome do SENHOR, seu Deus, por causa das guerras ao seu redor, até que o SENHOR derrotou seus inimigos.</w:t>
       </w:r>
     </w:p>
     <w:p>
@@ -3743,7 +3743,7 @@
         <w:rPr>
           <w:lang w:val="pt_PT" w:bidi="pt_PT"/>
         </w:rPr>
-        <w:t xml:space="preserve"> Por isso, decidi edificar uma casa para o nome do SENHOR, meu Deus, assim como o SENHOR falou ao meu pai Davi: 'Colocarei seu filho no trono em seu lugar. É ele quem construirá a casa para o meu nome'.</w:t>
+        <w:t xml:space="preserve"> Por isso, decidi construir um templo ao nome do SENHOR, meu Deus, como o SENHOR disse ao meu pai Davi: ‘Colocarei seu filho no trono no seu lugar. Ele construirá o templo ao meu nome’.</w:t>
       </w:r>
     </w:p>
     <w:p>
@@ -3764,7 +3764,7 @@
         <w:rPr>
           <w:lang w:val="pt_PT" w:bidi="pt_PT"/>
         </w:rPr>
-        <w:t xml:space="preserve"> Peço, pois, que você mande cortar cedros do Líbano para mim. Meus trabalhadores se juntarão aos seus, e eu pagarei aos seus servos o valor que você estipular. Você bem sabe que não há entre nós quem saiba trabalhar a madeira como os sidônios".</w:t>
+        <w:t xml:space="preserve"> Peço que você mande cortar cedros do Líbano para mim. Meus trabalhadores trabalharão junto com os seus, e eu pagarei aos seus servos o preço que você combinar. Você sabe que ninguém trabalha madeira tão bem quanto os sidônios”.</w:t>
       </w:r>
     </w:p>
     <w:p>
@@ -3785,7 +3785,7 @@
         <w:rPr>
           <w:lang w:val="pt_PT" w:bidi="pt_PT"/>
         </w:rPr>
-        <w:t xml:space="preserve"> Ao ouvir as palavras de Salomão, Hirão se alegrou muito e declarou: "Bendito seja hoje o SENHOR, que deu um filho sábio a Davi para governar esse grande povo".</w:t>
+        <w:t xml:space="preserve"> Ao ouvir as palavras de Salomão, Hirão se alegrou muito e declarou: “Bendito seja hoje o SENHOR, que deu um filho sábio a Davi para governar esse grande povo”.</w:t>
       </w:r>
     </w:p>
     <w:p>
@@ -3806,7 +3806,7 @@
         <w:rPr>
           <w:lang w:val="pt_PT" w:bidi="pt_PT"/>
         </w:rPr>
-        <w:t xml:space="preserve"> Então Hirão respondeu a Salomão: "Recebi a mensagem que você me enviou. Atenderei a tudo o que você pediu quanto à madeira de cedro e de pinho.</w:t>
+        <w:t xml:space="preserve"> Então Hirão respondeu a Salomão: “Recebi a mensagem que você me enviou. Atenderei a tudo o que você pediu quanto à madeira de cedro e de pinho.</w:t>
       </w:r>
     </w:p>
     <w:p>
@@ -3827,7 +3827,7 @@
         <w:rPr>
           <w:lang w:val="pt_PT" w:bidi="pt_PT"/>
         </w:rPr>
-        <w:t xml:space="preserve"> Meus servos a transportarão do Líbano até o mar, e eu a farei seguir em balsas pelo mar até o local que você indicar. Ali será descarregada, e você a recolherá. Em troca, fornecerá alimento para a minha casa".</w:t>
+        <w:t xml:space="preserve"> Meus servos levarão a madeira do Líbano até o mar, e eu a enviarei em balsas pelo mar até o lugar que você indicar. Lá ela será descarregada, e você a recolherá. Em troca, você fornecerá comida para a minha casa”.</w:t>
       </w:r>
     </w:p>
     <w:p>
@@ -3869,7 +3869,7 @@
         <w:rPr>
           <w:lang w:val="pt_PT" w:bidi="pt_PT"/>
         </w:rPr>
-        <w:t xml:space="preserve"> Em retribuição, Salomão entregava a Hirão duas mil toneladas de trigo para sustento da sua corte e quatrocentos mil litros de azeite de oliva puro. Era isso que Salomão lhe dava todos os anos.</w:t>
+        <w:t xml:space="preserve"> Em troca, Salomão enviava a Hirão duas mil toneladas de trigo para a sua casa e quatrocentos mil litros de azeite puro de oliva. Ele fazia isso todos os anos.</w:t>
       </w:r>
     </w:p>
     <w:p>
@@ -3911,7 +3911,7 @@
         <w:rPr>
           <w:lang w:val="pt_PT" w:bidi="pt_PT"/>
         </w:rPr>
-        <w:t xml:space="preserve"> O rei Salomão convocou trinta mil homens de todo o Israel para trabalhos compulsórios.</w:t>
+        <w:t xml:space="preserve"> O rei Salomão convocou trinta mil homens de todo o Israel para trabalhos forçados.</w:t>
       </w:r>
     </w:p>
     <w:p>
@@ -3932,7 +3932,7 @@
         <w:rPr>
           <w:lang w:val="pt_PT" w:bidi="pt_PT"/>
         </w:rPr>
-        <w:t xml:space="preserve"> Ele os enviou ao Líbano em turnos de dez mil: um mês no Líbano e dois meses em casa. Adonirão supervisionava esse serviço.</w:t>
+        <w:t xml:space="preserve"> Ele os enviou ao Líbano em turnos de dez mil: um mês no Líbano e dois meses em casa. Adonirão supervisionava esse trabalho.</w:t>
       </w:r>
     </w:p>
     <w:p>
@@ -3974,7 +3974,7 @@
         <w:rPr>
           <w:lang w:val="pt_PT" w:bidi="pt_PT"/>
         </w:rPr>
-        <w:t xml:space="preserve"> além de três mil e trezentos supervisores encarregados de dirigir a obra e orientar os trabalhadores.</w:t>
+        <w:t xml:space="preserve"> além de três mil e trezentos supervisores responsáveis por dirigir a obra e orientar os trabalhadores.</w:t>
       </w:r>
     </w:p>
     <w:p>
@@ -4016,7 +4016,7 @@
         <w:rPr>
           <w:lang w:val="pt_PT" w:bidi="pt_PT"/>
         </w:rPr>
-        <w:t xml:space="preserve"> Os construtores de Salomão e de Hirão e os homens de Gebal trabalharam no corte e no preparo tanto da madeira quanto das pedras, deixando tudo pronto para a construção da casa do SENHOR.</w:t>
+        <w:t xml:space="preserve"> Os construtores de Salomão e de Hirão, junto com os homens de Gebal, trabalharam no corte e no preparo da madeira e das pedras, deixando tudo pronto para a construção do templo do SENHOR.</w:t>
       </w:r>
     </w:p>
     <w:p>
@@ -4053,7 +4053,7 @@
         <w:rPr>
           <w:lang w:val="pt_PT" w:bidi="pt_PT"/>
         </w:rPr>
-        <w:t xml:space="preserve"> Quatrocentos e oitenta anos depois da saída dos israelitas do Egito, no quarto ano do reinado de Salomão sobre Israel, no mês de zive [aproximadamente abril/maio], que é o segundo mês, ele começou a construir o templo dedicado ao SENHOR.</w:t>
+        <w:t xml:space="preserve"> Quatrocentos e oitenta anos depois que os israelitas saíram do Egito, no quarto ano do reinado de Salomão sobre Israel, no mês de zive [aproximadamente abril/maio], que é o segundo mês, Salomão começou a construir o templo do SENHOR.</w:t>
       </w:r>
     </w:p>
     <w:p>
@@ -4074,7 +4074,7 @@
         <w:rPr>
           <w:lang w:val="pt_PT" w:bidi="pt_PT"/>
         </w:rPr>
-        <w:t xml:space="preserve"> O templo construído pelo rei Salomão para o SENHOR tinha 27 metros de comprimento, 9 metros de largura e 13,50 metros de altura.</w:t>
+        <w:t xml:space="preserve"> O templo de Salomão para o SENHOR tinha 27 metros de comprimento, 9 metros de largura e 13,50 metros de altura.</w:t>
       </w:r>
     </w:p>
     <w:p>
@@ -4095,7 +4095,7 @@
         <w:rPr>
           <w:lang w:val="pt_PT" w:bidi="pt_PT"/>
         </w:rPr>
-        <w:t xml:space="preserve"> O pórtico diante da entrada do templo tinha a mesma largura do edifício, nove metros, e avançava quatro metros e meio para a frente.</w:t>
+        <w:t xml:space="preserve"> O pórtico à entrada do templo tinha a mesma largura do edifício, nove metros, e avançava quatro metros e meio para a frente.</w:t>
       </w:r>
     </w:p>
     <w:p>
@@ -4158,7 +4158,7 @@
         <w:rPr>
           <w:lang w:val="pt_PT" w:bidi="pt_PT"/>
         </w:rPr>
-        <w:t xml:space="preserve"> O anexo tinha três níveis: o inferior media 2,25 metros de largura; o intermediário tinha 2,70 metros, e o superior, 3,15 metros. As vigas se apoiavam em saliências das paredes externas, para que não fosse necessário perfurar as paredes do templo.</w:t>
+        <w:t xml:space="preserve"> O anexo tinha três níveis: o inferior media 2,25 metros de largura; o intermediário, 2,70 metros; e o superior, 3,15 metros. As vigas se apoiavam em saliências nas paredes, sem necessidade de fazer furos nas paredes do templo.</w:t>
       </w:r>
     </w:p>
     <w:p>
@@ -4179,7 +4179,7 @@
         <w:rPr>
           <w:lang w:val="pt_PT" w:bidi="pt_PT"/>
         </w:rPr>
-        <w:t xml:space="preserve"> As pedras usadas na construção do templo foram preparadas ainda na pedreira; por isso, durante a obra, não se ouviu no templo o som de martelo, talhadeira ou qualquer ferramenta de ferro.</w:t>
+        <w:t xml:space="preserve"> As pedras usadas na construção do templo foram preparadas ainda na pedreira. Por isso, durante a obra, não se ouviu o som de martelos, talhadeiras ou qualquer ferramenta de ferro no templo.</w:t>
       </w:r>
     </w:p>
     <w:p>
@@ -4242,7 +4242,7 @@
         <w:rPr>
           <w:lang w:val="pt_PT" w:bidi="pt_PT"/>
         </w:rPr>
-        <w:t xml:space="preserve"> Também edificou os anexos em volta do templo; cada andar tinha 2,25 metros de altura e era ligado ao edifício por vigas de cedro.</w:t>
+        <w:t xml:space="preserve"> Também edificou os anexos em volta do templo. Cada andar tinha 2,25 metros de altura e era ligado ao edifício por vigas de cedro.</w:t>
       </w:r>
     </w:p>
     <w:p>
@@ -4284,7 +4284,7 @@
         <w:rPr>
           <w:lang w:val="pt_PT" w:bidi="pt_PT"/>
         </w:rPr>
-        <w:t xml:space="preserve"> “Com relação a este templo que você está edificando: se você andar nos meus estatutos, pôr em prática os meus juízos e guardar todos os meus mandamentos, andando neles, confirmarei com você o que prometi ao seu pai Davi.</w:t>
+        <w:t xml:space="preserve"> "Sobre este templo que você está construindo: se você seguir os meus mandamentos, obedecer às minhas leis e guardar todos os meus mandamentos, eu cumprirei a promessa que fiz ao seu pai Davi.</w:t>
       </w:r>
     </w:p>
     <w:p>
@@ -4368,7 +4368,7 @@
         <w:rPr>
           <w:lang w:val="pt_PT" w:bidi="pt_PT"/>
         </w:rPr>
-        <w:t xml:space="preserve"> Na parte de trás do edifício, reservou um espaço de nove metros, fechando-o com tábuas de cedro do chão ao teto; ali formou o santuário interior, o Lugar Santíssimo.</w:t>
+        <w:t xml:space="preserve"> Na parte de trás do edifício, reservou um espaço de nove metros, fechando-o com tábuas de cedro do chão ao teto; ali fez o santuário interior, o Lugar Santíssimo.</w:t>
       </w:r>
     </w:p>
     <w:p>
@@ -4410,7 +4410,7 @@
         <w:rPr>
           <w:lang w:val="pt_PT" w:bidi="pt_PT"/>
         </w:rPr>
-        <w:t xml:space="preserve"> O cedro na parte de dentro do templo era entalhado com figuras de frutos e flores abertas; tudo era cedro, e nenhuma pedra ficava visível.</w:t>
+        <w:t xml:space="preserve"> O cedro na parte de dentro do templo era entalhado com figuras de frutos e flores abertas. Tudo era de cedro, e nenhuma pedra ficava visível.</w:t>
       </w:r>
     </w:p>
     <w:p>
@@ -4452,7 +4452,7 @@
         <w:rPr>
           <w:lang w:val="pt_PT" w:bidi="pt_PT"/>
         </w:rPr>
-        <w:t xml:space="preserve"> Esse santuário tinha nove metros de comprimento, de largura e de altura; seu interior era revestido de ouro puro, e o altar de cedro, de ouro.</w:t>
+        <w:t xml:space="preserve"> Esse santuário tinha nove metros de comprimento, nove metros de largura e nove metros de altura. Seu interior era revestido de ouro puro, e o altar de cedro, de ouro.</w:t>
       </w:r>
     </w:p>
     <w:p>
@@ -4494,7 +4494,7 @@
         <w:rPr>
           <w:lang w:val="pt_PT" w:bidi="pt_PT"/>
         </w:rPr>
-        <w:t xml:space="preserve"> Assim revestiu todo o templo de ouro, até que todo o templo ficou concluído; também revestiu de ouro todo o altar que estava junto ao santuário interior.</w:t>
+        <w:t xml:space="preserve"> Ele revestiu todo o templo de ouro até que ficou completo. Também revestiu de ouro o altar que estava no santuário interior.</w:t>
       </w:r>
     </w:p>
     <w:p>
@@ -4536,7 +4536,7 @@
         <w:rPr>
           <w:lang w:val="pt_PT" w:bidi="pt_PT"/>
         </w:rPr>
-        <w:t xml:space="preserve"> Cada asa aberta tinha 2,25 metros; de uma extremidade à outra das asas abertas havia 4,5 metros.</w:t>
+        <w:t xml:space="preserve"> Cada asa aberta tinha 2,25 metros; de uma extremidade à outra das duas asas abertas havia 4,5 metros.</w:t>
       </w:r>
     </w:p>
     <w:p>
@@ -4599,7 +4599,7 @@
         <w:rPr>
           <w:lang w:val="pt_PT" w:bidi="pt_PT"/>
         </w:rPr>
-        <w:t xml:space="preserve"> Ele os colocou no centro do santuário interior; as asas estavam estendidas, de modo que a asa de um tocava uma parede e a asa do outro tocava a outra parede, enquanto as asas internas se encontravam no meio do recinto.</w:t>
+        <w:t xml:space="preserve"> Ele os colocou no centro do santuário interior. As asas estavam abertas: uma tocava uma parede e a outra tocava a outra parede, e as asas do meio se tocavam no centro.</w:t>
       </w:r>
     </w:p>
     <w:p>
@@ -4641,7 +4641,7 @@
         <w:rPr>
           <w:lang w:val="pt_PT" w:bidi="pt_PT"/>
         </w:rPr>
-        <w:t xml:space="preserve"> Em todas as paredes ao redor, tanto do santuário interior quanto do salão principal, mandou esculpir querubins, palmeiras e flores abertas.</w:t>
+        <w:t xml:space="preserve"> Em todas as paredes ao redor, tanto do santuário interior quanto do salão principal, ele mandou esculpir querubins, palmeiras e flores abertas.</w:t>
       </w:r>
     </w:p>
     <w:p>
@@ -4683,7 +4683,7 @@
         <w:rPr>
           <w:lang w:val="pt_PT" w:bidi="pt_PT"/>
         </w:rPr>
-        <w:t xml:space="preserve"> Para a entrada do santuário interior fez portas de madeira de oliveira; as vergas e os umbrais formavam um pentágono.</w:t>
+        <w:t xml:space="preserve"> Para a entrada do santuário interior fez portas de madeira de oliveira. Os batentes tinham formato de cinco lados.</w:t>
       </w:r>
     </w:p>
     <w:p>
@@ -4725,7 +4725,7 @@
         <w:rPr>
           <w:lang w:val="pt_PT" w:bidi="pt_PT"/>
         </w:rPr>
-        <w:t xml:space="preserve"> Do mesmo modo fez batentes de madeira de oliveira, quadrangulares, para a entrada da nave.</w:t>
+        <w:t xml:space="preserve"> Do mesmo modo fez batentes de madeira de oliveira, quadrangulares, para a entrada do templo.</w:t>
       </w:r>
     </w:p>
     <w:p>
@@ -4788,7 +4788,7 @@
         <w:rPr>
           <w:lang w:val="pt_PT" w:bidi="pt_PT"/>
         </w:rPr>
-        <w:t xml:space="preserve"> Construiu o pátio interno com três fileiras de pedras lavradas e uma fileira de vigas de cedro.</w:t>
+        <w:t xml:space="preserve"> Construiu o pátio interior com três fileiras de pedras lavradas e uma fileira de vigas de cedro.</w:t>
       </w:r>
     </w:p>
     <w:p>
@@ -4830,7 +4830,7 @@
         <w:rPr>
           <w:lang w:val="pt_PT" w:bidi="pt_PT"/>
         </w:rPr>
-        <w:t xml:space="preserve"> No mês de bul [aproximadamente outubro/novembro], o oitavo mês, do décimo primeiro ano, o templo foi concluído conforme todo o seu modelo e o seu plano; assim Salomão o edificou em sete anos.</w:t>
+        <w:t xml:space="preserve"> No mês de bul [aproximadamente outubro/novembro], no oitavo mês do décimo primeiro ano, o templo foi concluído conforme todo o seu projeto. Assim Salomão levou sete anos para construí-lo.</w:t>
       </w:r>
     </w:p>
     <w:p>
@@ -4888,7 +4888,7 @@
         <w:rPr>
           <w:lang w:val="pt_PT" w:bidi="pt_PT"/>
         </w:rPr>
-        <w:t xml:space="preserve"> Ele construiu o chamado Palácio da Floresta do Líbano. Tinha cerca de 45 metros de comprimento, 22,50 metros de largura e 13,50 metros de altura. O edifício se apoiava em quatro fileiras de colunas de cedro que sustentavam grandes vigas do mesmo material.</w:t>
+        <w:t xml:space="preserve"> Ele construiu o chamado Palácio da Floresta do Líbano, com cerca de 45 metros de comprimento, 22,50 metros de largura e 13,50 metros de altura. O edifício se apoiava em quatro fileiras de colunas de cedro que sustentavam grandes vigas do mesmo material.</w:t>
       </w:r>
     </w:p>
     <w:p>
@@ -4909,7 +4909,7 @@
         <w:rPr>
           <w:lang w:val="pt_PT" w:bidi="pt_PT"/>
         </w:rPr>
-        <w:t xml:space="preserve"> O teto era todo revestido de cedro e ficava sobre as 45 vigas, dispostas em três fileiras de quinze, sustentadas pelas colunas.</w:t>
+        <w:t xml:space="preserve"> O teto era todo revestido de cedro e ficava sobre 45 vigas, organizadas em três fileiras de quinze, sustentadas pelas colunas.</w:t>
       </w:r>
     </w:p>
     <w:p>
@@ -4951,7 +4951,7 @@
         <w:rPr>
           <w:lang w:val="pt_PT" w:bidi="pt_PT"/>
         </w:rPr>
-        <w:t xml:space="preserve"> Todas as portas tinham molduras retangulares, dispostas em três fileiras, sempre uma em frente da outra.</w:t>
+        <w:t xml:space="preserve"> Todas as portas tinham molduras retangulares, organizadas em três fileiras, uma em frente da outra.</w:t>
       </w:r>
     </w:p>
     <w:p>
@@ -5056,7 +5056,7 @@
         <w:rPr>
           <w:lang w:val="pt_PT" w:bidi="pt_PT"/>
         </w:rPr>
-        <w:t xml:space="preserve"> Os alicerces eram feitos com pedras grandes e valiosas, algumas medindo cerca de 4,50 metros e outras cerca de 3,50 metros.</w:t>
+        <w:t xml:space="preserve"> Os alicerces eram feitos com pedras grandes e valiosas, algumas com cerca de 4,50 metros e outras com cerca de 3,60 metros.</w:t>
       </w:r>
     </w:p>
     <w:p>
@@ -5098,7 +5098,7 @@
         <w:rPr>
           <w:lang w:val="pt_PT" w:bidi="pt_PT"/>
         </w:rPr>
-        <w:t xml:space="preserve"> Um muro composto de três camadas de pedras lavradas e uma camada de vigas de cedro cercava o grande pátio, como no pátio interno da casa do SENHOR e em seu pórtico.</w:t>
+        <w:t xml:space="preserve"> Um muro composto de três camadas de pedras lavradas e uma camada de vigas de cedro cercava o grande pátio, como no pátio interior do templo do SENHOR e em seu pórtico.</w:t>
       </w:r>
     </w:p>
     <w:p>
@@ -5140,7 +5140,7 @@
         <w:rPr>
           <w:lang w:val="pt_PT" w:bidi="pt_PT"/>
         </w:rPr>
-        <w:t xml:space="preserve"> Ele era filho de uma viúva da tribo de Naftali; seu pai, natural de Tiro, trabalhava com bronze. Hirão era habilidoso, experiente e sabia executar todo tipo de obra em bronze. Ele se apresentou ao rei e realizou tudo o que lhe foi confiado.</w:t>
+        <w:t xml:space="preserve"> Ele era filho de uma viúva da tribo de Naftali; seu pai, natural de Tiro, trabalhava com bronze. Hirão era habilidoso, experiente e sabia fazer todo tipo de trabalho em bronze. Ele foi ao rei e fez tudo o que lhe foi pedido.</w:t>
       </w:r>
     </w:p>
     <w:p>
@@ -5161,7 +5161,7 @@
         <w:rPr>
           <w:lang w:val="pt_PT" w:bidi="pt_PT"/>
         </w:rPr>
-        <w:t xml:space="preserve"> Hirão fundiu duas colunas de bronze, cada uma com 8,10 metros de altura e 5,40 metros de circunferência.</w:t>
+        <w:t xml:space="preserve"> Hirão fundiu duas colunas de bronze. Cada coluna tinha 8,10 metros de altura e 5,40 metros de circunferência.</w:t>
       </w:r>
     </w:p>
     <w:p>
@@ -5182,7 +5182,7 @@
         <w:rPr>
           <w:lang w:val="pt_PT" w:bidi="pt_PT"/>
         </w:rPr>
-        <w:t xml:space="preserve"> Também fez dois capitéis de bronze para o topo das colunas; cada um tinha pouco mais de dois metros de altura.</w:t>
+        <w:t xml:space="preserve"> Também fez dois capitéis de bronze para o topo das colunas. Cada um tinha 2,25 metros de altura.</w:t>
       </w:r>
     </w:p>
     <w:p>
@@ -5224,7 +5224,7 @@
         <w:rPr>
           <w:lang w:val="pt_PT" w:bidi="pt_PT"/>
         </w:rPr>
-        <w:t xml:space="preserve"> Em volta desses conjuntos, ele colocou romãs de bronze em duas fileiras, cobrindo os capitéis. O mesmo fez nas duas colunas.</w:t>
+        <w:t xml:space="preserve"> Em volta desses conjuntos, ele colocou romãs de bronze em duas fileiras, cobrindo os capitéis. Ele fez o mesmo nas duas colunas.</w:t>
       </w:r>
     </w:p>
     <w:p>
@@ -5245,7 +5245,7 @@
         <w:rPr>
           <w:lang w:val="pt_PT" w:bidi="pt_PT"/>
         </w:rPr>
-        <w:t xml:space="preserve"> Os capitéis que ficavam no pórtico tinham forma de lírios e mediam cerca de um 1,80 metro de altura.</w:t>
+        <w:t xml:space="preserve"> Os capitéis que ficavam no pórtico tinham forma de lírios e mediam cerca de 1,80 metro de altura.</w:t>
       </w:r>
     </w:p>
     <w:p>
@@ -5266,7 +5266,7 @@
         <w:rPr>
           <w:lang w:val="pt_PT" w:bidi="pt_PT"/>
         </w:rPr>
-        <w:t xml:space="preserve"> Sobre a parte arredondada, perto das correntes, havia duzentas romãs dispostas ao redor de cada capitel.</w:t>
+        <w:t xml:space="preserve"> Na parte arredondada, perto das correntes, havia duzentas romãs dispostas ao redor de cada capitel.</w:t>
       </w:r>
     </w:p>
     <w:p>
@@ -5329,7 +5329,7 @@
         <w:rPr>
           <w:lang w:val="pt_PT" w:bidi="pt_PT"/>
         </w:rPr>
-        <w:t xml:space="preserve"> Hirão também fundiu um grande tanque redondo de bronze. Media cerca de 4,50 metros de diâmetro, 2,25 metros de altura, e sua circunferência chegava a 13,50 metros.</w:t>
+        <w:t xml:space="preserve"> Hirão também fundiu um grande tanque redondo de bronze. Media cerca de 4,50 metros de diâmetro e 2,25 metros de altura, com uma circunferência de 13,50 metros.</w:t>
       </w:r>
     </w:p>
     <w:p>
@@ -5350,7 +5350,7 @@
         <w:rPr>
           <w:lang w:val="pt_PT" w:bidi="pt_PT"/>
         </w:rPr>
-        <w:t xml:space="preserve"> Logo abaixo da borda, ao redor do tanque, havia duas fileiras de ornamentos em forma de frutos, de cinco em cinco centímetros, fundidos numa só peça com o tanque.</w:t>
+        <w:t xml:space="preserve"> Logo abaixo da borda, ao redor do tanque, havia duas fileiras de ornamentos em forma de frutos, fundidos de cinco em cinco centímetros, incorporados ao tanque.</w:t>
       </w:r>
     </w:p>
     <w:p>
@@ -5413,7 +5413,7 @@
         <w:rPr>
           <w:lang w:val="pt_PT" w:bidi="pt_PT"/>
         </w:rPr>
-        <w:t xml:space="preserve"> Hirão fez também dez bases móveis de bronze. Cada uma media cerca de 1,80 metro de comprimento e de largura, e um 1,35 metro de altura.</w:t>
+        <w:t xml:space="preserve"> Hirão também fez dez bases móveis de bronze. Cada uma media cerca de 1,80 metro de comprimento e largura, e 1,35 metro de altura.</w:t>
       </w:r>
     </w:p>
     <w:p>
@@ -5497,7 +5497,7 @@
         <w:rPr>
           <w:lang w:val="pt_PT" w:bidi="pt_PT"/>
         </w:rPr>
-        <w:t xml:space="preserve"> Na parte superior havia uma abertura circular, elevada cerca de 45 centímetros, decorada com entalhes. A base dessa abertura era redonda, mas os painéis laterais eram quadrados.</w:t>
+        <w:t xml:space="preserve"> Na parte superior havia uma abertura circular, elevada cerca de 45 centímetros e decorada com entalhes. A base dessa abertura era redonda, enquanto os painéis laterais eram quadrados.</w:t>
       </w:r>
     </w:p>
     <w:p>
@@ -5539,7 +5539,7 @@
         <w:rPr>
           <w:lang w:val="pt_PT" w:bidi="pt_PT"/>
         </w:rPr>
-        <w:t xml:space="preserve"> Elas eram semelhantes às rodas de carros, com eixos, aros, raios e cubos, tudo fundido em bronze.</w:t>
+        <w:t xml:space="preserve"> Elas eram semelhantes às rodas de carros de guerra, com eixos, aros, raios e cubos, tudo fundido em bronze.</w:t>
       </w:r>
     </w:p>
     <w:p>
@@ -5581,7 +5581,7 @@
         <w:rPr>
           <w:lang w:val="pt_PT" w:bidi="pt_PT"/>
         </w:rPr>
-        <w:t xml:space="preserve"> Na parte superior havia uma borda circular de cerca de vinte centímetros. Os suportes e painéis formavam uma só peça com a base.</w:t>
+        <w:t xml:space="preserve"> Na parte superior havia uma borda circular de 22,50 centímetros. Os suportes e painéis formavam uma só peça com a base.</w:t>
       </w:r>
     </w:p>
     <w:p>
@@ -5644,7 +5644,7 @@
         <w:rPr>
           <w:lang w:val="pt_PT" w:bidi="pt_PT"/>
         </w:rPr>
-        <w:t xml:space="preserve"> Ele fez ainda dez pias de bronze, uma para cada base. Cada pia tinha cerca de um metro e oitenta de diâmetro e capacidade próxima de oitocentos litros.</w:t>
+        <w:t xml:space="preserve"> Ele fez ainda dez pias de bronze, uma para cada base. Cada pia tinha 1,80 metro de diâmetro e capacidade aproximada de 800 litros.</w:t>
       </w:r>
     </w:p>
     <w:p>
@@ -5686,7 +5686,7 @@
         <w:rPr>
           <w:lang w:val="pt_PT" w:bidi="pt_PT"/>
         </w:rPr>
-        <w:t xml:space="preserve"> Hirão também fez os caldeirões, as pás e as bacias. Assim, concluiu todo o trabalho que o rei Salomão lhe havia confiado para a casa do SENHOR.</w:t>
+        <w:t xml:space="preserve"> Hirão também fez os caldeirões, as pás e as bacias. Assim, concluiu todo o trabalho que o rei Salomão lhe havia confiado para o templo do SENHOR.</w:t>
       </w:r>
     </w:p>
     <w:p>
@@ -5812,7 +5812,7 @@
         <w:rPr>
           <w:lang w:val="pt_PT" w:bidi="pt_PT"/>
         </w:rPr>
-        <w:t xml:space="preserve"> Eles foram fundidos em moldes de barro na planície do Jordão, entre Sucote e Zaretã.</w:t>
+        <w:t xml:space="preserve"> Eles foram fundidos em moldes de barro na região do Jordão, entre Sucote e Zaretã.</w:t>
       </w:r>
     </w:p>
     <w:p>
@@ -5875,7 +5875,7 @@
         <w:rPr>
           <w:lang w:val="pt_PT" w:bidi="pt_PT"/>
         </w:rPr>
-        <w:t xml:space="preserve"> os candelabros de ouro puro, cinco à direita e cinco à esquerda, diante do santuário interno; as flores, as lâmpadas e as tenazes, todas de ouro;</w:t>
+        <w:t xml:space="preserve"> os candelabros de ouro puro, cinco à direita e cinco à esquerda, diante do santuário interior; as flores, as lâmpadas e as tesouras de cortar os pavios, todas de ouro;</w:t>
       </w:r>
     </w:p>
     <w:p>
@@ -5896,7 +5896,7 @@
         <w:rPr>
           <w:lang w:val="pt_PT" w:bidi="pt_PT"/>
         </w:rPr>
-        <w:t xml:space="preserve"> as bacias, os cortadores de pavio, as tigelas, os incensários, os braseiros e as dobradiças das portas, tudo de ouro, tanto para o Lugar Santíssimo quanto para o salão principal.</w:t>
+        <w:t xml:space="preserve"> as bacias, os apagadores, as tigelas, os incensários, os braseiros e as dobradiças das portas, tudo de ouro, tanto para o Lugar Santíssimo quanto para o salão principal.</w:t>
       </w:r>
     </w:p>
     <w:p>
@@ -5917,7 +5917,7 @@
         <w:rPr>
           <w:lang w:val="pt_PT" w:bidi="pt_PT"/>
         </w:rPr>
-        <w:t xml:space="preserve"> Quando Salomão terminou toda a obra do templo do SENHOR, trouxe os objetos que seu pai, Davi, havia consagrado — prata, ouro e utensílios — e os colocou entre os tesouros da casa do SENHOR.</w:t>
+        <w:t xml:space="preserve"> Quando Salomão terminou toda a obra do templo do SENHOR, trouxe os objetos que seu pai, Davi, havia consagrado — prata, ouro e utensílios — e os colocou nos tesouros do templo do SENHOR.</w:t>
       </w:r>
     </w:p>
     <w:p>
@@ -5954,7 +5954,7 @@
         <w:rPr>
           <w:lang w:val="pt_PT" w:bidi="pt_PT"/>
         </w:rPr>
-        <w:t xml:space="preserve"> 1 Então o rei Salomão convocou em Jerusalém as autoridades de Israel, os chefes das tribos e os líderes das famílias israelitas, para trazerem a arca da aliança do SENHOR desde Sião, a Cidade de Davi.</w:t>
+        <w:t xml:space="preserve"> Então o rei Salomão convocou em Jerusalém as autoridades de Israel, os chefes das tribos e os líderes das famílias israelitas para trazer a arca da aliança do SENHOR desde Sião, a Cidade de Davi.</w:t>
       </w:r>
     </w:p>
     <w:p>
@@ -6017,7 +6017,7 @@
         <w:rPr>
           <w:lang w:val="pt_PT" w:bidi="pt_PT"/>
         </w:rPr>
-        <w:t xml:space="preserve"> E levaram a arca do SENHOR, a tenda do encontro e todos os utensílios sagrados; os sacerdotes e os levitas transportaram tudo.</w:t>
+        <w:t xml:space="preserve"> E levaram a arca do SENHOR, a tenda do encontro e todos os utensílios sagrados. Os sacerdotes e os levitas transportaram tudo.</w:t>
       </w:r>
     </w:p>
     <w:p>
@@ -6038,7 +6038,7 @@
         <w:rPr>
           <w:lang w:val="pt_PT" w:bidi="pt_PT"/>
         </w:rPr>
-        <w:t xml:space="preserve"> O rei Salomão com a comunidade de Israel reunida diante da arca sacrificou tantos bois e ovelhas que não se podiam contar, por serem muitos.</w:t>
+        <w:t xml:space="preserve"> O rei Salomão, junto com a comunidade de Israel reunida diante da arca, sacrificou tantos bois e ovelhas que não podiam ser contados, por serem muitos.</w:t>
       </w:r>
     </w:p>
     <w:p>
@@ -6080,7 +6080,7 @@
         <w:rPr>
           <w:lang w:val="pt_PT" w:bidi="pt_PT"/>
         </w:rPr>
-        <w:t xml:space="preserve"> Os querubins com as asas estendidas sobre o Lugar Santíssimo cobriam a arca e as varas usadas para carregá-la.</w:t>
+        <w:t xml:space="preserve"> Os querubins tinham as asas estendidas sobre a arca e as varas que serviam para carregá-la.</w:t>
       </w:r>
     </w:p>
     <w:p>
@@ -6164,7 +6164,7 @@
         <w:rPr>
           <w:lang w:val="pt_PT" w:bidi="pt_PT"/>
         </w:rPr>
-        <w:t xml:space="preserve"> de modo que os sacerdotes não podiam permanecer para ministrar por causa da nuvem, porque a glória do SENHOR encheu o templo do SENHOR.</w:t>
+        <w:t xml:space="preserve"> de modo que os sacerdotes não podiam permanecer para ministrar por causa da nuvem, pois a glória do SENHOR encheu o templo.</w:t>
       </w:r>
     </w:p>
     <w:p>
@@ -6185,7 +6185,7 @@
         <w:rPr>
           <w:lang w:val="pt_PT" w:bidi="pt_PT"/>
         </w:rPr>
-        <w:t xml:space="preserve"> Então Salomão disse: "O SENHOR declarou que habitaria em nuvem densa.</w:t>
+        <w:t xml:space="preserve"> Então Salomão disse: “O SENHOR declarou que habitaria em nuvem densa.</w:t>
       </w:r>
     </w:p>
     <w:p>
@@ -6206,7 +6206,7 @@
         <w:rPr>
           <w:lang w:val="pt_PT" w:bidi="pt_PT"/>
         </w:rPr>
-        <w:t xml:space="preserve"> Eu, porém, construí para ti uma casa, um lugar onde possas habitar para sempre".</w:t>
+        <w:t xml:space="preserve"> Eu, porém, construí para ti uma casa, um lugar onde possas habitar para sempre”.</w:t>
       </w:r>
     </w:p>
     <w:p>
@@ -6248,7 +6248,7 @@
         <w:rPr>
           <w:lang w:val="pt_PT" w:bidi="pt_PT"/>
         </w:rPr>
-        <w:t xml:space="preserve"> Ele disse: "Bendito seja o SENHOR, o Deus de Israel, que cumpriu com seu poder a promessa que fez com sua boca ao meu pai Davi, dizendo:</w:t>
+        <w:t xml:space="preserve"> Ele disse: “Bendito seja o SENHOR, o Deus de Israel, que cumpriu com seu poder a promessa que fez com sua boca ao meu pai Davi, dizendo:</w:t>
       </w:r>
     </w:p>
     <w:p>
@@ -6269,7 +6269,7 @@
         <w:rPr>
           <w:lang w:val="pt_PT" w:bidi="pt_PT"/>
         </w:rPr>
-        <w:t xml:space="preserve"> 'Desde o dia em que tirei o meu povo Israel do Egito, não escolhi nenhuma cidade entre as tribos para edificar nela uma casa ao meu nome. Porém, escolhi Davi para governar o meu povo Israel'.</w:t>
+        <w:t xml:space="preserve"> 'Desde o dia em que tirei o meu povo Israel do Egito, não escolhi nenhuma cidade entre as tribos para edificar nela uma casa ao meu nome. Porém, escolhi Davi para governar o meu povo Israel’.</w:t>
       </w:r>
     </w:p>
     <w:p>
@@ -6290,7 +6290,7 @@
         <w:rPr>
           <w:lang w:val="pt_PT" w:bidi="pt_PT"/>
         </w:rPr>
-        <w:t xml:space="preserve"> Meu pai Davi desejava construir uma casa dedicada ao nome do SENHOR, o Deus de Israel.</w:t>
+        <w:t xml:space="preserve"> Meu pai Davi desejava construir um templo dedicado ao nome do SENHOR, o Deus de Israel.</w:t>
       </w:r>
     </w:p>
     <w:p>
@@ -6311,7 +6311,7 @@
         <w:rPr>
           <w:lang w:val="pt_PT" w:bidi="pt_PT"/>
         </w:rPr>
-        <w:t xml:space="preserve"> Contudo, o SENHOR lhe disse: 'Foi bom que você tivesse esse propósito no coração.</w:t>
+        <w:t xml:space="preserve"> Contudo, o SENHOR lhe disse: ‘Foi bom que você tivesse esse propósito no coração.</w:t>
       </w:r>
     </w:p>
     <w:p>
@@ -6332,7 +6332,7 @@
         <w:rPr>
           <w:lang w:val="pt_PT" w:bidi="pt_PT"/>
         </w:rPr>
-        <w:t xml:space="preserve"> Porém, não será você quem construirá a casa; o seu filho, que virá de você, edificará a casa ao meu nome'.</w:t>
+        <w:t xml:space="preserve"> Porém, não será você quem construirá o templo. O seu filho, que virá de você, edificará o templo para o meu nome’.</w:t>
       </w:r>
     </w:p>
     <w:p>
@@ -6353,7 +6353,7 @@
         <w:rPr>
           <w:lang w:val="pt_PT" w:bidi="pt_PT"/>
         </w:rPr>
-        <w:t xml:space="preserve"> Assim, o SENHOR cumpriu o que prometeu: sucedi ao meu pai Davi e me sentei no trono de Israel, conforme a promessa do SENHOR. Construí a casa em honra ao nome do SENHOR, o Deus de Israel,</w:t>
+        <w:t xml:space="preserve"> Assim, o SENHOR cumpriu o que prometeu: eu sucedi ao meu pai Davi e me sentei no trono de Israel, conforme a promessa do SENHOR. Construí o templo para o nome do SENHOR, o Deus de Israel,</w:t>
       </w:r>
     </w:p>
     <w:p>
@@ -6374,7 +6374,7 @@
         <w:rPr>
           <w:lang w:val="pt_PT" w:bidi="pt_PT"/>
         </w:rPr>
-        <w:t xml:space="preserve"> e nela preparei um lugar para a arca, que guarda a aliança que o SENHOR fez com nossos antepassados quando os tirou do Egito".</w:t>
+        <w:t xml:space="preserve"> e nele preparei um lugar para a arca, que guarda a aliança que o SENHOR fez com nossos antepassados quando os tirou do Egito”.</w:t>
       </w:r>
     </w:p>
     <w:p>
@@ -6416,7 +6416,7 @@
         <w:rPr>
           <w:lang w:val="pt_PT" w:bidi="pt_PT"/>
         </w:rPr>
-        <w:t xml:space="preserve"> e fez esta oração: "SENHOR, Deus de Israel, não há Deus como tu, nem em cima nos céus nem embaixo na terra. Tu manténs a aliança e a fidelidade com os teus servos que andam diante de ti de todo o coração.</w:t>
+        <w:t xml:space="preserve"> e fez esta oração: “SENHOR, Deus de Israel, não há Deus como tu, nem em cima nos céus nem embaixo na terra. Tu manténs a aliança e a fidelidade com os teus servos que andam diante de ti de todo o coração.</w:t>
       </w:r>
     </w:p>
     <w:p>
@@ -6437,7 +6437,7 @@
         <w:rPr>
           <w:lang w:val="pt_PT" w:bidi="pt_PT"/>
         </w:rPr>
-        <w:t xml:space="preserve"> Cumpriste o que prometeste ao meu pai, teu servo Davi; falaste com tua boca e realizaste com tua mão, como hoje se vê.</w:t>
+        <w:t xml:space="preserve"> Cumpriste o que prometeste ao meu pai, teu servo Davi. Falaste com tua boca e realizaste com tua mão, como hoje se vê.</w:t>
       </w:r>
     </w:p>
     <w:p>
@@ -6458,7 +6458,7 @@
         <w:rPr>
           <w:lang w:val="pt_PT" w:bidi="pt_PT"/>
         </w:rPr>
-        <w:t xml:space="preserve"> Agora, SENHOR, Deus de Israel, cumpre também o que prometeste ao meu pai, teu servo Davi, quando disseste: 'Nunca faltará diante de mim um descendente seu no trono de Israel, se os seus filhos cuidarem de andar em meus caminhos, como você andou'.</w:t>
+        <w:t xml:space="preserve"> Agora, SENHOR, Deus de Israel, cumpre também o que prometeste ao meu pai, teu servo Davi, quando disseste: ‘Nunca faltará diante de mim um descendente seu no trono de Israel, se os seus filhos cuidarem de andar em meus caminhos, como você andou’.</w:t>
       </w:r>
     </w:p>
     <w:p>
@@ -6500,7 +6500,7 @@
         <w:rPr>
           <w:lang w:val="pt_PT" w:bidi="pt_PT"/>
         </w:rPr>
-        <w:t xml:space="preserve"> Mas Deus realmente habitaria na terra? Os céus, mesmo os mais altos céus, não podem te conter; quanto menos esta casa que construí!</w:t>
+        <w:t xml:space="preserve"> Mas será que Deus realmente habitaria na terra? Os céus, mesmo os mais altos céus, não podem te conter; quanto menos este templo que construí!</w:t>
       </w:r>
     </w:p>
     <w:p>
@@ -6542,7 +6542,7 @@
         <w:rPr>
           <w:lang w:val="pt_PT" w:bidi="pt_PT"/>
         </w:rPr>
-        <w:t xml:space="preserve"> Que os teus olhos estejam abertos dia e noite sobre este templo, o lugar do qual disseste: 'O meu nome estará ali', para ouvires a oração que o teu servo fizer voltado para este lugar.</w:t>
+        <w:t xml:space="preserve"> Que os teus olhos estejam abertos dia e noite sobre este templo, o lugar do qual disseste: ‘O meu nome estará ali’, para ouvires a oração que o teu servo fizer voltado para este lugar.</w:t>
       </w:r>
     </w:p>
     <w:p>
@@ -6563,7 +6563,7 @@
         <w:rPr>
           <w:lang w:val="pt_PT" w:bidi="pt_PT"/>
         </w:rPr>
-        <w:t xml:space="preserve"> Ouve dos céus, lugar da tua habitação, as súplicas do teu servo e do teu povo Israel quando orarem voltados para este lugar; quando ouvires, perdoa.</w:t>
+        <w:t xml:space="preserve"> Ouve dos céus, onde habitas, as súplicas do teu servo e do teu povo Israel quando orarem voltados para este lugar. Quando ouvires, perdoa.</w:t>
       </w:r>
     </w:p>
     <w:p>
@@ -6605,7 +6605,7 @@
         <w:rPr>
           <w:lang w:val="pt_PT" w:bidi="pt_PT"/>
         </w:rPr>
-        <w:t xml:space="preserve"> ouve dos céus, age e julga os teus servos, condenando o culpado e declarando justo o inocente, dando a cada um conforme suas ações.</w:t>
+        <w:t xml:space="preserve"> ouve dos céus, julga os teus servos, condenando o culpado e declarando justo o inocente, dando a cada um conforme suas ações.</w:t>
       </w:r>
     </w:p>
     <w:p>
@@ -6689,7 +6689,7 @@
         <w:rPr>
           <w:lang w:val="pt_PT" w:bidi="pt_PT"/>
         </w:rPr>
-        <w:t xml:space="preserve"> ouve dos céus, perdoa o pecado dos teus servos, ensina o caminho correto que eles devem seguir e envia chuva sobre a terra que deste ao teu povo como herança.</w:t>
+        <w:t xml:space="preserve"> ouve dos céus, perdoa o pecado dos teus servos, ensina o caminho certo que devem seguir e envia chuva sobre a terra que deste ao teu povo como herança.</w:t>
       </w:r>
     </w:p>
     <w:p>
@@ -6752,7 +6752,7 @@
         <w:rPr>
           <w:lang w:val="pt_PT" w:bidi="pt_PT"/>
         </w:rPr>
-        <w:t xml:space="preserve"> ouve dos céus, lugar da tua habitação, perdoa e age. Trata cada um conforme os seus caminhos, pois conheces o coração de todos; só tu conheces o coração humano.</w:t>
+        <w:t xml:space="preserve"> ouve dos céus, onde habitas, perdoa e age. Trata cada um conforme os seus caminhos, pois conheces o coração de todos; só tu conheces o coração humano.</w:t>
       </w:r>
     </w:p>
     <w:p>
@@ -6794,7 +6794,7 @@
         <w:rPr>
           <w:lang w:val="pt_PT" w:bidi="pt_PT"/>
         </w:rPr>
-        <w:t xml:space="preserve"> Em relação ao estrangeiro, que não pertence ao teu povo Israel, mas vem de uma terra distante por causa do teu nome —</w:t>
+        <w:t xml:space="preserve"> Em relação aos estrangeiros que não pertencem ao teu povo Israel, mas vêm de terras distantes por causa do teu nome</w:t>
       </w:r>
     </w:p>
     <w:p>
@@ -6815,7 +6815,7 @@
         <w:rPr>
           <w:lang w:val="pt_PT" w:bidi="pt_PT"/>
         </w:rPr>
-        <w:t xml:space="preserve"> pois ouvirão falar do teu grande nome, da tua mão poderosa e do teu braço forte —, quando ele vier e fizer uma oração voltado para este templo,</w:t>
+        <w:t xml:space="preserve"> — pois ouvirão falar do teu grande nome, da tua mão poderosa e do teu braço forte —, quando eles vierem e orarem voltados para este templo,</w:t>
       </w:r>
     </w:p>
     <w:p>
@@ -6836,7 +6836,7 @@
         <w:rPr>
           <w:lang w:val="pt_PT" w:bidi="pt_PT"/>
         </w:rPr>
-        <w:t xml:space="preserve"> ouve dos céus, lugar da tua habitação, e atende ao que o estrangeiro pedir, para que todos os povos da terra conheçam o teu nome e temam o SENHOR, como faz o teu povo Israel, e saibam que este templo que construí é chamado pelo teu nome.</w:t>
+        <w:t xml:space="preserve"> ouve dos céus, onde habitas, e atende ao que eles pedirem, para que todos os povos da terra conheçam o teu nome e te temam, como o teu povo Israel, e saibam que este templo que construí leva o teu nome.</w:t>
       </w:r>
     </w:p>
     <w:p>
@@ -6899,7 +6899,7 @@
         <w:rPr>
           <w:lang w:val="pt_PT" w:bidi="pt_PT"/>
         </w:rPr>
-        <w:t xml:space="preserve"> Quando pecarem contra ti — pois ninguém está livre do pecado —, e tu te indignares contra eles, entregando-os ao inimigo, que os leve cativos para uma terra distante ou próxima,</w:t>
+        <w:t xml:space="preserve"> Quando pecarem contra ti — pois ninguém está livre do pecado —, e tu ficares irado com eles e os entregares ao inimigo, que os leve como cativos para uma terra distante ou próxima,</w:t>
       </w:r>
     </w:p>
     <w:p>
@@ -6920,7 +6920,7 @@
         <w:rPr>
           <w:lang w:val="pt_PT" w:bidi="pt_PT"/>
         </w:rPr>
-        <w:t xml:space="preserve"> se nessa terra de exílio eles pensarem no que fizeram, se arrependerem e orarem: 'Pecamos, agimos mal e fomos rebeldes',</w:t>
+        <w:t xml:space="preserve"> se nessa terra eles pensarem no que fizeram, se arrependerem e disserem: ‘Pecamos, fizemos o que é errado e fomos rebeldes’,</w:t>
       </w:r>
     </w:p>
     <w:p>
@@ -6941,7 +6941,7 @@
         <w:rPr>
           <w:lang w:val="pt_PT" w:bidi="pt_PT"/>
         </w:rPr>
-        <w:t xml:space="preserve"> e se voltarem para ti de todo o coração e de toda a alma na terra de seus inimigos, orando voltados para a terra que deste aos seus antepassados, para a cidade que escolheste e para o templo que construí para o teu nome,</w:t>
+        <w:t xml:space="preserve"> e se voltarem para ti de todo o coração e de toda a alma na terra dos seus inimigos, orando voltados para a terra que deste aos seus antepassados, para a cidade que escolheste e para o templo que construí para o teu nome,</w:t>
       </w:r>
     </w:p>
     <w:p>
@@ -6962,7 +6962,7 @@
         <w:rPr>
           <w:lang w:val="pt_PT" w:bidi="pt_PT"/>
         </w:rPr>
-        <w:t xml:space="preserve"> então ouve dos céus, lugar onde habitas, a oração e a súplica deles e defende a sua causa.</w:t>
+        <w:t xml:space="preserve"> então ouve dos céus, onde habitas, a sua oração e a sua súplica e defende a sua causa.</w:t>
       </w:r>
     </w:p>
     <w:p>
@@ -7025,7 +7025,7 @@
         <w:rPr>
           <w:lang w:val="pt_PT" w:bidi="pt_PT"/>
         </w:rPr>
-        <w:t xml:space="preserve"> Que os teus olhos estejam atentos à súplica do teu servo e do teu povo Israel, ouvindo-os sempre que clamarem a ti!</w:t>
+        <w:t xml:space="preserve"> Que os teus olhos estejam atentos à súplica do teu servo e do teu povo Israel, e que os ouças sempre que clamarem a ti!</w:t>
       </w:r>
     </w:p>
     <w:p>
@@ -7067,7 +7067,7 @@
         <w:rPr>
           <w:lang w:val="pt_PT" w:bidi="pt_PT"/>
         </w:rPr>
-        <w:t xml:space="preserve"> Assim que Salomão terminou essa oração e súplica ao SENHOR, colocou-se em pé diante do altar, onde estava ajoelhado com as mãos erguidas ao céu,</w:t>
+        <w:t xml:space="preserve"> Assim que Salomão terminou essa oração e súplica ao SENHOR, levantou-se diante do altar, onde estava ajoelhado com as mãos erguidas para o céu,</w:t>
       </w:r>
     </w:p>
     <w:p>
@@ -7151,7 +7151,7 @@
         <w:rPr>
           <w:lang w:val="pt_PT" w:bidi="pt_PT"/>
         </w:rPr>
-        <w:t xml:space="preserve"> Que ele incline o nosso coração para si, para que andemos em todos os seus caminhos e guardemos os mandamentos, decretos e leis que ele deu aos nossos antepassados!</w:t>
+        <w:t xml:space="preserve"> Que ele incline o nosso coração para si, para que andemos em todos os seus caminhos e guardemos os mandamentos, decretos e leis que deu aos nossos antepassados!</w:t>
       </w:r>
     </w:p>
     <w:p>
@@ -7172,7 +7172,7 @@
         <w:rPr>
           <w:lang w:val="pt_PT" w:bidi="pt_PT"/>
         </w:rPr>
-        <w:t xml:space="preserve"> Que as palavras desta súplica estejam diante do SENHOR, nosso Deus, dia e noite, para que ele faça justiça ao seu servo e ao seu povo Israel, conforme a necessidade de cada dia!</w:t>
+        <w:t xml:space="preserve"> Que as palavras desta súplica estejam diante do SENHOR, nosso Deus, dia e noite, para que ele faça justiça ao seu servo e ao seu povo Israel, conforme a necessidade de cada dia.</w:t>
       </w:r>
     </w:p>
     <w:p>
@@ -7214,7 +7214,7 @@
         <w:rPr>
           <w:lang w:val="pt_PT" w:bidi="pt_PT"/>
         </w:rPr>
-        <w:t xml:space="preserve"> Quanto a vocês, tenham o coração íntegro diante do SENHOR, nosso Deus, para seguirem os decretos e os mandamentos dele, como hoje".</w:t>
+        <w:t xml:space="preserve"> Quanto a vocês, tenham o coração íntegro diante do SENHOR, nosso Deus, para seguirem os decretos e os mandamentos dele, como hoje”.</w:t>
       </w:r>
     </w:p>
     <w:p>
@@ -7277,7 +7277,7 @@
         <w:rPr>
           <w:lang w:val="pt_PT" w:bidi="pt_PT"/>
         </w:rPr>
-        <w:t xml:space="preserve"> E ainda naquele dia, ele consagrou a parte central do pátio à frente do templo do SENHOR, pois o altar de bronze era muito pequeno para os holocaustos, as ofertas de cereais e a gordura das ofertas de paz que ele havia preparado.</w:t>
+        <w:t xml:space="preserve"> E ainda naquele dia, ele consagrou a área central do pátio à frente do templo do SENHOR, pois o altar de bronze era pequeno demais para os holocaustos, as ofertas de cereais e a gordura das ofertas de paz que ele havia preparado.</w:t>
       </w:r>
     </w:p>
     <w:p>
@@ -7319,7 +7319,7 @@
         <w:rPr>
           <w:lang w:val="pt_PT" w:bidi="pt_PT"/>
         </w:rPr>
-        <w:t xml:space="preserve"> No oitavo dia, Salomão despediu o povo. Os israelitas o abençoaram e voltaram para casa, alegres e satisfeitos por todo o bem que o SENHOR havia feito ao seu servo Davi e ao seu povo Israel.</w:t>
+        <w:t xml:space="preserve"> No oitavo dia, Salomão despediu o povo. Os israelitas o abençoaram e voltaram para casa, alegres por todo o bem que o SENHOR havia feito ao seu servo Davi e ao seu povo Israel.</w:t>
       </w:r>
     </w:p>
     <w:p>
@@ -7398,7 +7398,7 @@
         <w:rPr>
           <w:lang w:val="pt_PT" w:bidi="pt_PT"/>
         </w:rPr>
-        <w:t xml:space="preserve"> e lhe disse: "Ouvi a oração e a súplica que você fez em minha presença. Separei para mim este templo que você construiu, para que o meu nome permaneça nele para sempre. Meus olhos e minha atenção estarão ali todos os dias.</w:t>
+        <w:t xml:space="preserve"> e lhe disse: “Ouvi a oração e a súplica que você fez em minha presença. Separei este templo que você construiu para que o meu nome esteja nele para sempre. Meus olhos e meu coração estarão ali todos os dias.</w:t>
       </w:r>
     </w:p>
     <w:p>
@@ -7440,7 +7440,7 @@
         <w:rPr>
           <w:lang w:val="pt_PT" w:bidi="pt_PT"/>
         </w:rPr>
-        <w:t xml:space="preserve"> confirmarei para sempre o trono do seu reino sobre Israel, como prometi ao seu pai Davi, dizendo: 'Nunca faltará um descendente seu governando Israel'.</w:t>
+        <w:t xml:space="preserve"> confirmarei para sempre o trono do seu reino sobre Israel, como prometi ao seu pai Davi, dizendo: ‘Nunca faltará um descendente seu governando Israel’.</w:t>
       </w:r>
     </w:p>
     <w:p>
@@ -7461,7 +7461,7 @@
         <w:rPr>
           <w:lang w:val="pt_PT" w:bidi="pt_PT"/>
         </w:rPr>
-        <w:t xml:space="preserve"> Porém, se você ou seus filhos se afastarem de mim e deixarem de obedecer aos mandamentos e estatutos que lhes dei, passando a servir a outros deuses e adorá-los,</w:t>
+        <w:t xml:space="preserve"> Mas, se você ou seus filhos se afastarem de mim e deixarem de obedecer aos meus mandamentos e leis, e começarem a servir e adorar a outros deuses,</w:t>
       </w:r>
     </w:p>
     <w:p>
@@ -7482,7 +7482,7 @@
         <w:rPr>
           <w:lang w:val="pt_PT" w:bidi="pt_PT"/>
         </w:rPr>
-        <w:t xml:space="preserve"> retirarei Israel da terra que lhe concedi e afastarei da minha presença este templo que consagrei ao meu nome. Israel se tornará motivo de escárnio e desprezo entre todos os povos.</w:t>
+        <w:t xml:space="preserve"> eu tirarei Israel da terra que lhe dei e afastarei da minha presença este templo que consagrei ao meu nome. Israel será motivo de escárnio e desprezo entre todos os povos.</w:t>
       </w:r>
     </w:p>
     <w:p>
@@ -7503,7 +7503,7 @@
         <w:rPr>
           <w:lang w:val="pt_PT" w:bidi="pt_PT"/>
         </w:rPr>
-        <w:t xml:space="preserve"> Este templo, que agora é exaltado, fará com que todos os que passarem por ele fiquem espantados e perguntem: 'Por que o SENHOR fez isso com esta terra e com este templo?'.</w:t>
+        <w:t xml:space="preserve"> Este templo, que agora é tão grandioso, fará com que todos os que passarem por ele fiquem surpresos e perguntem: ‘Por que o SENHOR fez isso com esta terra e com este templo?’.</w:t>
       </w:r>
     </w:p>
     <w:p>
@@ -7524,7 +7524,7 @@
         <w:rPr>
           <w:lang w:val="pt_PT" w:bidi="pt_PT"/>
         </w:rPr>
-        <w:t xml:space="preserve"> E responderão: 'Porque os israelitas abandonaram o SENHOR, seu Deus, que tirou os antepassados deles do Egito, e passaram a seguir outros deuses, prestando-lhes culto e adoração. Foi por isso que o SENHOR trouxe todo este mal sobre eles'".</w:t>
+        <w:t xml:space="preserve"> E responderão: ‘Porque os israelitas abandonaram o SENHOR, seu Deus, que tirou seus antepassados do Egito, e passaram a seguir outros deuses, servindo e adorando a eles. Por isso o SENHOR trouxe todo este mal sobre eles’”.</w:t>
       </w:r>
     </w:p>
     <w:p>
@@ -7566,7 +7566,7 @@
         <w:rPr>
           <w:lang w:val="pt_PT" w:bidi="pt_PT"/>
         </w:rPr>
-        <w:t xml:space="preserve"> ele entregou vinte cidades da região da Galileia a Hirão, rei de Tiro. Este rei havia fornecido a ele madeira de cedro e de pinho, além do ouro de que precisou.</w:t>
+        <w:t xml:space="preserve"> ele entregou vinte cidades da região da Galileia a Hirão, rei de Tiro. Este rei havia fornecido a Salomão madeira de cedro e de pinho, além do ouro de que precisou.</w:t>
       </w:r>
     </w:p>
     <w:p>
@@ -7608,7 +7608,7 @@
         <w:rPr>
           <w:lang w:val="pt_PT" w:bidi="pt_PT"/>
         </w:rPr>
-        <w:t xml:space="preserve"> Então perguntou: "Meu irmão, que cidades são essas que você me deu?". Por isso, aquela região recebeu o nome de Cabul, como é chamada até hoje.</w:t>
+        <w:t xml:space="preserve"> Então perguntou: “Meu irmão, que cidades são essas que você me deu?”. Por isso, aquela região recebeu o nome de Cabul, como é chamada até hoje.</w:t>
       </w:r>
     </w:p>
     <w:p>
@@ -7629,7 +7629,7 @@
         <w:rPr>
           <w:lang w:val="pt_PT" w:bidi="pt_PT"/>
         </w:rPr>
-        <w:t xml:space="preserve"> Hirão havia enviado a Salomão cerca de quatro toneladas de ouro.</w:t>
+        <w:t xml:space="preserve"> Hirão havia enviado a Salomão cerca de quatro mil quilos de ouro.</w:t>
       </w:r>
     </w:p>
     <w:p>
@@ -7734,7 +7734,7 @@
         <w:rPr>
           <w:lang w:val="pt_PT" w:bidi="pt_PT"/>
         </w:rPr>
-        <w:t xml:space="preserve"> Reconstruiu também as cidades para armazenamento, as cidades para os carros de guerra e para os cavalos, além de tudo o que desejou edificar em Jerusalém, no Líbano e em todo o território sob seu domínio.</w:t>
+        <w:t xml:space="preserve"> Ele também reconstruiu as cidades de armazenamento, os locais para os carros de guerra e os cavalos, e tudo o mais que desejou construir em Jerusalém, no Líbano e em todo o seu reino.</w:t>
       </w:r>
     </w:p>
     <w:p>
@@ -7797,7 +7797,7 @@
         <w:rPr>
           <w:lang w:val="pt_PT" w:bidi="pt_PT"/>
         </w:rPr>
-        <w:t xml:space="preserve"> Salomão não fez dos israelitas escravos; eles serviam como homens de guerra, oficiais, comandantes, chefes de carros de guerra e cavaleiros.</w:t>
+        <w:t xml:space="preserve"> Salomão não fez dos israelitas escravos. Eles serviam como homens de guerra, oficiais, comandantes, chefes de carros de guerra e cavaleiros.</w:t>
       </w:r>
     </w:p>
     <w:p>
@@ -7839,7 +7839,7 @@
         <w:rPr>
           <w:lang w:val="pt_PT" w:bidi="pt_PT"/>
         </w:rPr>
-        <w:t xml:space="preserve"> Depois que a filha do faraó se mudou da Cidade de Davi para o palácio que Salomão havia feito para ela, o rei edificou o Milo.</w:t>
+        <w:t xml:space="preserve"> Depois que a filha do faraó se mudou da Cidade de Davi para o palácio que Salomão havia feito para ela, o rei edificou o aterro do Milo.</w:t>
       </w:r>
     </w:p>
     <w:p>
@@ -7860,7 +7860,7 @@
         <w:rPr>
           <w:lang w:val="pt_PT" w:bidi="pt_PT"/>
         </w:rPr>
-        <w:t xml:space="preserve"> Três vezes por ano, Salomão apresentava holocaustos e ofertas de paz no altar que havia construído para o SENHOR e também queimava incenso na presença do SENHOR. Assim, completou a obra do templo.</w:t>
+        <w:t xml:space="preserve"> Três vezes por ano, Salomão oferecia holocaustos e ofertas de paz no altar que tinha construído para o SENHOR. Ele também queimava incenso diante do SENHOR. Assim, concluiu a construção do templo.</w:t>
       </w:r>
     </w:p>
     <w:p>
@@ -7960,7 +7960,7 @@
         <w:rPr>
           <w:lang w:val="pt_PT" w:bidi="pt_PT"/>
         </w:rPr>
-        <w:t xml:space="preserve"> A rainha de Sabá soube da fama de Salomão, ligada ao nome do SENHOR, e foi a Jerusalém para testá-lo com questões difíceis.</w:t>
+        <w:t xml:space="preserve"> A rainha de Sabá soube da fama de Salomão e de sua relação com o SENHOR. Então ela foi a Jerusalém para testá-lo com perguntas difíceis.</w:t>
       </w:r>
     </w:p>
     <w:p>
@@ -8002,7 +8002,7 @@
         <w:rPr>
           <w:lang w:val="pt_PT" w:bidi="pt_PT"/>
         </w:rPr>
-        <w:t xml:space="preserve"> Salomão respondeu a todas as perguntas; nada lhe foi complexo demais para explicar.</w:t>
+        <w:t xml:space="preserve"> Salomão respondeu a todas as perguntas. Nada era difícil demais para ele.</w:t>
       </w:r>
     </w:p>
     <w:p>
@@ -8044,7 +8044,7 @@
         <w:rPr>
           <w:lang w:val="pt_PT" w:bidi="pt_PT"/>
         </w:rPr>
-        <w:t xml:space="preserve"> a organização da mesa real, a disposição dos seus oficiais, o serviço e as vestes dos criados e dos copeiros, e os sacrifícios que ele oferecia no templo do SENHOR, ficou sem palavras.</w:t>
+        <w:t xml:space="preserve"> a organização da sua mesa, os seus oficiais, os servos e os copeiros, suas roupas e os sacrifícios que ele oferecia no templo do SENHOR, ela ficou sem palavras.</w:t>
       </w:r>
     </w:p>
     <w:p>
@@ -8065,7 +8065,7 @@
         <w:rPr>
           <w:lang w:val="pt_PT" w:bidi="pt_PT"/>
         </w:rPr>
-        <w:t xml:space="preserve"> Então disse ao rei: "Era verdade o que ouvi em minha terra sobre teus feitos e tua sabedoria.</w:t>
+        <w:t xml:space="preserve"> Então disse ao rei: “Era verdade o que ouvi em minha terra sobre seus feitos e sua sabedoria.</w:t>
       </w:r>
     </w:p>
     <w:p>
@@ -8086,7 +8086,7 @@
         <w:rPr>
           <w:lang w:val="pt_PT" w:bidi="pt_PT"/>
         </w:rPr>
-        <w:t xml:space="preserve"> Contudo, eu não acreditei até vir e ver com meus próprios olhos. Na verdade, não me contaram nem metade: sua sabedoria e prosperidade superam tudo o que ouvi.</w:t>
+        <w:t xml:space="preserve"> Contudo, eu não acreditei até vir e ver com meus próprios olhos. Na verdade, não me contaram nem a metade: sua sabedoria e prosperidade são maiores do que tudo o que ouvi.</w:t>
       </w:r>
     </w:p>
     <w:p>
@@ -8107,7 +8107,7 @@
         <w:rPr>
           <w:lang w:val="pt_PT" w:bidi="pt_PT"/>
         </w:rPr>
-        <w:t xml:space="preserve"> Como são felizes os que vivem à sua volta, estes servos que permanecem em sua presença e ouvem continuamente sua sabedoria!</w:t>
+        <w:t xml:space="preserve"> Como são felizes os que vivem perto de você, estes servos que estão sempre na sua presença e ouvem a sua sabedoria!</w:t>
       </w:r>
     </w:p>
     <w:p>
@@ -8128,7 +8128,7 @@
         <w:rPr>
           <w:lang w:val="pt_PT" w:bidi="pt_PT"/>
         </w:rPr>
-        <w:t xml:space="preserve"> Bendito seja o SENHOR, seu Deus, que se agradou de você e o colocou no trono de Israel. Por amor permanente a Israel, o SENHOR o constituiu rei, para praticar a justiça e a retidão".</w:t>
+        <w:t xml:space="preserve"> Bendito seja o SENHOR, seu Deus, que se agradou de você e o colocou no trono de Israel. Por amor a Israel, o SENHOR fez de você rei para praticar justiça e retidão”.</w:t>
       </w:r>
     </w:p>
     <w:p>
@@ -8149,7 +8149,7 @@
         <w:rPr>
           <w:lang w:val="pt_PT" w:bidi="pt_PT"/>
         </w:rPr>
-        <w:t xml:space="preserve"> Ela entregou ao rei pouco mais de quatro mil quilos de ouro, uma grande quantidade de especiarias e pedras preciosas. Nunca mais se trouxe tamanha quantidade de especiarias como a que a rainha de Sabá deu a Salomão.</w:t>
+        <w:t xml:space="preserve"> Ela entregou ao rei cerca de quatro mil quilos de ouro, uma grande quantidade de especiarias e pedras preciosas. Nunca mais houve tanta especiaria como a que a rainha de Sabá deu a Salomão.</w:t>
       </w:r>
     </w:p>
     <w:p>
@@ -8233,7 +8233,7 @@
         <w:rPr>
           <w:lang w:val="pt_PT" w:bidi="pt_PT"/>
         </w:rPr>
-        <w:t xml:space="preserve"> O peso do ouro que Salomão recebia a cada ano era de 23.300 quilos,</w:t>
+        <w:t xml:space="preserve"> O peso do ouro que Salomão recebia a cada ano era de 23.300 mil quilos.</w:t>
       </w:r>
     </w:p>
     <w:p>
@@ -8254,7 +8254,7 @@
         <w:rPr>
           <w:lang w:val="pt_PT" w:bidi="pt_PT"/>
         </w:rPr>
-        <w:t xml:space="preserve"> sem contar a renda proveniente de impostos de comerciantes, de negociantes, dos reis da Arábia e dos governadores do território.</w:t>
+        <w:t xml:space="preserve"> Isso não incluía a renda dos impostos dos comerciantes, dos negociantes, dos reis da Arábia e dos governadores do território.</w:t>
       </w:r>
     </w:p>
     <w:p>
@@ -8296,7 +8296,7 @@
         <w:rPr>
           <w:lang w:val="pt_PT" w:bidi="pt_PT"/>
         </w:rPr>
-        <w:t xml:space="preserve"> Trezentos escudos menores de ouro batido, com 1,8 quilo de ouro em cada um, também foram feitos. Todos foram colocados no Palácio da Floresta do Líbano.</w:t>
+        <w:t xml:space="preserve"> Também foram feitos trezentos escudos menores de ouro batido, com 1,8 quilo de ouro em cada um. Todos foram colocados no Palácio da Floresta do Líbano.</w:t>
       </w:r>
     </w:p>
     <w:p>
@@ -8317,7 +8317,7 @@
         <w:rPr>
           <w:lang w:val="pt_PT" w:bidi="pt_PT"/>
         </w:rPr>
-        <w:t xml:space="preserve"> O rei fez ainda um grande trono de marfim revestido de ouro puro,</w:t>
+        <w:t xml:space="preserve"> O rei fez ainda um grande trono de marfim coberto de ouro puro,</w:t>
       </w:r>
     </w:p>
     <w:p>
@@ -8338,7 +8338,7 @@
         <w:rPr>
           <w:lang w:val="pt_PT" w:bidi="pt_PT"/>
         </w:rPr>
-        <w:t xml:space="preserve"> que tinha seis degraus, o encosto arredondado na parte superior e braços de ambos os lados do assento, com um leão junto a cada braço.</w:t>
+        <w:t xml:space="preserve"> que tinha seis degraus, um encosto arredondado na parte superior e braços dos dois lados do assento, com um leão junto a cada braço.</w:t>
       </w:r>
     </w:p>
     <w:p>
@@ -8401,7 +8401,7 @@
         <w:rPr>
           <w:lang w:val="pt_PT" w:bidi="pt_PT"/>
         </w:rPr>
-        <w:t xml:space="preserve"> No mar, o rei possuía uma frota de navios, junto com os navios de Hirão. A cada três anos, a frota voltava com ouro, prata, marfim, macacos e pavões.</w:t>
+        <w:t xml:space="preserve"> No mar, o rei tinha uma frota de navios em parceria com os navios de Hirão. A cada três anos, ela voltava com ouro, prata, marfim, macacos e pavões.</w:t>
       </w:r>
     </w:p>
     <w:p>
@@ -8527,7 +8527,7 @@
         <w:rPr>
           <w:lang w:val="pt_PT" w:bidi="pt_PT"/>
         </w:rPr>
-        <w:t xml:space="preserve"> Os cavalos de Salomão eram importados do Egito e de outra região; os mercadores do rei os adquiriam por preço estabelecido.</w:t>
+        <w:t xml:space="preserve"> Os cavalos de Salomão eram importados do Egito e da Cilícia; os mercadores do rei os compravam por um preço definido.</w:t>
       </w:r>
     </w:p>
     <w:p>
@@ -8548,7 +8548,7 @@
         <w:rPr>
           <w:lang w:val="pt_PT" w:bidi="pt_PT"/>
         </w:rPr>
-        <w:t xml:space="preserve"> Do Egito se importava um carro por 7,2 quilos de prata e um cavalo por 1,8 quilo. Esses animais eram então revendidos aos reis dos hititas e dos sírios.</w:t>
+        <w:t xml:space="preserve"> Do Egito se importava um carro por 7,2 quilos de prata e um cavalo por 1,8 quilo. Esses animais eram vendidos aos reis dos hititas e dos sírios.</w:t>
       </w:r>
     </w:p>
     <w:p>
@@ -8606,7 +8606,7 @@
         <w:rPr>
           <w:lang w:val="pt_PT" w:bidi="pt_PT"/>
         </w:rPr>
-        <w:t xml:space="preserve"> Essas mulheres pertenciam a nações sobre os quais o SENHOR havia advertido os israelitas: "Não se unam a elas, pois certamente desviarão o coração de vocês para os seus deuses". Mesmo assim, Salomão se apegou a essas mulheres.</w:t>
+        <w:t xml:space="preserve"> Essas mulheres pertenciam a nações sobre as quais o SENHOR havia advertido os israelitas: “Não se unam a elas, pois certamente desviarão o coração de vocês para os seus deuses”. Mesmo assim, Salomão se apegou a elas.</w:t>
       </w:r>
     </w:p>
     <w:p>
@@ -8627,7 +8627,7 @@
         <w:rPr>
           <w:lang w:val="pt_PT" w:bidi="pt_PT"/>
         </w:rPr>
-        <w:t xml:space="preserve"> Ele teve setecentas esposas de linhagem nobre e trezentas concubinas, e essas mulheres, por fim, desviaram seu coração.</w:t>
+        <w:t xml:space="preserve"> Ele teve setecentas esposas de linhagem nobre e trezentas concubinas, e essas mulheres acabaram por desviar o coração dele.</w:t>
       </w:r>
     </w:p>
     <w:p>
@@ -8648,7 +8648,7 @@
         <w:rPr>
           <w:lang w:val="pt_PT" w:bidi="pt_PT"/>
         </w:rPr>
-        <w:t xml:space="preserve"> Com o passar do tempo, quando Salomão já estava velho, suas mulheres o levaram a inclinar-se para outros deuses, e seu coração deixou de ser inteiramente fiel ao SENHOR, seu Deus, como havia sido o coração de seu pai Davi.</w:t>
+        <w:t xml:space="preserve"> Com o passar do tempo, quando Salomão já estava velho, suas mulheres o levaram a seguir outros deuses, e seu coração deixou de ser totalmente fiel ao SENHOR, seu Deus, como tinha sido o coração de seu pai Davi.</w:t>
       </w:r>
     </w:p>
     <w:p>
@@ -8690,7 +8690,7 @@
         <w:rPr>
           <w:lang w:val="pt_PT" w:bidi="pt_PT"/>
         </w:rPr>
-        <w:t xml:space="preserve"> Assim, ele fez o que é mau aos olhos do SENHOR e não permaneceu fiel ao SENHOR, como havia sido seu pai Davi.</w:t>
+        <w:t xml:space="preserve"> Assim, ele fez o que é mau aos olhos do SENHOR e não foi fiel ao SENHOR, como seu pai Davi.</w:t>
       </w:r>
     </w:p>
     <w:p>
@@ -8753,7 +8753,7 @@
         <w:rPr>
           <w:lang w:val="pt_PT" w:bidi="pt_PT"/>
         </w:rPr>
-        <w:t xml:space="preserve"> O SENHOR se indignou, pois o coração de Salomão havia se afastado do SENHOR, o Deus de Israel, que havia aparecido duas vezes a ele</w:t>
+        <w:t xml:space="preserve"> O SENHOR ficou indignado, pois o coração de Salomão havia se afastado do SENHOR, o Deus de Israel, que havia aparecido a ele duas vezes</w:t>
       </w:r>
     </w:p>
     <w:p>
@@ -8795,7 +8795,7 @@
         <w:rPr>
           <w:lang w:val="pt_PT" w:bidi="pt_PT"/>
         </w:rPr>
-        <w:t xml:space="preserve"> Por isso, o SENHOR lhe disse: "Já que você preferiu agir dessa maneira e não guardou a minha aliança nem os decretos que lhe ordenei, arrancarei de você o reino e o entregarei a um de seus servos.</w:t>
+        <w:t xml:space="preserve"> Por isso, o SENHOR lhe disse: “Já que você fez isso e não guardou a minha aliança nem os decretos que lhe ordenei, arrancarei de você o reino e o entregarei a um de seus servos.</w:t>
       </w:r>
     </w:p>
     <w:p>
@@ -8837,7 +8837,7 @@
         <w:rPr>
           <w:lang w:val="pt_PT" w:bidi="pt_PT"/>
         </w:rPr>
-        <w:t xml:space="preserve"> Ainda assim, não tirarei o reino inteiro: deixarei uma tribo para seu filho,1 por amor do meu servo Davi, e por causa de Jerusalém, a cidade que escolhi".</w:t>
+        <w:t xml:space="preserve"> Ainda assim, não tirarei o reino inteiro: deixarei uma tribo para seu filho, por amor do meu servo Davi e por causa de Jerusalém, a cidade que escolhi”.</w:t>
       </w:r>
     </w:p>
     <w:p>
@@ -8858,7 +8858,7 @@
         <w:rPr>
           <w:lang w:val="pt_PT" w:bidi="pt_PT"/>
         </w:rPr>
-        <w:t xml:space="preserve"> O SENHOR levantou o edomita Hadade, descendente da casa real de Edom, como adversário contra Salomão.</w:t>
+        <w:t xml:space="preserve"> O SENHOR levantou o edomita Hadade, descendente da casa real de Edom, como adversário de Salomão.</w:t>
       </w:r>
     </w:p>
     <w:p>
@@ -8879,7 +8879,7 @@
         <w:rPr>
           <w:lang w:val="pt_PT" w:bidi="pt_PT"/>
         </w:rPr>
-        <w:t xml:space="preserve"> No passado, quando Davi guerreou contra Edom, ele enviou Joabe, comandante do exército, para sepultar os mortos; Joabe matou todos os homens edomitas.</w:t>
+        <w:t xml:space="preserve"> No passado, quando Davi guerreou contra Edom, ele enviou Joabe, comandante do exército, para sepultar os mortos. Joabe matou todos os homens edomitas.</w:t>
       </w:r>
     </w:p>
     <w:p>
@@ -9005,7 +9005,7 @@
         <w:rPr>
           <w:lang w:val="pt_PT" w:bidi="pt_PT"/>
         </w:rPr>
-        <w:t xml:space="preserve"> Quando Hadade soube no Egito que Davi havia morrido e que Joabe, o comandante do exército, também estava morto, disse ao faraó: "Permita que eu volte para a minha terra".</w:t>
+        <w:t xml:space="preserve"> Quando Hadade soube no Egito que Davi havia morrido e que Joabe, o comandante do exército, também estava morto, disse ao faraó: “Permita que eu volte para a minha terra”.</w:t>
       </w:r>
     </w:p>
     <w:p>
@@ -9026,7 +9026,7 @@
         <w:rPr>
           <w:lang w:val="pt_PT" w:bidi="pt_PT"/>
         </w:rPr>
-        <w:t xml:space="preserve"> O faraó lhe perguntou: "O que falta aqui para você desejar partir?". Ele respondeu: "Nada me falta; ainda assim, deixe-me ir".</w:t>
+        <w:t xml:space="preserve"> O faraó lhe perguntou: “O que falta aqui para você desejar partir?”. Ele respondeu: “Nada me falta. Ainda assim, deixe-me ir”.</w:t>
       </w:r>
     </w:p>
     <w:p>
@@ -9131,7 +9131,7 @@
         <w:rPr>
           <w:lang w:val="pt_PT" w:bidi="pt_PT"/>
         </w:rPr>
-        <w:t xml:space="preserve"> A razão da sua revolta foi esta: Salomão estava edificando o Milo e reparando as brechas da Cidade de Davi, seu pai.</w:t>
+        <w:t xml:space="preserve"> A razão da sua revolta foi esta: Salomão estava edificando o aterro do Milo e reparando as brechas da Cidade de Davi, seu pai.</w:t>
       </w:r>
     </w:p>
     <w:p>
@@ -9152,7 +9152,7 @@
         <w:rPr>
           <w:lang w:val="pt_PT" w:bidi="pt_PT"/>
         </w:rPr>
-        <w:t xml:space="preserve"> Jeroboão era um homem capaz, e quando Salomão percebeu a eficiência do seu trabalho, colocou-o como responsável por todo o serviço obrigatório das tribos de José.</w:t>
+        <w:t xml:space="preserve"> Jeroboão era um homem competente, e quando Salomão percebeu seu bom trabalho, colocou-o como responsável por todo o serviço obrigatório das tribos de José.</w:t>
       </w:r>
     </w:p>
     <w:p>
@@ -9194,7 +9194,7 @@
         <w:rPr>
           <w:lang w:val="pt_PT" w:bidi="pt_PT"/>
         </w:rPr>
-        <w:t xml:space="preserve"> Tomando a capa nova que vestia, Aías rasgou-a em doze pedaços</w:t>
+        <w:t xml:space="preserve"> Tomando a capa nova que vestia, Aías a rasgou em doze pedaços</w:t>
       </w:r>
     </w:p>
     <w:p>
@@ -9215,7 +9215,7 @@
         <w:rPr>
           <w:lang w:val="pt_PT" w:bidi="pt_PT"/>
         </w:rPr>
-        <w:t xml:space="preserve"> e disse a Jeroboão: "Fique com dez pedaços, pois assim diz o SENHOR, o Deus de Israel: 'Estou prestes a arrancar o reino das mãos de Salomão e entregar dez tribos a você.</w:t>
+        <w:t xml:space="preserve"> e disse a Jeroboão: “Fique com dez pedaços, pois assim diz o SENHOR, o Deus de Israel: ‘Estou prestes a tirar o reino das mãos de Salomão e dar dez tribos a você.</w:t>
       </w:r>
     </w:p>
     <w:p>
@@ -9257,7 +9257,7 @@
         <w:rPr>
           <w:lang w:val="pt_PT" w:bidi="pt_PT"/>
         </w:rPr>
-        <w:t xml:space="preserve"> Farei isso porque Salomão, levando Israel consigo, me abandonou e prestou culto a Astarote, deusa dos sidônios, a Camos, deus de Moabe, e a Moloque, deus dos amonitas. Não seguiu os meus caminhos nem fez o que é correto aos meus olhos, como fez seu pai Davi.</w:t>
+        <w:t xml:space="preserve"> Farei isso porque Salomão me abandonou e prestou culto a Astarote, deusa dos sidônios, a Camos, deus de Moabe, e a Moloque, deus dos amonitas. Ele não seguiu os meus caminhos nem fez o que é correto aos meus olhos, como fez seu pai Davi.</w:t>
       </w:r>
     </w:p>
     <w:p>
@@ -9299,7 +9299,7 @@
         <w:rPr>
           <w:lang w:val="pt_PT" w:bidi="pt_PT"/>
         </w:rPr>
-        <w:t xml:space="preserve"> Mas tirarei o reino das mãos de seu filho e darei dez tribos a você.</w:t>
+        <w:t xml:space="preserve"> Mas tirarei o reino das mãos do filho de Salomão e darei dez tribos a você.</w:t>
       </w:r>
     </w:p>
     <w:p>
@@ -9362,7 +9362,7 @@
         <w:rPr>
           <w:lang w:val="pt_PT" w:bidi="pt_PT"/>
         </w:rPr>
-        <w:t xml:space="preserve"> Se obedecer a tudo o que eu lhe ordenar, andar nos meus caminhos e fizer o que é correto aos meus olhos, guardando meus decretos e mandamentos, como fez meu servo Davi, estarei com você. Eu lhe concederei uma dinastia duradoura, como a que concedi a Davi, e lhe entregarei Israel.</w:t>
+        <w:t xml:space="preserve"> Se obedecer a tudo o que eu ordenar, andar nos meus caminhos e fizer o que é correto aos meus olhos, guardando meus decretos e mandamentos, como fez meu servo Davi, eu estarei com você. Eu lhe darei uma dinastia duradoura, como dei a Davi, e entregarei Israel a você.</w:t>
       </w:r>
     </w:p>
     <w:p>
@@ -9383,7 +9383,7 @@
         <w:rPr>
           <w:lang w:val="pt_PT" w:bidi="pt_PT"/>
         </w:rPr>
-        <w:t xml:space="preserve"> Por causa disso, os descendentes de Davi serão humilhados, mas não para sempre'".</w:t>
+        <w:t xml:space="preserve"> Por causa disso, os descendentes de Davi serão humilhados, mas não para sempre’”.</w:t>
       </w:r>
     </w:p>
     <w:p>
@@ -9567,7 +9567,7 @@
         <w:rPr>
           <w:lang w:val="pt_PT" w:bidi="pt_PT"/>
         </w:rPr>
-        <w:t xml:space="preserve"> Eles disseram: "Seu pai tornou nossa servidão muito pesada. Agora, se você aliviar o trabalho duro e o peso que ele colocou sobre nós, nós lhe serviremos".</w:t>
+        <w:t xml:space="preserve"> Eles disseram: “Seu pai tornou o nosso trabalho muito pesado. Agora, se você aliviar o trabalho duro e o peso que ele colocou sobre nós, nós lhe serviremos”.</w:t>
       </w:r>
     </w:p>
     <w:p>
@@ -9588,7 +9588,7 @@
         <w:rPr>
           <w:lang w:val="pt_PT" w:bidi="pt_PT"/>
         </w:rPr>
-        <w:t xml:space="preserve"> Roboão respondeu: "Voltem daqui a três dias". Então o povo se retirou.</w:t>
+        <w:t xml:space="preserve"> Roboão respondeu: “Voltem daqui a três dias”. Então o povo se retirou.</w:t>
       </w:r>
     </w:p>
     <w:p>
@@ -9609,7 +9609,7 @@
         <w:rPr>
           <w:lang w:val="pt_PT" w:bidi="pt_PT"/>
         </w:rPr>
-        <w:t xml:space="preserve"> O rei Roboão consultou as autoridades que haviam servido ao seu pai Salomão enquanto ele ainda era vivo. Perguntou-lhes: "Que resposta vocês me aconselham a dar a este povo?".</w:t>
+        <w:t xml:space="preserve"> O rei Roboão consultou as autoridades que haviam servido ao seu pai Salomão enquanto ele ainda estava vivo. Perguntou-lhes: “Que resposta vocês me aconselham a dar a este povo?”.</w:t>
       </w:r>
     </w:p>
     <w:p>
@@ -9630,7 +9630,7 @@
         <w:rPr>
           <w:lang w:val="pt_PT" w:bidi="pt_PT"/>
         </w:rPr>
-        <w:t xml:space="preserve"> Eles responderam: “Se hoje você se fizer servo deste povo, se o ouvir e responder com bondade, eles lhe servirão por toda a vida”.</w:t>
+        <w:t xml:space="preserve"> Eles responderam: “Se hoje você servir a este povo, ouvi-lo e responder de forma bondosa, eles lhe servirão por toda a vida”.</w:t>
       </w:r>
     </w:p>
     <w:p>
@@ -9672,7 +9672,7 @@
         <w:rPr>
           <w:lang w:val="pt_PT" w:bidi="pt_PT"/>
         </w:rPr>
-        <w:t xml:space="preserve"> Perguntou-lhes: "Que conselho vocês me dão? Como devemos responder a este povo que pede que o fardo imposto por meu pai seja mais leve?".</w:t>
+        <w:t xml:space="preserve"> Perguntou-lhes: “Que conselho vocês me dão? Como devemos responder a este povo que pede que o fardo imposto por meu pai seja mais leve?”.</w:t>
       </w:r>
     </w:p>
     <w:p>
@@ -9693,7 +9693,7 @@
         <w:rPr>
           <w:lang w:val="pt_PT" w:bidi="pt_PT"/>
         </w:rPr>
-        <w:t xml:space="preserve"> Esses jovens responderam: "Diga a este povo que reclama do fardo: 'Meu dedo mínimo é mais grosso que a cintura de meu pai.</w:t>
+        <w:t xml:space="preserve"> Esses jovens responderam: “Diga a este povo que reclama do fardo: ‘Meu dedo mínimo é mais grosso do que a cintura de meu pai.</w:t>
       </w:r>
     </w:p>
     <w:p>
@@ -9714,7 +9714,7 @@
         <w:rPr>
           <w:lang w:val="pt_PT" w:bidi="pt_PT"/>
         </w:rPr>
-        <w:t xml:space="preserve"> Se meu pai colocou sobre vocês um fardo pesado, eu tornarei esse fardo ainda mais pesado; se ele os disciplinou com chicotes, eu os disciplinarei com chicotes que têm ponta de metal'".</w:t>
+        <w:t xml:space="preserve"> Se meu pai colocou sobre vocês um fardo pesado, eu o tornarei ainda mais pesado. Se ele os disciplinou com chicotes, eu os disciplinarei com chicotes de pontas de metal’”.</w:t>
       </w:r>
     </w:p>
     <w:p>
@@ -9777,7 +9777,7 @@
         <w:rPr>
           <w:lang w:val="pt_PT" w:bidi="pt_PT"/>
         </w:rPr>
-        <w:t xml:space="preserve"> Seguindo o conselho dos jovens, ele disse: "Meu pai tornou pesado o fardo de vocês; eu o tornarei ainda mais pesado. Meu pai os disciplinou com chicotes; eu os disciplinarei com chicotes de pontas".</w:t>
+        <w:t xml:space="preserve"> Seguindo o conselho dos jovens, ele disse: “Meu pai tornou pesado o fardo de vocês; eu o tornarei ainda mais pesado. Meu pai os disciplinou com chicotes; eu os disciplinarei com chicotes de pontas de metal”.</w:t>
       </w:r>
     </w:p>
     <w:p>
@@ -9798,7 +9798,7 @@
         <w:rPr>
           <w:lang w:val="pt_PT" w:bidi="pt_PT"/>
         </w:rPr>
-        <w:t xml:space="preserve"> O rei não atendeu ao povo, porque essa reviravolta vinha da parte do SENHOR, para confirmar o que o SENHOR havia falado a Jeroboão, filho de Nebate, por meio do silonita Aías.</w:t>
+        <w:t xml:space="preserve"> O rei não atendeu ao povo, pois isso estava dentro do plano do SENHOR, para cumprir o que ele havia dito a Jeroboão, filho de Nebate, por meio do silonita Aías.</w:t>
       </w:r>
     </w:p>
     <w:p>
@@ -9819,7 +9819,7 @@
         <w:rPr>
           <w:lang w:val="pt_PT" w:bidi="pt_PT"/>
         </w:rPr>
-        <w:t xml:space="preserve"> Quando todo o povo de Israel percebeu a recusa do rei, respondeu: "Que parte temos nós com Davi? Não temos herança no filho de Jessé. Cada um para a sua casa, ó Israel! Agora cuida da sua própria casa, ó Davi!". E os israelitas foram para suas tendas.</w:t>
+        <w:t xml:space="preserve"> Quando todo o povo de Israel percebeu a recusa do rei, respondeu: “Que parte temos nós com Davi? Não temos herança no filho de Jessé. Cada um para sua casa, ó Israel! Agora cuide da sua própria casa, ó Davi!”. E os israelitas foram para suas tendas.</w:t>
       </w:r>
     </w:p>
     <w:p>
@@ -9861,7 +9861,7 @@
         <w:rPr>
           <w:lang w:val="pt_PT" w:bidi="pt_PT"/>
         </w:rPr>
-        <w:t xml:space="preserve"> O rei enviou Adonirão, encarregado dos trabalhos obrigatórios, mas ele foi apedrejado pelos israelitas até a morte. Mais que depressa, Roboão subiu em sua carruagem e fugiu para Jerusalém.</w:t>
+        <w:t xml:space="preserve"> O rei enviou Adonirão, encarregado dos trabalhos forçados, mas ele foi apedrejado pelos israelitas até a morte. Mais que depressa, Roboão subiu em sua carruagem e fugiu para Jerusalém.</w:t>
       </w:r>
     </w:p>
     <w:p>
@@ -9903,7 +9903,7 @@
         <w:rPr>
           <w:lang w:val="pt_PT" w:bidi="pt_PT"/>
         </w:rPr>
-        <w:t xml:space="preserve"> Assim que os israelitas souberam que Jeroboão havia voltado, chamaram-no para a assembleia e o proclamaram rei sobre todo o Israel. A tribo de Judá, no entanto, permaneceu fiel à casa de Davi.</w:t>
+        <w:t xml:space="preserve"> Quando Jeroboão voltou, os israelitas o chamaram para a assembleia e o fizeram rei de todo o Israel. Mas a tribo de Judá permaneceu fiel à casa de Davi.</w:t>
       </w:r>
     </w:p>
     <w:p>
@@ -9924,7 +9924,7 @@
         <w:rPr>
           <w:lang w:val="pt_PT" w:bidi="pt_PT"/>
         </w:rPr>
-        <w:t xml:space="preserve"> Ao chegar a Jerusalém, Roboão, filho de Salomão, reuniu 180 mil guerreiros escolhidos, das tribos de Judá e de Benjamim, para lutarem contra Israel e reconquistarem o reino.</w:t>
+        <w:t xml:space="preserve"> Ao chegar a Jerusalém, Roboão, filho de Salomão, reuniu 180 mil guerreiros escolhidos das tribos de Judá e de Benjamim para lutar contra Israel e recuperar o reino.</w:t>
       </w:r>
     </w:p>
     <w:p>
@@ -9987,7 +9987,7 @@
         <w:rPr>
           <w:lang w:val="pt_PT" w:bidi="pt_PT"/>
         </w:rPr>
-        <w:t xml:space="preserve"> 'O SENHOR diz o seguinte: Não saiam para lutar contra seus irmãos israelitas. Voltem todos para casa, pois o que aconteceu fui eu que ordenei'". Eles deram ouvidos à palavra do SENHOR e voltaram para casa, cumprindo a ordem do SENHOR.</w:t>
+        <w:t xml:space="preserve"> 'O SENHOR diz: Não lutem contra seus irmãos israelitas. Voltem para casa, pois isso aconteceu por minha vontade’”. Eles obedeceram à palavra do SENHOR e voltaram para casa.</w:t>
       </w:r>
     </w:p>
     <w:p>
@@ -10008,7 +10008,7 @@
         <w:rPr>
           <w:lang w:val="pt_PT" w:bidi="pt_PT"/>
         </w:rPr>
-        <w:t xml:space="preserve"> Jeroboão pôs muralhas em torno da cidade de Siquém, nos montes de Efraim, e foi morar ali; depois pôs muralhas em torno da cidade de Peniel.</w:t>
+        <w:t xml:space="preserve"> Jeroboão pôs muralhas em torno da cidade de Siquém, nos montes de Efraim, e foi morar ali. Depois pôs muralhas em torno da cidade de Peniel.</w:t>
       </w:r>
     </w:p>
     <w:p>
@@ -10029,7 +10029,7 @@
         <w:rPr>
           <w:lang w:val="pt_PT" w:bidi="pt_PT"/>
         </w:rPr>
-        <w:t xml:space="preserve"> Ele pensou consigo mesmo: "Agora o reino pode voltar para a casa de Davi.</w:t>
+        <w:t xml:space="preserve"> Ele pensou consigo mesmo: “Agora o reino pode voltar para a casa de Davi.</w:t>
       </w:r>
     </w:p>
     <w:p>
@@ -10050,7 +10050,7 @@
         <w:rPr>
           <w:lang w:val="pt_PT" w:bidi="pt_PT"/>
         </w:rPr>
-        <w:t xml:space="preserve"> Se esta gente subir a Jerusalém para oferecer sacrifícios na casa do SENHOR, seu coração se voltará novamente para Roboão, rei de Judá; eles me matarão e voltarão para ele".</w:t>
+        <w:t xml:space="preserve"> Se esta gente subir a Jerusalém para oferecer sacrifícios na casa do SENHOR, seu coração se voltará novamente para Roboão, rei de Judá; eles me matarão e voltarão para ele”.</w:t>
       </w:r>
     </w:p>
     <w:p>
@@ -10071,7 +10071,7 @@
         <w:rPr>
           <w:lang w:val="pt_PT" w:bidi="pt_PT"/>
         </w:rPr>
-        <w:t xml:space="preserve"> Depois de pedir conselhos, o rei fez dois bezerros de ouro e disse aos israelitas: "Já é demais subir a Jerusalém. Aqui estão os seus deuses, ó Israel, que tiraram vocês da terra do Egito".</w:t>
+        <w:t xml:space="preserve"> Depois de pedir conselhos, o rei fez dois bezerros de ouro e disse aos israelitas: “Vocês não precisam mais subir a Jerusalém. Aqui estão os seus deuses, Israel, que tiraram vocês da terra do Egito”.</w:t>
       </w:r>
     </w:p>
     <w:p>
@@ -10113,7 +10113,7 @@
         <w:rPr>
           <w:lang w:val="pt_PT" w:bidi="pt_PT"/>
         </w:rPr>
-        <w:t xml:space="preserve"> Isso se tornou motivo de pecado, pois o povo passou a ir até Dã para prestar culto a um dos bezerros.</w:t>
+        <w:t xml:space="preserve"> Isso se tornou um pecado, pois o povo passou a ir até Dã para adorar um dos bezerros.</w:t>
       </w:r>
     </w:p>
     <w:p>
@@ -10155,7 +10155,7 @@
         <w:rPr>
           <w:lang w:val="pt_PT" w:bidi="pt_PT"/>
         </w:rPr>
-        <w:t xml:space="preserve"> Inaugurou uma festa celebrada no décimo quinto dia do oitavo mês, semelhante à festa em Judá, e ofereceu sacrifícios no altar, em Betel, aos bezerros que havia feito. Ali também estabeleceu sacerdotes para os lugares altos.</w:t>
+        <w:t xml:space="preserve"> Ele criou uma festa no décimo quinto dia do oitavo mês, parecida com a festa de Judá, e ofereceu sacrifícios no altar de Betel aos bezerros que tinha feito. Também nomeou sacerdotes para os lugares altos.</w:t>
       </w:r>
     </w:p>
     <w:p>
@@ -10176,7 +10176,7 @@
         <w:rPr>
           <w:lang w:val="pt_PT" w:bidi="pt_PT"/>
         </w:rPr>
-        <w:t xml:space="preserve"> No décimo quinto dia do oitavo mês, data que ele mesmo quis, subiu ao altar que havia construído em Betel, inaugurou a festa para Israel e queimou incenso.</w:t>
+        <w:t xml:space="preserve"> No décimo quinto dia do oitavo mês, data que ele mesmo escolheu, subiu ao altar que tinha construído em Betel, inaugurou a festa para Israel e queimou incenso.</w:t>
       </w:r>
     </w:p>
     <w:p>
@@ -10234,7 +10234,7 @@
         <w:rPr>
           <w:lang w:val="pt_PT" w:bidi="pt_PT"/>
         </w:rPr>
-        <w:t xml:space="preserve"> O homem de Deus clamou contra o altar, conforme a palavra do SENHOR: "Ó altar, ó altar! O SENHOR diz: 'Um filho chamado Josias nascerá na casa de Davi. Sobre você, ele sacrificará os sacerdotes dos lugares altos que agora queimam incenso aqui, e queimará ossos humanos sobre você'".</w:t>
+        <w:t xml:space="preserve"> O homem de Deus gritou contra o altar, como o SENHOR havia ordenado: “Ó altar, ó altar! O SENHOR diz: ‘Um filho chamado Josias nascerá na família de Davi. Ele sacrificará sobre você os sacerdotes dos lugares altos que agora queimam incenso aqui, e queimará ossos humanos sobre você’”.</w:t>
       </w:r>
     </w:p>
     <w:p>
@@ -10255,7 +10255,7 @@
         <w:rPr>
           <w:lang w:val="pt_PT" w:bidi="pt_PT"/>
         </w:rPr>
-        <w:t xml:space="preserve"> No mesmo dia, deu também um sinal, dizendo: "Este é o sinal que o SENHOR declarou: O altar se romperá, e os restos queimados que estão sobre ele se espalharão".</w:t>
+        <w:t xml:space="preserve"> No mesmo dia, ele também deu um sinal: “Este é o sinal que o SENHOR anunciou: o altar se partirá, e as cinzas que estão sobre ele serão espalhadas”.</w:t>
       </w:r>
     </w:p>
     <w:p>
@@ -10276,7 +10276,7 @@
         <w:rPr>
           <w:lang w:val="pt_PT" w:bidi="pt_PT"/>
         </w:rPr>
-        <w:t xml:space="preserve"> Quando o rei Jeroboão ouviu a palavra proclamada contra o altar de Betel, estendeu a mão e ordenou: "Prendam esse homem!". Mas o braço estendido ficou imóvel, e ele não conseguiu dobrá-lo.</w:t>
+        <w:t xml:space="preserve"> Quando o rei Jeroboão ouviu a mensagem contra o altar de Betel, estendeu a mão e ordenou: “Prendam esse homem!”. Mas o braço que ele estendeu ficou paralisado, e ele não conseguiu movê-lo.</w:t>
       </w:r>
     </w:p>
     <w:p>
@@ -10297,7 +10297,7 @@
         <w:rPr>
           <w:lang w:val="pt_PT" w:bidi="pt_PT"/>
         </w:rPr>
-        <w:t xml:space="preserve"> O altar se partiu, e os restos queimados se espalharam, conforme o sinal anunciado pelo homem de Deus por ordem do SENHOR.</w:t>
+        <w:t xml:space="preserve"> O altar se partiu, e as cinzas se espalharam, como o homem de Deus tinha anunciado por ordem do SENHOR.</w:t>
       </w:r>
     </w:p>
     <w:p>
@@ -10318,7 +10318,7 @@
         <w:rPr>
           <w:lang w:val="pt_PT" w:bidi="pt_PT"/>
         </w:rPr>
-        <w:t xml:space="preserve"> O rei clamou ao homem de Deus: "Peço que suplique ao SENHOR, seu Deus, e ore por mim, para que meu braço seja restaurado". O homem de Deus orou ao SENHOR, e o braço do rei voltou ao normal, ficando como antes.</w:t>
+        <w:t xml:space="preserve"> O rei pediu ao homem de Deus: “Peço que ore ao SENHOR, seu Deus, e peça por mim, para que meu braço seja curado”. O homem de Deus orou, e o braço do rei voltou ao normal.</w:t>
       </w:r>
     </w:p>
     <w:p>
@@ -10360,7 +10360,7 @@
         <w:rPr>
           <w:lang w:val="pt_PT" w:bidi="pt_PT"/>
         </w:rPr>
-        <w:t xml:space="preserve"> O homem de Deus, porém, respondeu: "Eu não iria com você, nem comeria pão nem beberia água neste lugar, ainda que você me desse metade dos seus bens.</w:t>
+        <w:t xml:space="preserve"> O homem de Deus, porém, respondeu: “Eu não iria com você, nem comeria pão ou beberia água aqui, mesmo que você me desse metade do que tem.</w:t>
       </w:r>
     </w:p>
     <w:p>
@@ -10381,7 +10381,7 @@
         <w:rPr>
           <w:lang w:val="pt_PT" w:bidi="pt_PT"/>
         </w:rPr>
-        <w:t xml:space="preserve"> Pois o SENHOR me deu esta ordem: 'Não coma pão, nem beba água ali, nem volte pelo mesmo caminho por onde você veio'".</w:t>
+        <w:t xml:space="preserve"> Pois o SENHOR me deu esta ordem: ‘Não coma pão, nem beba água ali, nem volte pelo mesmo caminho por onde você veio’”.</w:t>
       </w:r>
     </w:p>
     <w:p>
@@ -10402,7 +10402,7 @@
         <w:rPr>
           <w:lang w:val="pt_PT" w:bidi="pt_PT"/>
         </w:rPr>
-        <w:t xml:space="preserve"> Assim, ele partiu e não voltou pelo caminho por onde havia ido a Betel.</w:t>
+        <w:t xml:space="preserve"> Ele partiu e voltou por outro caminho, diferente daquele por onde tinha ido a Betel.</w:t>
       </w:r>
     </w:p>
     <w:p>
@@ -10444,7 +10444,7 @@
         <w:rPr>
           <w:lang w:val="pt_PT" w:bidi="pt_PT"/>
         </w:rPr>
-        <w:t xml:space="preserve"> O pai perguntou: "Que caminho ele tomou?". E os filhos lhe mostraram o caminho por onde o homem de Deus tinha ido, vindo de Judá.</w:t>
+        <w:t xml:space="preserve"> O pai perguntou: “Que caminho ele tomou?”. E os filhos lhe mostraram o caminho por onde o homem de Deus tinha ido, vindo de Judá.</w:t>
       </w:r>
     </w:p>
     <w:p>
@@ -10465,7 +10465,7 @@
         <w:rPr>
           <w:lang w:val="pt_PT" w:bidi="pt_PT"/>
         </w:rPr>
-        <w:t xml:space="preserve"> Então ele disse aos filhos: "Selem o jumento para mim”. Eles selaram o jumento, e ele montou.</w:t>
+        <w:t xml:space="preserve"> Então ele disse aos filhos: “Selem o jumento para mim”. Eles selaram o jumento, e ele montou.</w:t>
       </w:r>
     </w:p>
     <w:p>
@@ -10486,7 +10486,7 @@
         <w:rPr>
           <w:lang w:val="pt_PT" w:bidi="pt_PT"/>
         </w:rPr>
-        <w:t xml:space="preserve"> Foi atrás do homem de Deus e, encontrando-o sentado debaixo de um carvalho, perguntou: "Você é o homem de Deus que veio de Judá?". Ele respondeu: "Sim".</w:t>
+        <w:t xml:space="preserve"> Foi atrás do homem de Deus e, encontrando-o sentado debaixo de um carvalho, perguntou: “Você é o homem de Deus que veio de Judá?”. Ele respondeu: “Sim”.</w:t>
       </w:r>
     </w:p>
     <w:p>
@@ -10507,7 +10507,7 @@
         <w:rPr>
           <w:lang w:val="pt_PT" w:bidi="pt_PT"/>
         </w:rPr>
-        <w:t xml:space="preserve"> O profeta idoso disse: "Venha comigo à minha casa para comer algo".</w:t>
+        <w:t xml:space="preserve"> O profeta idoso disse: “Venha comigo à minha casa para comer algo”.</w:t>
       </w:r>
     </w:p>
     <w:p>
@@ -10528,7 +10528,7 @@
         <w:rPr>
           <w:lang w:val="pt_PT" w:bidi="pt_PT"/>
         </w:rPr>
-        <w:t xml:space="preserve"> O homem de Deus respondeu: "Não posso entrar em sua casa; não posso comer pão nem beber água neste lugar.</w:t>
+        <w:t xml:space="preserve"> O homem de Deus respondeu: “Não posso voltar com você nem entrar em sua casa. Não posso comer pão nem beber água neste lugar.</w:t>
       </w:r>
     </w:p>
     <w:p>
@@ -10549,7 +10549,7 @@
         <w:rPr>
           <w:lang w:val="pt_PT" w:bidi="pt_PT"/>
         </w:rPr>
-        <w:t xml:space="preserve"> Pois o SENHOR ordenou: 'Não coma pão, nem beba água ali, nem volte pelo mesmo caminho por onde você veio'".</w:t>
+        <w:t xml:space="preserve"> Pois o SENHOR ordenou: ‘Não coma pão, nem beba água ali, nem volte pelo mesmo caminho por onde você veio’”.</w:t>
       </w:r>
     </w:p>
     <w:p>
@@ -10570,7 +10570,7 @@
         <w:rPr>
           <w:lang w:val="pt_PT" w:bidi="pt_PT"/>
         </w:rPr>
-        <w:t xml:space="preserve"> O profeta idoso lhe disse: "Eu também sou profeta como você, e um mensageiro falou comigo por ordem do SENHOR, dizendo: 'Traga-o de volta à sua casa para comer pão e beber água'". Mas ele estava mentindo.</w:t>
+        <w:t xml:space="preserve"> O profeta idoso disse: “Eu também sou profeta como você. Um anjo falou comigo por ordem do SENHOR e disse: ‘Traga-o de volta à sua casa para comer pão e beber água’”. Mas ele estava mentindo.</w:t>
       </w:r>
     </w:p>
     <w:p>
@@ -10612,7 +10612,7 @@
         <w:rPr>
           <w:lang w:val="pt_PT" w:bidi="pt_PT"/>
         </w:rPr>
-        <w:t xml:space="preserve"> Enquanto estavam à mesa, o profeta idoso que havia convencido o homem a voltar recebeu uma palavra do SENHOR.</w:t>
+        <w:t xml:space="preserve"> Enquanto estavam à mesa, o profeta idoso recebeu uma palavra do SENHOR.</w:t>
       </w:r>
     </w:p>
     <w:p>
@@ -10633,7 +10633,7 @@
         <w:rPr>
           <w:lang w:val="pt_PT" w:bidi="pt_PT"/>
         </w:rPr>
-        <w:t xml:space="preserve"> E proclamou contra o homem de Deus que tinha vindo de Judá: "O SENHOR diz: 'Porque você desobedeceu à palavra do SENHOR e não guardou a ordem que o SENHOR, seu Deus, lhe deu,</w:t>
+        <w:t xml:space="preserve"> E ele disse ao homem de Deus que tinha vindo de Judá: “O SENHOR diz: ‘Você desobedeceu à palavra do SENHOR e não seguiu a ordem que ele lhe deu.</w:t>
       </w:r>
     </w:p>
     <w:p>
@@ -10654,7 +10654,7 @@
         <w:rPr>
           <w:lang w:val="pt_PT" w:bidi="pt_PT"/>
         </w:rPr>
-        <w:t xml:space="preserve"> mas voltou, comeu pão e bebeu água no lugar onde ele lhe havia dito: ‘Não coma nem beba’, o seu corpo não será levado ao túmulo de seus antepassados’”.</w:t>
+        <w:t xml:space="preserve"> Você voltou, comeu pão e bebeu água no lugar onde ele disse: Não coma nem beba’. Por isso, seu corpo não será enterrado no túmulo dos seus antepassados”.</w:t>
       </w:r>
     </w:p>
     <w:p>
@@ -10696,7 +10696,7 @@
         <w:rPr>
           <w:lang w:val="pt_PT" w:bidi="pt_PT"/>
         </w:rPr>
-        <w:t xml:space="preserve"> Enquanto seguia pelo caminho, um leão encontrou o homem de Deus e o matou. O corpo ficou estendido na estrada, e o leão e o jumento permaneceram parados ao lado dele.</w:t>
+        <w:t xml:space="preserve"> Enquanto seguia pelo caminho, um leão encontrou o homem de Deus e o matou. O corpo ficou na estrada, e o leão e o jumento ficaram parados ao lado dele.</w:t>
       </w:r>
     </w:p>
     <w:p>
@@ -10738,7 +10738,7 @@
         <w:rPr>
           <w:lang w:val="pt_PT" w:bidi="pt_PT"/>
         </w:rPr>
-        <w:t xml:space="preserve"> Quando o profeta idoso soube disso, declarou: "É o homem de Deus que desobedeceu à palavra do SENHOR. Por isso, o SENHOR o entregou ao leão, que o feriu e o matou, como o SENHOR havia advertido".</w:t>
+        <w:t xml:space="preserve"> Quando o profeta idoso soube disso, disse: “É o homem de Deus que desobedeceu à palavra do SENHOR. Por isso, o SENHOR o entregou ao leão, que o feriu e o matou, como ele havia avisado”.</w:t>
       </w:r>
     </w:p>
     <w:p>
@@ -10759,7 +10759,7 @@
         <w:rPr>
           <w:lang w:val="pt_PT" w:bidi="pt_PT"/>
         </w:rPr>
-        <w:t xml:space="preserve"> Então disse aos filhos: "Selem o jumento para mim". E eles fizeram isso.</w:t>
+        <w:t xml:space="preserve"> Então disse aos filhos: “Selem o jumento para mim”. E eles fizeram isso.</w:t>
       </w:r>
     </w:p>
     <w:p>
@@ -10801,7 +10801,7 @@
         <w:rPr>
           <w:lang w:val="pt_PT" w:bidi="pt_PT"/>
         </w:rPr>
-        <w:t xml:space="preserve"> O profeta colocou o corpo do homem de Deus sobre o jumento e o levou novamente a Betel, para chorar por ele e enterrá-lo.</w:t>
+        <w:t xml:space="preserve"> O profeta colocou o corpo do homem de Deus sobre o jumento e o levou de volta a Betel, para chorar por ele e enterrá-lo.</w:t>
       </w:r>
     </w:p>
     <w:p>
@@ -10822,7 +10822,7 @@
         <w:rPr>
           <w:lang w:val="pt_PT" w:bidi="pt_PT"/>
         </w:rPr>
-        <w:t xml:space="preserve"> Pôs o corpo no túmulo de sua própria família e lamentou por ele, dizendo: "Ah, meu irmão!".</w:t>
+        <w:t xml:space="preserve"> Pôs o corpo no túmulo de sua própria família e lamentou por ele, dizendo: “Ah, meu irmão!”.</w:t>
       </w:r>
     </w:p>
     <w:p>
@@ -10843,7 +10843,7 @@
         <w:rPr>
           <w:lang w:val="pt_PT" w:bidi="pt_PT"/>
         </w:rPr>
-        <w:t xml:space="preserve"> Depois de enterrá-lo, o profeta idoso disse aos filhos: "Quero que vocês me enterrem, quando eu morrer, no túmulo onde está o homem de Deus; coloquem meus ossos junto aos ossos dele.</w:t>
+        <w:t xml:space="preserve"> Depois de enterrá-lo, o profeta idoso disse aos filhos: “Quero que vocês me enterrem, quando eu morrer, no túmulo onde está o homem de Deus. Coloquem meus ossos junto aos dele.</w:t>
       </w:r>
     </w:p>
     <w:p>
@@ -10864,7 +10864,7 @@
         <w:rPr>
           <w:lang w:val="pt_PT" w:bidi="pt_PT"/>
         </w:rPr>
-        <w:t xml:space="preserve"> Com certeza se cumprirá o que ele proclamou por ordem do SENHOR contra o altar de Betel e contra todos os santuários dos lugares altos nas cidades da região de Samaria".</w:t>
+        <w:t xml:space="preserve"> Com certeza se cumprirá o que ele anunciou por ordem do SENHOR contra o altar de Betel e contra todos os santuários dos lugares altos nas cidades da região de Samaria”.</w:t>
       </w:r>
     </w:p>
     <w:p>
@@ -10885,7 +10885,7 @@
         <w:rPr>
           <w:lang w:val="pt_PT" w:bidi="pt_PT"/>
         </w:rPr>
-        <w:t xml:space="preserve"> Mesmo depois de tudo isso, Jeroboão não abandonou seus maus caminhos. Continuou a nomear sacerdotes tirados do meio do povo para os altares idólatras; qualquer pessoa que quisesse podia ser consagrada sacerdote.</w:t>
+        <w:t xml:space="preserve"> Mesmo depois de tudo isso, Jeroboão não abandonou seus maus caminhos. Ele continuou a escolher sacerdotes entre o povo para os lugares altos. Qualquer pessoa podia se tornar sacerdote.</w:t>
       </w:r>
     </w:p>
     <w:p>
@@ -10906,7 +10906,7 @@
         <w:rPr>
           <w:lang w:val="pt_PT" w:bidi="pt_PT"/>
         </w:rPr>
-        <w:t xml:space="preserve"> Esse comportamento se tornou pecado para a família de Jeroboão, levando-a à ruína e ao desaparecimento da face da terra.</w:t>
+        <w:t xml:space="preserve"> Esse comportamento se tornou pecado para a família de Jeroboão e levou sua casa à ruína e ao fim.</w:t>
       </w:r>
     </w:p>
     <w:p>
@@ -10964,7 +10964,7 @@
         <w:rPr>
           <w:lang w:val="pt_PT" w:bidi="pt_PT"/>
         </w:rPr>
-        <w:t xml:space="preserve"> Jeroboão disse à sua esposa: "Levante-se, use um disfarce para que ninguém a reconheça como minha mulher e vá até Siló. Lá vive o profeta Aías, o mesmo que anunciou que eu seria rei sobre este povo.</w:t>
+        <w:t xml:space="preserve"> Jeroboão disse à sua esposa: “Levante-se, vista-se de forma diferente para que ninguém a reconheça como minha mulher, e vá até Siló. Lá vive o profeta Aías, o mesmo que disse que eu seria rei sobre este povo.</w:t>
       </w:r>
     </w:p>
     <w:p>
@@ -11027,7 +11027,7 @@
         <w:rPr>
           <w:lang w:val="pt_PT" w:bidi="pt_PT"/>
         </w:rPr>
-        <w:t xml:space="preserve"> Mas o SENHOR tinha dito ao profeta: "A esposa de Jeroboão virá perguntar sobre o filho, que está doente. Você deve responder conforme eu lhe disser. Ao chegar, ela fingirá ser outra pessoa".</w:t>
+        <w:t xml:space="preserve"> Mas o SENHOR tinha falado ao profeta: “A esposa de Jeroboão virá perguntar sobre o filho doente. Quando ela chegar, você deve responder o que eu mandar. Ela virá disfarçada”.</w:t>
       </w:r>
     </w:p>
     <w:p>
@@ -11048,7 +11048,7 @@
         <w:rPr>
           <w:lang w:val="pt_PT" w:bidi="pt_PT"/>
         </w:rPr>
-        <w:t xml:space="preserve"> Quando Aías ouviu o som dos passos à porta, disse: "Entre, mulher de Jeroboão. Por que esse disfarce? Fui enviado a você com uma mensagem dura.</w:t>
+        <w:t xml:space="preserve"> Quando Aías ouviu o som dos passos à porta, disse: “Entre, mulher de Jeroboão. Por que esse disfarce? Fui enviado a você com uma mensagem dura.</w:t>
       </w:r>
     </w:p>
     <w:p>
@@ -11069,7 +11069,7 @@
         <w:rPr>
           <w:lang w:val="pt_PT" w:bidi="pt_PT"/>
         </w:rPr>
-        <w:t xml:space="preserve"> Vá e diga ao seu marido que o SENHOR, o Deus de Israel, diz o seguinte: 'Eu o tirei do meio do povo e o coloquei como líder sobre Israel, meu povo.</w:t>
+        <w:t xml:space="preserve"> Vá e diga ao seu marido: o SENHOR, o Deus de Israel, diz: ‘Eu tirei você do meio do povo e o coloquei como líder sobre Israel, o meu povo.</w:t>
       </w:r>
     </w:p>
     <w:p>
@@ -11132,7 +11132,7 @@
         <w:rPr>
           <w:lang w:val="pt_PT" w:bidi="pt_PT"/>
         </w:rPr>
-        <w:t xml:space="preserve"> Por isso, farei vir o mal sobre a família de Jeroboão. Eliminarei da família de Jeroboão todo homem, seja escravo ou livre em Israel. Varrerei a família de Jeroboão como se varre o esterco, até que não reste nada.</w:t>
+        <w:t xml:space="preserve"> Por isso, trarei um desastre sobre a família de Jeroboão. Eliminarei todos os homens da família, livres ou escravos em Israel. Vou varrer a família de Jeroboão como quem varre o lixo, até não sobrar nada.</w:t>
       </w:r>
     </w:p>
     <w:p>
@@ -11153,7 +11153,7 @@
         <w:rPr>
           <w:lang w:val="pt_PT" w:bidi="pt_PT"/>
         </w:rPr>
-        <w:t xml:space="preserve"> Os da família de Jeroboão que morrerem na cidade serão comidos por cães; os que morrerem no campo servirão de alimento às aves do céu. O SENHOR falou'.</w:t>
+        <w:t xml:space="preserve"> Os da família de Jeroboão que morrerem na cidade serão comidos por cães, e os que morrerem no campo serão comidos pelas aves do céu. Assim disse o SENHOR’.</w:t>
       </w:r>
     </w:p>
     <w:p>
@@ -11174,7 +11174,7 @@
         <w:rPr>
           <w:lang w:val="pt_PT" w:bidi="pt_PT"/>
         </w:rPr>
-        <w:t xml:space="preserve"> Quanto a você, vá para casa. Quando seus pés piserem na cidade, o menino morrerá.</w:t>
+        <w:t xml:space="preserve"> Quanto a você, vá para casa. Quando seus pés pisarem na cidade, o menino morrerá.</w:t>
       </w:r>
     </w:p>
     <w:p>
@@ -11195,7 +11195,7 @@
         <w:rPr>
           <w:lang w:val="pt_PT" w:bidi="pt_PT"/>
         </w:rPr>
-        <w:t xml:space="preserve"> Todo o povo de Israel chorará por ele e o sepultará. De toda a família de Jeroboão, ele será o único que receberá sepultura, pois foi o único em quem o SENHOR, o Deus de Israel, encontrou algo bom.</w:t>
+        <w:t xml:space="preserve"> Todo o povo de Israel chorará por ele e o sepultará. Entre toda a família de Jeroboão, ele será o único a receber sepultura, pois foi o único em quem o SENHOR, o Deus de Israel, encontrou algo bom.</w:t>
       </w:r>
     </w:p>
     <w:p>
@@ -11237,7 +11237,7 @@
         <w:rPr>
           <w:lang w:val="pt_PT" w:bidi="pt_PT"/>
         </w:rPr>
-        <w:t xml:space="preserve"> O SENHOR ferirá Israel, e ele oscilará como a cana nas águas. Arrancará Israel desta boa terra que deu aos seus antepassados e o espalhará para além do Eufrates, porque fez postes de Aserá, provocando a ira do SENHOR.</w:t>
+        <w:t xml:space="preserve"> O SENHOR castigará Israel, e ele ficará instável como uma cana na água. O SENHOR tirará Israel desta boa terra que deu aos seus antepassados e o espalhará além do rio Eufrates, porque o povo fez postes de Aserá e provocou a sua ira.</w:t>
       </w:r>
     </w:p>
     <w:p>
@@ -11279,7 +11279,7 @@
         <w:rPr>
           <w:lang w:val="pt_PT" w:bidi="pt_PT"/>
         </w:rPr>
-        <w:t xml:space="preserve"> Em seguida, a esposa de Jeroboão se levantou e voltou para Tirza. No momento em que entrou em casa, o menino morreu.</w:t>
+        <w:t xml:space="preserve"> A esposa de Jeroboão voltou para Tirza. Quando entrou em casa, o menino morreu.</w:t>
       </w:r>
     </w:p>
     <w:p>
@@ -11405,7 +11405,7 @@
         <w:rPr>
           <w:lang w:val="pt_PT" w:bidi="pt_PT"/>
         </w:rPr>
-        <w:t xml:space="preserve"> Construiu altares idólatras, colunas sagradas e postes de Aserá sobre todos os montes e debaixo de toda árvore frondosa.</w:t>
+        <w:t xml:space="preserve"> Construiu altares para ídolos, colunas sagradas e postes de Aserá em todos os montes e debaixo de toda árvore frondosa.</w:t>
       </w:r>
     </w:p>
     <w:p>
@@ -11426,7 +11426,7 @@
         <w:rPr>
           <w:lang w:val="pt_PT" w:bidi="pt_PT"/>
         </w:rPr>
-        <w:t xml:space="preserve"> Havia também prostitutos cultuais na terra, e eles praticavam todas as abominações das nações que o SENHOR havia expulsado de diante dos israelitas.</w:t>
+        <w:t xml:space="preserve"> Havia também homens e mulheres que participavam de práticas religiosas pagãs na terra, e eles faziam todas as coisas ruins das nações que o SENHOR tinha expulsado de diante dos israelitas.</w:t>
       </w:r>
     </w:p>
     <w:p>
@@ -11447,7 +11447,7 @@
         <w:rPr>
           <w:lang w:val="pt_PT" w:bidi="pt_PT"/>
         </w:rPr>
-        <w:t xml:space="preserve"> No quinto ano do reinado de Roboão, Jerusalém foi atacada por Sisaque, rei do Egito,</w:t>
+        <w:t xml:space="preserve"> No quinto ano do reinado de Roboão, Jerusalém foi atacada por Sisaque, rei do Egito.</w:t>
       </w:r>
     </w:p>
     <w:p>
@@ -11468,7 +11468,7 @@
         <w:rPr>
           <w:lang w:val="pt_PT" w:bidi="pt_PT"/>
         </w:rPr>
-        <w:t xml:space="preserve"> que levou os tesouros do templo do SENHOR e do palácio do rei, incluindo todos os escudos de ouro feitos por Salomão.</w:t>
+        <w:t xml:space="preserve"> Ele levou os tesouros do templo do SENHOR e do palácio do rei, incluindo todos os escudos de ouro que Salomão tinha feito.</w:t>
       </w:r>
     </w:p>
     <w:p>
@@ -11489,7 +11489,7 @@
         <w:rPr>
           <w:lang w:val="pt_PT" w:bidi="pt_PT"/>
         </w:rPr>
-        <w:t xml:space="preserve"> Em lugar deles, o rei Roboão mandou fazer escudos de bronze e os entregou aos comandantes da guarda que protegiam a entrada do palácio real.</w:t>
+        <w:t xml:space="preserve"> Em seu lugar, o rei Roboão mandou fazer escudos de bronze e os entregou aos guardas que protegiam a entrada do palácio.</w:t>
       </w:r>
     </w:p>
     <w:p>
@@ -11510,7 +11510,7 @@
         <w:rPr>
           <w:lang w:val="pt_PT" w:bidi="pt_PT"/>
         </w:rPr>
-        <w:t xml:space="preserve"> Toda vez que o rei ia ao templo do SENHOR, os guardas levavam os escudos e depois os devolviam à sala da guarda.</w:t>
+        <w:t xml:space="preserve"> Sempre que o rei ia ao templo do SENHOR, os guardas levavam os escudos e depois os devolviam à sala da guarda.</w:t>
       </w:r>
     </w:p>
     <w:p>
@@ -11552,7 +11552,7 @@
         <w:rPr>
           <w:lang w:val="pt_PT" w:bidi="pt_PT"/>
         </w:rPr>
-        <w:t xml:space="preserve"> Roboão e Jeroboão viveram constantemente em guerra.</w:t>
+        <w:t xml:space="preserve"> Roboão e Jeroboão estiveram sempre em guerra.</w:t>
       </w:r>
     </w:p>
     <w:p>
@@ -11573,7 +11573,7 @@
         <w:rPr>
           <w:lang w:val="pt_PT" w:bidi="pt_PT"/>
         </w:rPr>
-        <w:t xml:space="preserve"> Roboão morreu e foi sepultado com seus antepassados na Cidade de Davi. Sua mãe amonita se chamava Naamá. Seu filho Abias reinou em seu lugar.</w:t>
+        <w:t xml:space="preserve"> Roboão morreu e foi sepultado com seus antepassados na Cidade de Davi. Sua mãe, que era amonita, se chamava Naamá. Seu filho Abias reinou em seu lugar.</w:t>
       </w:r>
     </w:p>
     <w:p>
@@ -11610,7 +11610,7 @@
         <w:rPr>
           <w:lang w:val="pt_PT" w:bidi="pt_PT"/>
         </w:rPr>
-        <w:t xml:space="preserve"> No décimo oitavo ano do reinado de Jeroboão, filho de Nebate, Abias passou a governar Judá.</w:t>
+        <w:t xml:space="preserve"> No décimo oitavo ano do reinado de Jeroboão, filho de Nebate, Abias começou a reinar sobre Judá.</w:t>
       </w:r>
     </w:p>
     <w:p>
@@ -11652,7 +11652,7 @@
         <w:rPr>
           <w:lang w:val="pt_PT" w:bidi="pt_PT"/>
         </w:rPr>
-        <w:t xml:space="preserve"> Abias repetiu os pecados que seu pai havia cometido antes dele. Seu coração não foi plenamente leal ao SENHOR, seu Deus, como havia sido o coração de seu pai Davi.</w:t>
+        <w:t xml:space="preserve"> Abias fez o mesmo que seu pai havia feito antes dele. Seu coração não foi totalmente fiel ao SENHOR, seu Deus, como o coração de seu pai Davi.</w:t>
       </w:r>
     </w:p>
     <w:p>
@@ -11673,7 +11673,7 @@
         <w:rPr>
           <w:lang w:val="pt_PT" w:bidi="pt_PT"/>
         </w:rPr>
-        <w:t xml:space="preserve"> Mesmo assim, por consideração a Davi, o SENHOR, seu Deus, manteve uma lâmpada acesa em Jerusalém: deu a Abias um filho que o sucedesse e preservou a cidade.</w:t>
+        <w:t xml:space="preserve"> Mesmo assim, por causa de Davi, o SENHOR, seu Deus, manteve a família dele em Jerusalém: deu a Abias um filho para sucedê-lo e preservou a cidade.</w:t>
       </w:r>
     </w:p>
     <w:p>
@@ -11694,7 +11694,7 @@
         <w:rPr>
           <w:lang w:val="pt_PT" w:bidi="pt_PT"/>
         </w:rPr>
-        <w:t xml:space="preserve"> Pois Davi havia feito o que era correto aos olhos do SENHOR e não havia deixado de obedecer a nada do que lhe havia sido ordenado durante toda a sua vida, exceto no caso do hitita Urias.</w:t>
+        <w:t xml:space="preserve"> Pois Davi fez o que era correto aos olhos do SENHOR e obedeceu a tudo o que lhe foi ordenado durante toda a sua vida, exceto no caso de Urias, o hitita.</w:t>
       </w:r>
     </w:p>
     <w:p>
@@ -11736,7 +11736,7 @@
         <w:rPr>
           <w:lang w:val="pt_PT" w:bidi="pt_PT"/>
         </w:rPr>
-        <w:t xml:space="preserve"> Tudo o que aconteceu durante o reinado de Abias e tudo o que ele realizou estão registrados no Livro da História dos Reis de Judá. Abias e Jeroboão também viveram em guerra.</w:t>
+        <w:t xml:space="preserve"> Tudo o que aconteceu durante o reinado de Abias e tudo o que ele realizou estão registrados no Livro da História dos Reis de Judá. Abias e Jeroboão estiveram sempre em guerra.</w:t>
       </w:r>
     </w:p>
     <w:p>
@@ -11778,7 +11778,7 @@
         <w:rPr>
           <w:lang w:val="pt_PT" w:bidi="pt_PT"/>
         </w:rPr>
-        <w:t xml:space="preserve"> No vigésimo ano do reinado de Jeroboão, rei de Israel, Asa começou a reinar sobre Judá.</w:t>
+        <w:t xml:space="preserve"> No vigésimo ano do reinado de Jeroboão, rei de Israel, Asa começou a reinar em Judá.</w:t>
       </w:r>
     </w:p>
     <w:p>
@@ -11799,7 +11799,7 @@
         <w:rPr>
           <w:lang w:val="pt_PT" w:bidi="pt_PT"/>
         </w:rPr>
-        <w:t xml:space="preserve"> Governou por 41 anos em Jerusalém. Sua mãe se chamava Maaca, descendente de Absalão.</w:t>
+        <w:t xml:space="preserve"> Governou por 41 anos em Jerusalém. Sua avó se chamava Maaca, descendente de Absalão.</w:t>
       </w:r>
     </w:p>
     <w:p>
@@ -11841,7 +11841,7 @@
         <w:rPr>
           <w:lang w:val="pt_PT" w:bidi="pt_PT"/>
         </w:rPr>
-        <w:t xml:space="preserve"> Removeu da terra os prostitutos cultuais e eliminou todos os ídolos que seus pais haviam feito.</w:t>
+        <w:t xml:space="preserve"> Removeu da terra os homens e mulheres ligados a práticas religiosas pagãs e destruiu todos os ídolos feitos por seus antepassados.</w:t>
       </w:r>
     </w:p>
     <w:p>
@@ -11862,7 +11862,7 @@
         <w:rPr>
           <w:lang w:val="pt_PT" w:bidi="pt_PT"/>
         </w:rPr>
-        <w:t xml:space="preserve"> Chegou a destituir Maaca, sua mãe, da posição de rainha-mãe, porque ela havia feito uma imagem repugnante para Aserá. Asa destruiu essa imagem e a queimou no vale do Cedrom.</w:t>
+        <w:t xml:space="preserve"> Ele também tirou Maaca, sua avó, da posição de rainha-mãe, porque ela havia feito uma imagem repugnante da deusa Aserá. Asa destruiu essa imagem e a queimou no vale do Cedrom.</w:t>
       </w:r>
     </w:p>
     <w:p>
@@ -11883,7 +11883,7 @@
         <w:rPr>
           <w:lang w:val="pt_PT" w:bidi="pt_PT"/>
         </w:rPr>
-        <w:t xml:space="preserve"> Embora os altares idólatras não tenham sido totalmente removidos, Asa manteve seu coração dedicado ao SENHOR enquanto viveu.</w:t>
+        <w:t xml:space="preserve"> Embora os lugares altos não tivessem sido destruídos, Asa manteve seu coração dedicado ao SENHOR enquanto viveu.</w:t>
       </w:r>
     </w:p>
     <w:p>
@@ -11904,7 +11904,7 @@
         <w:rPr>
           <w:lang w:val="pt_PT" w:bidi="pt_PT"/>
         </w:rPr>
-        <w:t xml:space="preserve"> Ele levou para o templo do SENHOR a prata, o ouro e os utensílios consagrados por ele e por seu pai.</w:t>
+        <w:t xml:space="preserve"> Ele levou ao templo do SENHOR a prata, o ouro e os utensílios consagrados por ele e por seu pai.</w:t>
       </w:r>
     </w:p>
     <w:p>
@@ -11946,7 +11946,7 @@
         <w:rPr>
           <w:lang w:val="pt_PT" w:bidi="pt_PT"/>
         </w:rPr>
-        <w:t xml:space="preserve"> Baasa invadiu Judá e cercou de muralhas a cidade de Ramá, para impedir o trânsito de pessoas para dentro ou para fora do território de Asa, rei de Judá.</w:t>
+        <w:t xml:space="preserve"> Baasa invadiu Judá e cercou a cidade de Ramá com muralhas, para impedir o trânsito de pessoas para dentro ou para fora do território de Asa, rei de Judá.</w:t>
       </w:r>
     </w:p>
     <w:p>
@@ -11967,7 +11967,7 @@
         <w:rPr>
           <w:lang w:val="pt_PT" w:bidi="pt_PT"/>
         </w:rPr>
-        <w:t xml:space="preserve"> Asa então reuniu toda a prata e o ouro que ainda restavam nos tesouros do templo do SENHOR e do palácio real. Entregou-os aos seus oficiais e os enviou a Ben-Hadade, filho de Tabrimom e neto de Heziom, rei da Síria, que habitava em Damasco,</w:t>
+        <w:t xml:space="preserve"> Asa pegou toda a prata e o ouro restantes do templo do SENHOR e do palácio real. Ele entregou tudo aos seus oficiais e os enviou a Ben-Hadade, filho de Tabrimom e neto de Heziom, rei da Síria, que vivia em Damasco.</w:t>
       </w:r>
     </w:p>
     <w:p>
@@ -11988,7 +11988,7 @@
         <w:rPr>
           <w:lang w:val="pt_PT" w:bidi="pt_PT"/>
         </w:rPr>
-        <w:t xml:space="preserve"> com a seguinte mensagem: "Haja um acordo entre mim e você, como houve entre meu pai e o seu. Estou lhe enviando prata e ouro como presente. Rompa sua aliança com Baasa, rei de Israel, para que ele se retire do meu território".</w:t>
+        <w:t xml:space="preserve"> Ele enviou esta mensagem: “Haja um acordo entre mim e você, como houve entre meu pai e o seu. Estou lhe enviando prata e ouro como presente. Rompa sua aliança com Baasa, rei de Israel, para que ele saia do meu território”.</w:t>
       </w:r>
     </w:p>
     <w:p>
@@ -12009,7 +12009,7 @@
         <w:rPr>
           <w:lang w:val="pt_PT" w:bidi="pt_PT"/>
         </w:rPr>
-        <w:t xml:space="preserve"> Ben-Hadade concordou com a proposta do rei Asa e ordenou que seus comandantes atacassem cidades de Israel. Eles conquistaram Ijom, Dã, Abel-Bete-Maaca, todo o território de Quinerete e toda a região de Naftali.</w:t>
+        <w:t xml:space="preserve"> Ben-Hadade aceitou o pedido do rei Asa e mandou seus comandantes atacarem cidades de Israel. Eles conquistaram Ijom, Dã, Abel-Bete-Maaca, todo o território de Quinerete e toda a região de Naftali.</w:t>
       </w:r>
     </w:p>
     <w:p>
@@ -12072,7 +12072,7 @@
         <w:rPr>
           <w:lang w:val="pt_PT" w:bidi="pt_PT"/>
         </w:rPr>
-        <w:t xml:space="preserve"> Tudo o que aconteceu durante o reinado de Asa, tudo o que ele realizou, seu poder e as cidades que construiu estão registrados no Livro da História dos Reis de Judá. Asa sofreu de uma enfermidade nos pés quando era velho.</w:t>
+        <w:t xml:space="preserve"> Tudo o que aconteceu durante o reinado de Asa, tudo o que ele realizou, seu poder e as cidades que construiu estão registrados no Livro da História dos Reis de Judá. Quando já era velho, Asa teve uma doença nos pés.</w:t>
       </w:r>
     </w:p>
     <w:p>
@@ -12093,7 +12093,7 @@
         <w:rPr>
           <w:lang w:val="pt_PT" w:bidi="pt_PT"/>
         </w:rPr>
-        <w:t xml:space="preserve"> Asa morreu e foi sepultado com seus antepassados na Cidade de Davi. Seu filho Josafá reinou em seu lugar.</w:t>
+        <w:t xml:space="preserve"> Ele morreu e foi sepultado com seus antepassados na Cidade de Davi. Seu filho Josafá reinou em seu lugar.</w:t>
       </w:r>
     </w:p>
     <w:p>
@@ -12114,7 +12114,7 @@
         <w:rPr>
           <w:lang w:val="pt_PT" w:bidi="pt_PT"/>
         </w:rPr>
-        <w:t xml:space="preserve"> Nadabe, filho de Jeroboão, começou a reinar sobre Israel no segundo ano do reinado de Asa, rei de Judá. Reinou por dois anos.</w:t>
+        <w:t xml:space="preserve"> Nadabe, filho de Jeroboão, começou a reinar em Israel no segundo ano do reinado de Asa, rei de Judá. Reinou por dois anos.</w:t>
       </w:r>
     </w:p>
     <w:p>
@@ -12156,7 +12156,7 @@
         <w:rPr>
           <w:lang w:val="pt_PT" w:bidi="pt_PT"/>
         </w:rPr>
-        <w:t xml:space="preserve"> Baasa, filho de Aías, da tribo de Issacar, elaborou um plano para matar Nadabe. Enquanto este e todo o exército de Israel atacavam Gibetom, Baasa matou Nadabe.</w:t>
+        <w:t xml:space="preserve"> Baasa, filho de Aías, da tribo de Issacar, fez um plano para matar Nadabe. Enquanto Nadabe e o exército de Israel atacavam Gibetom, Baasa o matou.</w:t>
       </w:r>
     </w:p>
     <w:p>
@@ -12198,7 +12198,7 @@
         <w:rPr>
           <w:lang w:val="pt_PT" w:bidi="pt_PT"/>
         </w:rPr>
-        <w:t xml:space="preserve"> Logo no início de seu reinado, Baasa eliminou toda a família de Jeroboão. Não deixou nenhum sobrevivente, conforme a palavra que o SENHOR havia anunciado por meio de seu servo Aías, de Siló.</w:t>
+        <w:t xml:space="preserve"> Logo no início do seu reinado, Baasa eliminou toda a família de Jeroboão. Não deixou nenhum sobrevivente, como o SENHOR tinha anunciado por meio do seu servo Aías, de Siló.</w:t>
       </w:r>
     </w:p>
     <w:p>
@@ -12282,7 +12282,7 @@
         <w:rPr>
           <w:lang w:val="pt_PT" w:bidi="pt_PT"/>
         </w:rPr>
-        <w:t xml:space="preserve"> No terceiro ano do reinado de Asa, rei de Judá, Baasa, filho de Aías, passou a reinar sobre todo o Israel, em Tirza. Ele reinou por 24 anos.</w:t>
+        <w:t xml:space="preserve"> No terceiro ano do reinado de Asa, Baasa, filho de Aías, começou a reinar sobre todo o Israel em Tirza. Ele reinou por 24 anos.</w:t>
       </w:r>
     </w:p>
     <w:p>
@@ -12303,7 +12303,7 @@
         <w:rPr>
           <w:lang w:val="pt_PT" w:bidi="pt_PT"/>
         </w:rPr>
-        <w:t xml:space="preserve"> Fez o que era mau aos olhos do SENHOR, seguindo o caminho de Jeroboão e persistindo no pecado que ele havia levado Israel a cometer.</w:t>
+        <w:t xml:space="preserve"> Fez o que era mau aos olhos do SENHOR, seguindo o caminho de Jeroboão e continuando no mesmo pecado que este havia levado Israel a cometer.</w:t>
       </w:r>
     </w:p>
     <w:p>
@@ -12340,7 +12340,7 @@
         <w:rPr>
           <w:lang w:val="pt_PT" w:bidi="pt_PT"/>
         </w:rPr>
-        <w:t xml:space="preserve"> Então Jeú, filho de Hanani, trouxe a palavra do SENHOR contra Baasa:</w:t>
+        <w:t xml:space="preserve"> Então Jeú, filho de Hanani, recebeu a palavra do SENHOR contra Baasa:</w:t>
       </w:r>
     </w:p>
     <w:p>
@@ -12361,7 +12361,7 @@
         <w:rPr>
           <w:lang w:val="pt_PT" w:bidi="pt_PT"/>
         </w:rPr>
-        <w:t xml:space="preserve"> "Eu o levantei do pó e o coloquei como líder sobre o meu povo Israel. Contudo, você seguiu o caminho de Jeroboão e levou o meu povo a pecar, fazendo-me irar por causa dos pecados deles.</w:t>
+        <w:t xml:space="preserve"> "Eu o levantei do pó e o coloquei como líder sobre o meu povo Israel. Mas você seguiu o caminho de Jeroboão e fez o meu povo pecar, provocando a minha ira com os seus pecados.</w:t>
       </w:r>
     </w:p>
     <w:p>
@@ -12382,7 +12382,7 @@
         <w:rPr>
           <w:lang w:val="pt_PT" w:bidi="pt_PT"/>
         </w:rPr>
-        <w:t xml:space="preserve"> Por causa disso, estou decidido a eliminar Baasa e a sua família. Farei com ela o mesmo que fiz com a família de Jeroboão, filho de Nebate.</w:t>
+        <w:t xml:space="preserve"> Por isso, decidi eliminar Baasa e a sua família. Farei com ela o mesmo que fiz com a família de Jeroboão, filho de Nebate.</w:t>
       </w:r>
     </w:p>
     <w:p>
@@ -12403,7 +12403,7 @@
         <w:rPr>
           <w:lang w:val="pt_PT" w:bidi="pt_PT"/>
         </w:rPr>
-        <w:t xml:space="preserve"> Os da família de Baasa que morrerem na cidade serão devorados por cães, e os que morrerem no campo servirão de alimento às aves do céu".</w:t>
+        <w:t xml:space="preserve"> Os da família de Baasa que morrerem na cidade serão comidos por cães, e os que morrerem no campo serão comidos pelas aves do céu”.</w:t>
       </w:r>
     </w:p>
     <w:p>
@@ -12466,7 +12466,7 @@
         <w:rPr>
           <w:lang w:val="pt_PT" w:bidi="pt_PT"/>
         </w:rPr>
-        <w:t xml:space="preserve"> O profeta Jeú, filho de Hanani, trouxe a palavra do SENHOR contra Baasa e contra a família dele, tanto pelo mal que ele fez aos olhos do SENHOR, provocando a ira do SENHOR com suas obras, como por ter destruído a família de Jeroboão, tornando-se semelhante a ela.</w:t>
+        <w:t xml:space="preserve"> O profeta Jeú, filho de Hanani, trouxe a mensagem do SENHOR contra Baasa e toda a família dele. Isso aconteceu porque Baasa fez o que era mau aos olhos do SENHOR e provocou a ira do SENHOR com suas ações. Também aconteceu porque Baasa destruiu a família de Jeroboão, mas mesmo assim continuou vivendo nos mesmos pecados que ela cometia.</w:t>
       </w:r>
     </w:p>
     <w:p>
@@ -12508,7 +12508,7 @@
         <w:rPr>
           <w:lang w:val="pt_PT" w:bidi="pt_PT"/>
         </w:rPr>
-        <w:t xml:space="preserve"> Zinri, seu oficial, comandante de metade dos carros de guerra, elaborou um plano para matá-lo. Elá estava em Tirza, embriagando-se na casa de Arsa, administrador do palácio.</w:t>
+        <w:t xml:space="preserve"> Zinri, seu oficial e comandante de metade dos carros de guerra, fez um plano para matá-lo. Elá estava em Tirza, embriagado na casa de Arsa, administrador do palácio.</w:t>
       </w:r>
     </w:p>
     <w:p>
@@ -12550,7 +12550,7 @@
         <w:rPr>
           <w:lang w:val="pt_PT" w:bidi="pt_PT"/>
         </w:rPr>
-        <w:t xml:space="preserve"> Logo que se firmou no trono, Zinri eliminou toda a família de Baasa. Não deixou nenhum homem vivo, nem parentes próximos nem aliados.</w:t>
+        <w:t xml:space="preserve"> Assim que se firmou no trono, Zinri matou toda a família de Baasa. Não deixou nenhum homem vivo, nem parentes nem aliados.</w:t>
       </w:r>
     </w:p>
     <w:p>
@@ -12571,7 +12571,7 @@
         <w:rPr>
           <w:lang w:val="pt_PT" w:bidi="pt_PT"/>
         </w:rPr>
-        <w:t xml:space="preserve"> Desse modo, Zinri destruiu a família de Baasa, como o SENHOR havia anunciado por meio do profeta Jeú.</w:t>
+        <w:t xml:space="preserve"> Desse modo, Zinri destruiu a família de Baasa, como o SENHOR tinha anunciado por meio do profeta Jeú.</w:t>
       </w:r>
     </w:p>
     <w:p>
@@ -12592,7 +12592,7 @@
         <w:rPr>
           <w:lang w:val="pt_PT" w:bidi="pt_PT"/>
         </w:rPr>
-        <w:t xml:space="preserve"> Isso aconteceu por causa de todos os pecados que Baasa e Elá, seu filho, cometeram e levaram Israel a cometer, pois, com seus ídolos vazios, provocaram a ira do SENHOR, o Deus de Israel.</w:t>
+        <w:t xml:space="preserve"> Isso aconteceu por causa dos pecados de Baasa e de seu filho Elá, que levaram Israel ao pecado e provocaram a ira do SENHOR, o Deus de Israel, com seus ídolos inúteis.</w:t>
       </w:r>
     </w:p>
     <w:p>
@@ -12655,7 +12655,7 @@
         <w:rPr>
           <w:lang w:val="pt_PT" w:bidi="pt_PT"/>
         </w:rPr>
-        <w:t xml:space="preserve"> Quando os soldados do acampamento souberam que Zinri havia elaborado um plano para matar o rei e que ele o tinha assassinado, proclamaram Onri, comandante do exército, rei de Israel naquele mesmo dia.</w:t>
+        <w:t xml:space="preserve"> Quando os soldados no acampamento souberam que Zinri tinha conspirado contra o rei e o tinha matado, eles proclamaram Onri, comandante do exército, rei de Israel naquele mesmo dia.</w:t>
       </w:r>
     </w:p>
     <w:p>
@@ -12697,7 +12697,7 @@
         <w:rPr>
           <w:lang w:val="pt_PT" w:bidi="pt_PT"/>
         </w:rPr>
-        <w:t xml:space="preserve"> Ao perceber que a cidade havia sido tomada, Zinri entrou na fortaleza do palácio real, incendiou o palácio ao seu redor e morreu ali.</w:t>
+        <w:t xml:space="preserve"> Quando viu que a cidade havia sido tomada, Zinri entrou na fortaleza do palácio, incendiou o palácio ao seu redor e morreu ali.</w:t>
       </w:r>
     </w:p>
     <w:p>
@@ -12718,7 +12718,7 @@
         <w:rPr>
           <w:lang w:val="pt_PT" w:bidi="pt_PT"/>
         </w:rPr>
-        <w:t xml:space="preserve"> Isso aconteceu por causa dos pecados que ele havia cometido, fazendo o que era mau aos olhos do SENHOR, seguindo o caminho de Jeroboão e repetindo o pecado que ele havia levado Israel a cometer.</w:t>
+        <w:t xml:space="preserve"> Isso aconteceu porque ele pecou contra o SENHOR, fazendo o que era mau e seguindo o caminho de Jeroboão, repetindo o pecado que ele levou Israel a cometer.</w:t>
       </w:r>
     </w:p>
     <w:p>
@@ -12781,7 +12781,7 @@
         <w:rPr>
           <w:lang w:val="pt_PT" w:bidi="pt_PT"/>
         </w:rPr>
-        <w:t xml:space="preserve"> Os apoiadores de Onri prevaleceram sobre os de Tibni, filho de Ginate. Tibni morreu, e Onri se tornou rei.</w:t>
+        <w:t xml:space="preserve"> Os seguidores de Onri venceram os de Tibni, filho de Ginate. Tibni morreu, e Onri se tornou rei.</w:t>
       </w:r>
     </w:p>
     <w:p>
@@ -12844,7 +12844,7 @@
         <w:rPr>
           <w:lang w:val="pt_PT" w:bidi="pt_PT"/>
         </w:rPr>
-        <w:t xml:space="preserve"> Onri fez o que era mau aos olhos do SENHOR e pecou mais do que todos os reis que o antecederam.</w:t>
+        <w:t xml:space="preserve"> Onri fez o que era mau aos olhos do SENHOR e pecou mais do que todos os reis antes dele.</w:t>
       </w:r>
     </w:p>
     <w:p>
@@ -12865,7 +12865,7 @@
         <w:rPr>
           <w:lang w:val="pt_PT" w:bidi="pt_PT"/>
         </w:rPr>
-        <w:t xml:space="preserve"> Seguiu o caminho de Jeroboão, filho de Nebate, e persistiu no pecado com que ele levou Israel a pecar, provocando a ira do SENHOR, o Deus de Israel, por meio de seus ídolos inúteis.</w:t>
+        <w:t xml:space="preserve"> Seguiu o caminho de Jeroboão, filho de Nebate, e persistiu no pecado com que ele levou Israel a pecar, provocando a ira do SENHOR, o Deus de Israel, com seus ídolos inúteis.</w:t>
       </w:r>
     </w:p>
     <w:p>
@@ -12970,7 +12970,7 @@
         <w:rPr>
           <w:lang w:val="pt_PT" w:bidi="pt_PT"/>
         </w:rPr>
-        <w:t xml:space="preserve"> Como se fosse algo leve seguir os pecados de Jeroboão, filho de Nebate, Acabe se casou com Jezabel, filha de Etbaal, rei dos sidônios, e passou a servir a Baal e a adorá-lo.</w:t>
+        <w:t xml:space="preserve"> Acabe não apenas seguiu os pecados de Jeroboão, filho de Nebate, como se isso fosse pouco, mas também se casou com Jezabel, filha de Etbaal, rei dos sidônios, e passou a servir e adorar a Baal.</w:t>
       </w:r>
     </w:p>
     <w:p>
@@ -12991,7 +12991,7 @@
         <w:rPr>
           <w:lang w:val="pt_PT" w:bidi="pt_PT"/>
         </w:rPr>
-        <w:t xml:space="preserve"> Acabe edificou um altar dedicado a Baal no templo que ele mesmo havia construído para esse deus em Samaria.</w:t>
+        <w:t xml:space="preserve"> Acabe construiu um altar para Baal no templo que ele mesmo fez para esse deus em Samaria.</w:t>
       </w:r>
     </w:p>
     <w:p>
@@ -13012,7 +13012,7 @@
         <w:rPr>
           <w:lang w:val="pt_PT" w:bidi="pt_PT"/>
         </w:rPr>
-        <w:t xml:space="preserve"> Também fez um poste para a deusa Aserá. Com isso, provocou a ira do SENHOR, o Deus de Israel, mais do que todos os reis de Israel que o antecederam.</w:t>
+        <w:t xml:space="preserve"> Também fez um poste para a deusa Aserá. Com isso, provocou a ira do SENHOR, o Deus de Israel, mais do que todos os reis anteriores.</w:t>
       </w:r>
     </w:p>
     <w:p>
@@ -13033,7 +13033,7 @@
         <w:rPr>
           <w:lang w:val="pt_PT" w:bidi="pt_PT"/>
         </w:rPr>
-        <w:t xml:space="preserve"> Durante o reinado de Acabe, Hiel, de Betel, reconstruiu Jericó. Ao lançar os alicerces, morreu Abirão, seu filho mais velho; e, ao colocar as portas da cidade, morreu Segube, seu filho mais novo, conforme a palavra que o SENHOR havia falado por meio de Josué, filho de Num.</w:t>
+        <w:t xml:space="preserve"> Durante o reinado de Acabe, Hiel, de Betel, reconstruiu Jericó. Ao lançar os alicerces, morreu Abirão, seu filho mais velho; e, ao colocar as portas da cidade, morreu Segube, seu filho mais novo, conforme a palavra que o SENHOR tinha falado por meio de Josué, filho de Num.</w:t>
       </w:r>
     </w:p>
     <w:p>
@@ -13070,7 +13070,7 @@
         <w:rPr>
           <w:lang w:val="pt_PT" w:bidi="pt_PT"/>
         </w:rPr>
-        <w:t xml:space="preserve"> Elias, natural de Tisbe, na região de Gileade, disse a Acabe: "Pelo nome do SENHOR, o Deus de Israel, a quem sirvo, não haverá, nos próximos anos, nem orvalho nem chuva, senão conforme a palavra que eu disser”.</w:t>
+        <w:t xml:space="preserve"> Elias, de Tisbe, na região de Gileade, disse a Acabe: “Pelo nome do SENHOR, o Deus de Israel, a quem sirvo, não haverá nos próximos anos nem chuva nem orvalho, exceto quando eu disser”.</w:t>
       </w:r>
     </w:p>
     <w:p>
@@ -13112,7 +13112,7 @@
         <w:rPr>
           <w:lang w:val="pt_PT" w:bidi="pt_PT"/>
         </w:rPr>
-        <w:t xml:space="preserve"> "Saia deste lugar, siga para o leste e fique escondido perto do ribeiro de Querite, que fica do outro lado do Jordão.</w:t>
+        <w:t xml:space="preserve"> "Saia daqui, vá para o leste e fique escondido perto do ribeiro de Querite, do outro lado do Jordão.</w:t>
       </w:r>
     </w:p>
     <w:p>
@@ -13133,7 +13133,7 @@
         <w:rPr>
           <w:lang w:val="pt_PT" w:bidi="pt_PT"/>
         </w:rPr>
-        <w:t xml:space="preserve"> Você beberá da água do ribeiro; e ordenei aos corvos que levem alimento até você ali".</w:t>
+        <w:t xml:space="preserve"> Você beberá da água do ribeiro, e eu ordenei aos corvos que levem comida até você ali”.</w:t>
       </w:r>
     </w:p>
     <w:p>
@@ -13154,7 +13154,7 @@
         <w:rPr>
           <w:lang w:val="pt_PT" w:bidi="pt_PT"/>
         </w:rPr>
-        <w:t xml:space="preserve"> Elias fez exatamente como o SENHOR havia dito. Foi para o ribeiro de Querite, a leste do Jordão, e permaneceu ali.</w:t>
+        <w:t xml:space="preserve"> Elias fez exatamente o que o SENHOR tinha dito. Foi para o ribeiro de Querite, a leste do Jordão, e permaneceu ali.</w:t>
       </w:r>
     </w:p>
     <w:p>
@@ -13217,7 +13217,7 @@
         <w:rPr>
           <w:lang w:val="pt_PT" w:bidi="pt_PT"/>
         </w:rPr>
-        <w:t xml:space="preserve"> Então Elias recebeu novamente a palavra do Senhor:</w:t>
+        <w:t xml:space="preserve"> Então Elias recebeu novamente a palavra do SENHOR:</w:t>
       </w:r>
     </w:p>
     <w:p>
@@ -13238,7 +13238,7 @@
         <w:rPr>
           <w:lang w:val="pt_PT" w:bidi="pt_PT"/>
         </w:rPr>
-        <w:t xml:space="preserve"> "Levante-se e vá agora mesmo para Sarepta, que pertence a Sidom, e fique ali. Já determinei que uma viúva daquele lugar o sustente".</w:t>
+        <w:t xml:space="preserve"> "Levante-se e vá agora para Sarepta, que pertence a Sidom, e fique lá. Eu já ordenei que uma viúva desse lugar cuide de você”.</w:t>
       </w:r>
     </w:p>
     <w:p>
@@ -13259,7 +13259,7 @@
         <w:rPr>
           <w:lang w:val="pt_PT" w:bidi="pt_PT"/>
         </w:rPr>
-        <w:t xml:space="preserve"> Ele partiu para a cidade de Sarepta e, ao chegar à porta da cidade, encontrou uma viúva juntando gravetos. Elias chamou a mulher e fez um pedido: "Pode me dar um pouco de água para beber?".</w:t>
+        <w:t xml:space="preserve"> Ele foi para Sarepta. Ao chegar à entrada da cidade, encontrou uma viúva juntando gravetos. Elias pediu: “Pode me dar um pouco de água para beber?”.</w:t>
       </w:r>
     </w:p>
     <w:p>
@@ -13280,7 +13280,7 @@
         <w:rPr>
           <w:lang w:val="pt_PT" w:bidi="pt_PT"/>
         </w:rPr>
-        <w:t xml:space="preserve"> Enquanto ela ia pegar a água, ele acrescentou: "E um pedaço de pão também, por favor".</w:t>
+        <w:t xml:space="preserve"> Enquanto ela ia pegar a água, ele acrescentou: “E um pedaço de pão também, por favor”.</w:t>
       </w:r>
     </w:p>
     <w:p>
@@ -13301,7 +13301,7 @@
         <w:rPr>
           <w:lang w:val="pt_PT" w:bidi="pt_PT"/>
         </w:rPr>
-        <w:t xml:space="preserve"> Ela respondeu: “Pelo nome do SENHOR, o seu Deus, não tenho pão. Só me resta um pouco de farinha num recipiente e um pouco de azeite num frasco. Estou apanhando dois gravetos para preparar algo para mim e para o meu filho; comeremos e depois morreremos".</w:t>
+        <w:t xml:space="preserve"> Ela respondeu: “Juro pelo SENHOR, o seu Deus: não tenho pão. Só tenho um pouco de farinha num pote e um pouco de azeite num frasco. Estou juntando dois gravetos para preparar comida para mim e para o meu filho. Depois disso, vamos comer e morrer”.</w:t>
       </w:r>
     </w:p>
     <w:p>
@@ -13322,7 +13322,7 @@
         <w:rPr>
           <w:lang w:val="pt_PT" w:bidi="pt_PT"/>
         </w:rPr>
-        <w:t xml:space="preserve"> Elias disse à mulher: "Não é preciso ter medo. Vá e faça como eu disse. Mas primeiro faça um pequeno pão com o que você tem em casa e traga para mim; depois prepare algo para você e para o seu filho.</w:t>
+        <w:t xml:space="preserve"> Elias disse: “Não tenha medo. Faça como eu disse. Mas primeiro faça um pequeno pão com o que você tem em casa e traga para mim. Depois prepare algo para você e para o seu filho.</w:t>
       </w:r>
     </w:p>
     <w:p>
@@ -13343,7 +13343,7 @@
         <w:rPr>
           <w:lang w:val="pt_PT" w:bidi="pt_PT"/>
         </w:rPr>
-        <w:t xml:space="preserve"> Pois o SENHOR, o Deus de Israel, diz: 'A farinha do recipiente não se esgotará, e o azeite do frasco não diminuirá, até o dia em que o SENHOR fizer chover sobre a terra'".</w:t>
+        <w:t xml:space="preserve"> Pois o SENHOR, o Deus de Israel, diz: ‘A farinha do pote não acabará e o azeite do frasco não diminuirá até o dia em que o SENHOR mandar chuva sobre a terra’”.</w:t>
       </w:r>
     </w:p>
     <w:p>
@@ -13364,7 +13364,7 @@
         <w:rPr>
           <w:lang w:val="pt_PT" w:bidi="pt_PT"/>
         </w:rPr>
-        <w:t xml:space="preserve"> Ela foi e fez tudo como Elias havia dito. E houve alimento por muito tempo para Elias, para a mulher e para a família dela.</w:t>
+        <w:t xml:space="preserve"> Ela foi e fez tudo o que Elias disse. E houve alimento por muito tempo para Elias, para a mulher e para a família dela.</w:t>
       </w:r>
     </w:p>
     <w:p>
@@ -13385,7 +13385,7 @@
         <w:rPr>
           <w:lang w:val="pt_PT" w:bidi="pt_PT"/>
         </w:rPr>
-        <w:t xml:space="preserve"> A farinha do recipiente não se esgotou, nem o azeite do frasco diminuiu, como o SENHOR havia anunciado por meio de Elias.</w:t>
+        <w:t xml:space="preserve"> A farinha do pote não acabou, nem o azeite do frasco diminuiu, como o SENHOR havia anunciado por meio de Elias.</w:t>
       </w:r>
     </w:p>
     <w:p>
@@ -13406,7 +13406,7 @@
         <w:rPr>
           <w:lang w:val="pt_PT" w:bidi="pt_PT"/>
         </w:rPr>
-        <w:t xml:space="preserve"> Depois disso, o filho da viúva, dona da casa, adoeceu. A doença se agravou tanto que ele deixou de respirar.</w:t>
+        <w:t xml:space="preserve"> Depois disso, o filho da viúva ficou doente. A doença piorou até que ele parou de respirar.</w:t>
       </w:r>
     </w:p>
     <w:p>
@@ -13427,7 +13427,7 @@
         <w:rPr>
           <w:lang w:val="pt_PT" w:bidi="pt_PT"/>
         </w:rPr>
-        <w:t xml:space="preserve"> Então ela perguntou a Elias: "O que eu fiz para você, homem de Deus? Você veio para me fazer lembrar da minha culpa e matar meu filho?".</w:t>
+        <w:t xml:space="preserve"> Então ela perguntou a Elias: “O que eu fiz contra você, homem de Deus? Você veio aqui para lembrar meus erros e causar a morte do meu filho?”.</w:t>
       </w:r>
     </w:p>
     <w:p>
@@ -13448,7 +13448,7 @@
         <w:rPr>
           <w:lang w:val="pt_PT" w:bidi="pt_PT"/>
         </w:rPr>
-        <w:t xml:space="preserve"> Elias respondeu: "Traga o seu filho". Ele o tomou dos braços da mãe, levou-o para o quarto de cima, onde estava hospedado, e o deitou na cama.</w:t>
+        <w:t xml:space="preserve"> Elias respondeu: “Traga o seu filho”. Ele o tomou dos braços da mãe, levou-o para o quarto de cima, onde estava hospedado, e o deitou na cama.</w:t>
       </w:r>
     </w:p>
     <w:p>
@@ -13469,7 +13469,7 @@
         <w:rPr>
           <w:lang w:val="pt_PT" w:bidi="pt_PT"/>
         </w:rPr>
-        <w:t xml:space="preserve"> Em seguida, clamou ao SENHOR: "Ó SENHOR, meu Deus, chegaste a trazer desgraça também a esta viúva que me acolheu, matando o filho dela?".</w:t>
+        <w:t xml:space="preserve"> Elias clamou ao SENHOR: “SENHOR, meu Deus, por que trouxeste essa tragédia sobre esta viúva que me recebeu, fazendo o filho dela morrer?”.</w:t>
       </w:r>
     </w:p>
     <w:p>
@@ -13490,7 +13490,7 @@
         <w:rPr>
           <w:lang w:val="pt_PT" w:bidi="pt_PT"/>
         </w:rPr>
-        <w:t xml:space="preserve"> Elias se estendeu sobre o menino três vezes, clamando ao SENHOR: “Ó SENHOR, meu Deus, dá nova vida a esta criança!".</w:t>
+        <w:t xml:space="preserve"> Elias se estendeu sobre o menino três vezes, clamando ao SENHOR: “SENHOR, meu Deus, devolve a vida a esta criança!”.</w:t>
       </w:r>
     </w:p>
     <w:p>
@@ -13511,7 +13511,7 @@
         <w:rPr>
           <w:lang w:val="pt_PT" w:bidi="pt_PT"/>
         </w:rPr>
-        <w:t xml:space="preserve"> O SENHOR atendeu à súplica de Elias: o menino voltou a respirar. Ele estava vivo.</w:t>
+        <w:t xml:space="preserve"> O SENHOR atendeu ao pedido de Elias: o menino voltou a respirar e reviveu.</w:t>
       </w:r>
     </w:p>
     <w:p>
@@ -13532,7 +13532,7 @@
         <w:rPr>
           <w:lang w:val="pt_PT" w:bidi="pt_PT"/>
         </w:rPr>
-        <w:t xml:space="preserve"> Elias desceu com o menino e o entregou à mãe, dizendo: "O seu filho está vivo".</w:t>
+        <w:t xml:space="preserve"> Elias desceu com o menino e o entregou à mãe, dizendo: “O seu filho está vivo”.</w:t>
       </w:r>
     </w:p>
     <w:p>
@@ -13553,7 +13553,7 @@
         <w:rPr>
           <w:lang w:val="pt_PT" w:bidi="pt_PT"/>
         </w:rPr>
-        <w:t xml:space="preserve"> A mulher, então, disse a Elias: "Agora sei que você é um homem de Deus e que a palavra que o SENHOR coloca em sua boca é verdadeira".</w:t>
+        <w:t xml:space="preserve"> A mulher disse a Elias: “Agora sei que você é um homem de Deus e que a palavra do SENHOR na sua boca é verdadeira”.</w:t>
       </w:r>
     </w:p>
     <w:p>
@@ -13590,7 +13590,7 @@
         <w:rPr>
           <w:lang w:val="pt_PT" w:bidi="pt_PT"/>
         </w:rPr>
-        <w:t xml:space="preserve"> Depois de muito tempo, no terceiro ano da seca, o SENHOR falou com Elias: "Vá se encontrar com Acabe, pois farei cair chuva sobre a terra".</w:t>
+        <w:t xml:space="preserve"> Depois de muito tempo, no terceiro ano da seca, o SENHOR falou com Elias: “Vá se encontrar com Acabe, pois vou mandar chuva sobre a terra”.</w:t>
       </w:r>
     </w:p>
     <w:p>
@@ -13674,7 +13674,7 @@
         <w:rPr>
           <w:lang w:val="pt_PT" w:bidi="pt_PT"/>
         </w:rPr>
-        <w:t xml:space="preserve"> Acabe disse a Obadias: "Vamos percorrer todas as fontes e vales desta terra. Talvez encontremos pasto suficiente para manter vivos os cavalos e as mulas, e assim não perderemos os animais".</w:t>
+        <w:t xml:space="preserve"> Acabe disse a Obadias: “Vamos percorrer todas as fontes e vales desta terra. Talvez encontremos pasto para manter vivos os cavalos e as mulas, para não perder os animais”.</w:t>
       </w:r>
     </w:p>
     <w:p>
@@ -13716,7 +13716,7 @@
         <w:rPr>
           <w:lang w:val="pt_PT" w:bidi="pt_PT"/>
         </w:rPr>
-        <w:t xml:space="preserve"> Enquanto Obadias caminhava, Elias veio ao seu encontro. Ao reconhecê-lo, Obadias inclinou-se com o rosto no chão e perguntou: "É mesmo o senhor? Elias?".</w:t>
+        <w:t xml:space="preserve"> Enquanto Obadias caminhava, Elias veio ao seu encontro. Quando o reconheceu, Obadias se ajoelhou com o rosto no chão e perguntou: “É o senhor mesmo, Elias?”.</w:t>
       </w:r>
     </w:p>
     <w:p>
@@ -13737,7 +13737,7 @@
         <w:rPr>
           <w:lang w:val="pt_PT" w:bidi="pt_PT"/>
         </w:rPr>
-        <w:t xml:space="preserve"> Ele respondeu: "Sou eu. Vá e diga ao seu senhor que eu estou aqui".</w:t>
+        <w:t xml:space="preserve"> Ele respondeu: “Sou eu. Vá e diga ao seu senhor que eu estou aqui”.</w:t>
       </w:r>
     </w:p>
     <w:p>
@@ -13758,7 +13758,7 @@
         <w:rPr>
           <w:lang w:val="pt_PT" w:bidi="pt_PT"/>
         </w:rPr>
-        <w:t xml:space="preserve"> Obadias replicou: "Que pecado eu, seu servo, cometi para ser entregue a Acabe, para que ele me mate?</w:t>
+        <w:t xml:space="preserve"> Obadias replicou: “Que pecado eu, seu servo, cometi para que você me entregue a Acabe e ele me mate?</w:t>
       </w:r>
     </w:p>
     <w:p>
@@ -13779,7 +13779,7 @@
         <w:rPr>
           <w:lang w:val="pt_PT" w:bidi="pt_PT"/>
         </w:rPr>
-        <w:t xml:space="preserve"> Pela vida do SENHOR, o seu Deus, não houve nação nem reino aonde o rei, meu senhor, não tenha enviado gente à sua procura. E, quando diziam: 'Ele não está aqui', o rei exigia juramento de que não o tinham encontrado.</w:t>
+        <w:t xml:space="preserve"> Juro pelo SENHOR, o seu Deus: não há nação ou reino onde meu senhor não tenha mandado alguém procurar você. E quando diziam: ‘Ele não está aqui’, o rei exigia um juramento de que não o tinham encontrado.</w:t>
       </w:r>
     </w:p>
     <w:p>
@@ -13800,7 +13800,7 @@
         <w:rPr>
           <w:lang w:val="pt_PT" w:bidi="pt_PT"/>
         </w:rPr>
-        <w:t xml:space="preserve"> E agora você me pede para voltar ao meu senhor e dizer: "Elias está aqui".</w:t>
+        <w:t xml:space="preserve"> E agora você me pede para voltar ao meu senhor e dizer: ‘Elias está aqui’.</w:t>
       </w:r>
     </w:p>
     <w:p>
@@ -13821,7 +13821,7 @@
         <w:rPr>
           <w:lang w:val="pt_PT" w:bidi="pt_PT"/>
         </w:rPr>
-        <w:t xml:space="preserve"> Assim que eu me afastar, o Espírito do SENHOR poderá levá-lo para onde eu não sei. Se eu avisar Acabe e ele não o encotrar, ele me matará. E eu, seu servo, sou temente ao SENHOR desde quando era jovem.</w:t>
+        <w:t xml:space="preserve"> Assim que eu me afastar, o Espírito do SENHOR poderá levá-lo para onde eu não sei. E se eu avisar Acabe e ele não o encontrar, ele me matará. Eu, seu servo, temo o SENHOR desde a minha juventude.</w:t>
       </w:r>
     </w:p>
     <w:p>
@@ -13842,7 +13842,7 @@
         <w:rPr>
           <w:lang w:val="pt_PT" w:bidi="pt_PT"/>
         </w:rPr>
-        <w:t xml:space="preserve"> Não lhe contaram o que fiz enquanto Jezabel matava os profetas do SENHOR? Escondi cem deles em duas cavernas, cinquenta em cada uma, e cuidei para que tivessem comida e água.</w:t>
+        <w:t xml:space="preserve"> Não lhe contaram o que fiz quando Jezabel matava os profetas do SENHOR? Escondi cem deles em duas cavernas, cinquenta em cada uma, e cuidei deles com comida e água.</w:t>
       </w:r>
     </w:p>
     <w:p>
@@ -13863,7 +13863,7 @@
         <w:rPr>
           <w:lang w:val="pt_PT" w:bidi="pt_PT"/>
         </w:rPr>
-        <w:t xml:space="preserve"> E agora o senhor me manda dizer ao rei: 'Elias está aqui'. Ele vai me matar!".</w:t>
+        <w:t xml:space="preserve"> E agora o senhor me manda dizer ao rei: ‘Elias está aqui’. Ele vai me matar!”.</w:t>
       </w:r>
     </w:p>
     <w:p>
@@ -13884,7 +13884,7 @@
         <w:rPr>
           <w:lang w:val="pt_PT" w:bidi="pt_PT"/>
         </w:rPr>
-        <w:t xml:space="preserve"> Elias respondeu: "Pela vida do SENHOR dos Exércitos, a quem sirvo, hoje mesmo me apresentarei a Acabe".</w:t>
+        <w:t xml:space="preserve"> Elias respondeu: “Pela vida do SENHOR dos Exércitos, a quem sirvo, hoje mesmo me apresentarei a Acabe”.</w:t>
       </w:r>
     </w:p>
     <w:p>
@@ -13926,7 +13926,7 @@
         <w:rPr>
           <w:lang w:val="pt_PT" w:bidi="pt_PT"/>
         </w:rPr>
-        <w:t xml:space="preserve"> Ao vê-lo, Acabe perguntou: "É você o homem que anda perturbando Israel?".</w:t>
+        <w:t xml:space="preserve"> Quando o viu, Acabe perguntou: “É você o homem que está causando problemas em Israel?”.</w:t>
       </w:r>
     </w:p>
     <w:p>
@@ -13947,7 +13947,7 @@
         <w:rPr>
           <w:lang w:val="pt_PT" w:bidi="pt_PT"/>
         </w:rPr>
-        <w:t xml:space="preserve"> Elias respondeu: "Não estou perturbando Israel, mas você e a família do seu pai estão. Vocês deixaram de lado os mandamentos do SENHOR e seguiram os baalins.</w:t>
+        <w:t xml:space="preserve"> Elias respondeu: “Não sou eu que estou causando problemas em Israel, mas você e a família do seu pai. Vocês abandonaram os mandamentos do SENHOR e seguiram os baalins.</w:t>
       </w:r>
     </w:p>
     <w:p>
@@ -13968,7 +13968,7 @@
         <w:rPr>
           <w:lang w:val="pt_PT" w:bidi="pt_PT"/>
         </w:rPr>
-        <w:t xml:space="preserve"> Agora reúna todo o Israel comigo no monte Carmelo, com os 450 profetas de Baal e os 400 profetas de Aserá, que comem à mesa de Jezabel".</w:t>
+        <w:t xml:space="preserve"> Agora reúna todo o Israel no monte Carmelo, junto com os 450 profetas de Baal e os 400 profetas de Aserá, que comem à mesa de Jezabel”.</w:t>
       </w:r>
     </w:p>
     <w:p>
@@ -14010,7 +14010,7 @@
         <w:rPr>
           <w:lang w:val="pt_PT" w:bidi="pt_PT"/>
         </w:rPr>
-        <w:t xml:space="preserve"> Elias se voltou para o povo e disse: "Até quando vocês vão hesitar entre duas posições? Se o SENHOR é Deus, sigam-no; mas, se Baal é Deus, sigam-no". Não houve, porém, resposta do povo.</w:t>
+        <w:t xml:space="preserve"> Elias se voltou para o povo e disse: “Até quando vocês vão ficar divididos entre duas opiniões? Se o SENHOR é Deus, sigam-no; mas se Baal é Deus, sigam-no”. Mas o povo não respondeu nada.</w:t>
       </w:r>
     </w:p>
     <w:p>
@@ -14031,7 +14031,7 @@
         <w:rPr>
           <w:lang w:val="pt_PT" w:bidi="pt_PT"/>
         </w:rPr>
-        <w:t xml:space="preserve"> Então Elias disse: "Só eu restei de profeta do SENHOR, enquanto Baal tem 450 profetas.</w:t>
+        <w:t xml:space="preserve"> Então Elias disse: “Só eu fiquei como profeta do SENHOR, enquanto Baal tem 450 profetas.</w:t>
       </w:r>
     </w:p>
     <w:p>
@@ -14052,7 +14052,7 @@
         <w:rPr>
           <w:lang w:val="pt_PT" w:bidi="pt_PT"/>
         </w:rPr>
-        <w:t xml:space="preserve"> Tragam dois novilhos. Que esses profetas escolham um! Depois, preparem-no e o coloquem sobre a lenha, sem acender fogo. Eu prepararei o outro e também não acenderei fogo.</w:t>
+        <w:t xml:space="preserve"> Tragam dois novilhos. Os profetas de Baal escolham um deles. Depois preparem o animal e o coloquem sobre a lenha, sem acender fogo. Eu prepararei o outro e também não acenderei fogo.</w:t>
       </w:r>
     </w:p>
     <w:p>
@@ -14073,7 +14073,7 @@
         <w:rPr>
           <w:lang w:val="pt_PT" w:bidi="pt_PT"/>
         </w:rPr>
-        <w:t xml:space="preserve"> Vocês invocarão o nome do seu deus, e eu invocarei o nome do SENHOR. O deus que responder com fogo, esse é o Deus verdadeiro". E todo o povo concordou.</w:t>
+        <w:t xml:space="preserve"> Vocês vão invocar o nome do seu deus, e eu invocarei o nome do SENHOR. O deus que responder com fogo, esse é o Deus verdadeiro”. E todo o povo concordou.</w:t>
       </w:r>
     </w:p>
     <w:p>
@@ -14094,7 +14094,7 @@
         <w:rPr>
           <w:lang w:val="pt_PT" w:bidi="pt_PT"/>
         </w:rPr>
-        <w:t xml:space="preserve"> Elias disse aos profetas de Baal: "Já que vocês são muitos, escolham e preparem o novilho primeiro. Depois invoquem o nome do seu deus, mas sem acender o fogo".</w:t>
+        <w:t xml:space="preserve"> Elias disse aos profetas de Baal: “Já que vocês são muitos, escolham e preparem o novilho primeiro. Depois invoquem o nome do seu deus, mas sem acender fogo”.</w:t>
       </w:r>
     </w:p>
     <w:p>
@@ -14115,7 +14115,7 @@
         <w:rPr>
           <w:lang w:val="pt_PT" w:bidi="pt_PT"/>
         </w:rPr>
-        <w:t xml:space="preserve"> Eles prepararam o novilho que lhes foi dado e invocaram o nome de Baal de manhã até o meio-dia, gritando: "Baal, responda!". Dançavam em volta do altar que haviam construído, mas não houve resposta.</w:t>
+        <w:t xml:space="preserve"> Eles prepararam o novilho que lhes foi dado e invocaram o nome de Baal de manhã até o meio-dia, gritando: “Baal, responda!”. Dançavam em volta do altar que haviam construído, mas não houve resposta.</w:t>
       </w:r>
     </w:p>
     <w:p>
@@ -14136,7 +14136,7 @@
         <w:rPr>
           <w:lang w:val="pt_PT" w:bidi="pt_PT"/>
         </w:rPr>
-        <w:t xml:space="preserve"> Ao meio-dia, Elias começou a zombar deles: "Gritem mais alto! Afinal, ele é um deus. Talvez esteja ocupado, ou ausente, ou em viagem. Quem sabe esteja dormindo e precise acordar".</w:t>
+        <w:t xml:space="preserve"> Ao meio-dia, Elias começou a zombar deles: “Gritem mais alto! Ele é um deus. Talvez esteja ocupado, viajando ou dormindo. Quem sabe precise ser acordado”.</w:t>
       </w:r>
     </w:p>
     <w:p>
@@ -14157,7 +14157,7 @@
         <w:rPr>
           <w:lang w:val="pt_PT" w:bidi="pt_PT"/>
         </w:rPr>
-        <w:t xml:space="preserve"> Com isso, eles gritaram ainda mais alto e se cortaram com espadas e lanças, conforme o costume que tinham, até o sangue escorrer.</w:t>
+        <w:t xml:space="preserve"> Eles gritaram ainda mais alto e se cortaram com espadas e lanças, conforme era o costume deles, até o sangue escorrer.</w:t>
       </w:r>
     </w:p>
     <w:p>
@@ -14178,7 +14178,7 @@
         <w:rPr>
           <w:lang w:val="pt_PT" w:bidi="pt_PT"/>
         </w:rPr>
-        <w:t xml:space="preserve"> Passado o meio-dia, continuaram em transe profético até a hora do sacrifício da tarde. Mas não houve voz, nem resposta, nem sinal algum.</w:t>
+        <w:t xml:space="preserve"> Passado o meio-dia, continuaram em transe até a hora do sacrifício da tarde. Mas não houve voz, nem resposta, nem sinal algum.</w:t>
       </w:r>
     </w:p>
     <w:p>
@@ -14199,7 +14199,7 @@
         <w:rPr>
           <w:lang w:val="pt_PT" w:bidi="pt_PT"/>
         </w:rPr>
-        <w:t xml:space="preserve"> Então Elias disse ao povo: "Cheguem mais perto". O povo se aproximou, e Elias refez o altar do SENHOR, que estava destruído.</w:t>
+        <w:t xml:space="preserve"> Então Elias disse ao povo: “Cheguem mais perto”. O povo se aproximou, e ele reconstruiu o altar do SENHOR, que estava destruído.</w:t>
       </w:r>
     </w:p>
     <w:p>
@@ -14220,7 +14220,7 @@
         <w:rPr>
           <w:lang w:val="pt_PT" w:bidi="pt_PT"/>
         </w:rPr>
-        <w:t xml:space="preserve"> Pegou doze pedras, uma para cada tribo dos filhos de Jacó, a quem o SENHOR havia dito: "Israel será o seu nome".</w:t>
+        <w:t xml:space="preserve"> Pegou doze pedras, uma para cada tribo dos filhos de Jacó, a quem o SENHOR havia dito: “Israel será o seu nome”.</w:t>
       </w:r>
     </w:p>
     <w:p>
@@ -14262,7 +14262,7 @@
         <w:rPr>
           <w:lang w:val="pt_PT" w:bidi="pt_PT"/>
         </w:rPr>
-        <w:t xml:space="preserve"> Dispôs a lenha, cortou o novilho em pedaços e o colocou sobre a lenha. Depois disse: "Encham quatro jarras grandes com água e derramem sobre o sacrifício e sobre a lenha".</w:t>
+        <w:t xml:space="preserve"> Ele colocou a lenha em ordem, cortou o novilho em pedaços e o colocou sobre a lenha. Depois disse: “Encham quatro jarros grandes de água e derramem sobre o sacrifício e a lenha”.</w:t>
       </w:r>
     </w:p>
     <w:p>
@@ -14283,7 +14283,7 @@
         <w:rPr>
           <w:lang w:val="pt_PT" w:bidi="pt_PT"/>
         </w:rPr>
-        <w:t xml:space="preserve"> Disse ainda: "Façam isso outra vez". E foi o que fizeram. "Façam isso pela terceira vez", ordenou, e assim fizeram.</w:t>
+        <w:t xml:space="preserve"> E disse: “Façam isso de novo”. E eles fizeram. “Façam uma terceira vez”, ordenou, e eles fizeram.</w:t>
       </w:r>
     </w:p>
     <w:p>
@@ -14325,7 +14325,7 @@
         <w:rPr>
           <w:lang w:val="pt_PT" w:bidi="pt_PT"/>
         </w:rPr>
-        <w:t xml:space="preserve"> Chegada a hora do sacrifício, o profeta Elias se aproximou do altar e fez esta oração: "Ó SENHOR, Deus de Abraão, de Isaque e de Israel, que hoje este povo saiba que tu és Deus em Israel, que eu sou teu servo e que fiz tudo isso conforme a tua ordem.</w:t>
+        <w:t xml:space="preserve"> Na hora do sacrifício, o profeta Elias se aproximou do altar e orou: “Ó SENHOR, Deus de Abraão, de Isaque e de Israel, mostra hoje que tu és Deus em Israel, que eu sou teu servo e que fiz tudo como mandaste.</w:t>
       </w:r>
     </w:p>
     <w:p>
@@ -14346,7 +14346,7 @@
         <w:rPr>
           <w:lang w:val="pt_PT" w:bidi="pt_PT"/>
         </w:rPr>
-        <w:t xml:space="preserve"> Responde, ó SENHOR, à minha oração, para que esta gente saiba que tu, SENHOR, és Deus e que és tu quem está fazendo o coração dela voltar para ti".</w:t>
+        <w:t xml:space="preserve"> Responde, SENHOR, para que este povo saiba que tu és Deus e que estás fazendo o coração deles voltar para ti”.</w:t>
       </w:r>
     </w:p>
     <w:p>
@@ -14388,7 +14388,7 @@
         <w:rPr>
           <w:lang w:val="pt_PT" w:bidi="pt_PT"/>
         </w:rPr>
-        <w:t xml:space="preserve"> Ao ver isso, o povo caiu com o rosto em terra e exclamou: "O SENHOR é Deus! O SENHOR é Deus!".</w:t>
+        <w:t xml:space="preserve"> Ao ver isso, o povo caiu com o rosto em terra e exclamou: “O SENHOR é Deus! O SENHOR é Deus!”.</w:t>
       </w:r>
     </w:p>
     <w:p>
@@ -14409,7 +14409,7 @@
         <w:rPr>
           <w:lang w:val="pt_PT" w:bidi="pt_PT"/>
         </w:rPr>
-        <w:t xml:space="preserve"> Elias disse: "Prendam os profetas de Baal. Que nenhum deles escape!". Eles os prenderam, e Elias os fez descer ao riacho de Quisom, onde foram mortos.</w:t>
+        <w:t xml:space="preserve"> Elias disse: “Prendam os profetas de Baal. Não deixem nenhum escapar!”. Eles os prenderam, e Elias os levou ao riacho de Quisom, onde foram mortos.</w:t>
       </w:r>
     </w:p>
     <w:p>
@@ -14430,7 +14430,7 @@
         <w:rPr>
           <w:lang w:val="pt_PT" w:bidi="pt_PT"/>
         </w:rPr>
-        <w:t xml:space="preserve"> Elias disse a Acabe: "Vá comer e beber, pois já se ouve o som de chuva abundante".</w:t>
+        <w:t xml:space="preserve"> Elias disse a Acabe: “Vá comer e beber, pois já se ouve o som de chuva abundante”.</w:t>
       </w:r>
     </w:p>
     <w:p>
@@ -14451,7 +14451,7 @@
         <w:rPr>
           <w:lang w:val="pt_PT" w:bidi="pt_PT"/>
         </w:rPr>
-        <w:t xml:space="preserve"> Acabe foi comer e beber. Elias, porém, subiu ao alto do Carmelo e curvou-se até o chão com o rosto entre os joelhos.</w:t>
+        <w:t xml:space="preserve"> Acabe foi comer e beber. Elias subiu ao alto do Carmelo e se ajoelhou no chão, com o rosto entre os joelhos.</w:t>
       </w:r>
     </w:p>
     <w:p>
@@ -14472,7 +14472,7 @@
         <w:rPr>
           <w:lang w:val="pt_PT" w:bidi="pt_PT"/>
         </w:rPr>
-        <w:t xml:space="preserve"> Ele disse ao seu servo: "Vá olhar na direção do mar". Ele foi, olhou e disse: "Não se vê nada". Sete vezes Elias ordenou: "Vá lá ver".</w:t>
+        <w:t xml:space="preserve"> Ele disse ao seu servo: “Vá olhar na direção do mar”. O servo foi, olhou e disse: “Não vejo nada”. Sete vezes Elias mandou: “Volte e olhe”.</w:t>
       </w:r>
     </w:p>
     <w:p>
@@ -14493,7 +14493,7 @@
         <w:rPr>
           <w:lang w:val="pt_PT" w:bidi="pt_PT"/>
         </w:rPr>
-        <w:t xml:space="preserve"> Na última vez, o servo disse: "Uma nuvem pequena, do tamanho da mão de um homem, está subindo do mar". Então Elias ordenou: "Vá dizer a Acabe para preparar o carro e descer, antes de ser detido pela chuva".</w:t>
+        <w:t xml:space="preserve"> Na sétima vez, o servo disse: “Uma pequena nuvem, do tamanho da mão de um homem, está subindo do mar”. Então Elias ordenou: “Vá dizer a Acabe que prepare o carro e desça, antes que a chuva o impeça”.</w:t>
       </w:r>
     </w:p>
     <w:p>
@@ -14535,7 +14535,7 @@
         <w:rPr>
           <w:lang w:val="pt_PT" w:bidi="pt_PT"/>
         </w:rPr>
-        <w:t xml:space="preserve"> A mão do SENHOR veio sobre Elias; ele prendeu a capa ao cinto e correu à frente de Acabe até a entrada de Jezreel.</w:t>
+        <w:t xml:space="preserve"> O poder do SENHOR veio sobre Elias. Ele prendeu a capa ao cinto e correu à frente de Acabe até a entrada de Jezreel.</w:t>
       </w:r>
     </w:p>
     <w:p>
@@ -14593,7 +14593,7 @@
         <w:rPr>
           <w:lang w:val="pt_PT" w:bidi="pt_PT"/>
         </w:rPr>
-        <w:t xml:space="preserve"> Então Jezabel enviou um mensageiro a Elias com esta ameaça: "Que os deuses façam comigo o que quiserem se, amanhã a esta hora, eu não fizer com você o mesmo que você fez com eles".</w:t>
+        <w:t xml:space="preserve"> Então Jezabel enviou um mensageiro a Elias com esta ameaça: “Que os deuses me castiguem severamente se, até amanhã a esta hora, eu não fizer com você o mesmo que você fez com eles”.</w:t>
       </w:r>
     </w:p>
     <w:p>
@@ -14614,7 +14614,7 @@
         <w:rPr>
           <w:lang w:val="pt_PT" w:bidi="pt_PT"/>
         </w:rPr>
-        <w:t xml:space="preserve"> Ao perceber isso, Elias se levantou e partiu para salvar a própria vida. Chegou a Berseba, em Judá, deixou ali o seu servo</w:t>
+        <w:t xml:space="preserve"> Ao saber da ameaça, Elias teve medo, levantou-se e fugiu para salvar a própria vida. Chegou a Berseba, em Judá, deixou ali o seu servo</w:t>
       </w:r>
     </w:p>
     <w:p>
@@ -14635,7 +14635,7 @@
         <w:rPr>
           <w:lang w:val="pt_PT" w:bidi="pt_PT"/>
         </w:rPr>
-        <w:t xml:space="preserve"> e avançou sozinho pelo deserto durante um dia inteiro. Sentou-se à sombra de uma giesta e pediu para morrer: "Basta, SENHOR. Tira a minha vida, pois não sou melhor do que meus antepassados".</w:t>
+        <w:t xml:space="preserve"> e seguiu sozinho pelo deserto durante um dia inteiro. Sentou-se debaixo de uma giesta e pediu para morrer: “Já chega, SENHOR. Tira a minha vida, pois não sou melhor do que os meus antepassados”.</w:t>
       </w:r>
     </w:p>
     <w:p>
@@ -14656,7 +14656,7 @@
         <w:rPr>
           <w:lang w:val="pt_PT" w:bidi="pt_PT"/>
         </w:rPr>
-        <w:t xml:space="preserve"> Em seguida, deitou-se ali mesmo e adormeceu. De repente, sentiu o toque de um anjo que lhe disse: "Levante-se e coma".</w:t>
+        <w:t xml:space="preserve"> Em seguida, deitou-se ali mesmo e dormiu. De repente, sentiu o toque de um anjo que lhe disse: “Levante-se e coma”.</w:t>
       </w:r>
     </w:p>
     <w:p>
@@ -14677,7 +14677,7 @@
         <w:rPr>
           <w:lang w:val="pt_PT" w:bidi="pt_PT"/>
         </w:rPr>
-        <w:t xml:space="preserve"> Elias olhou e, perto de sua cabeça, havia um pão assado sobre brasas e um recipiente com água. Ele comeu, bebeu e voltou a se deitar.</w:t>
+        <w:t xml:space="preserve"> Elias olhou e, perto de sua cabeça, havia um pão assado sobre brasas e um pote com água. Ele comeu, bebeu e voltou a se deitar.</w:t>
       </w:r>
     </w:p>
     <w:p>
@@ -14698,7 +14698,7 @@
         <w:rPr>
           <w:lang w:val="pt_PT" w:bidi="pt_PT"/>
         </w:rPr>
-        <w:t xml:space="preserve"> O anjo do SENHOR voltou, tocou nele de novo e disse: "Levante-se e coma, porque o caminho será longo demais para você".</w:t>
+        <w:t xml:space="preserve"> O anjo do SENHOR voltou, tocou nele de novo e disse: “Levante-se e coma, porque o caminho será longo demais para você”.</w:t>
       </w:r>
     </w:p>
     <w:p>
@@ -14719,7 +14719,7 @@
         <w:rPr>
           <w:lang w:val="pt_PT" w:bidi="pt_PT"/>
         </w:rPr>
-        <w:t xml:space="preserve"> Ele se levantou, comeu e bebeu. Depois de se sentir fortalecido com aquele alimento, caminhou quarenta dias e quarenta noites até Horebe, o monte de Deus.</w:t>
+        <w:t xml:space="preserve"> Ele se levantou, comeu e bebeu. Fortalecido por aquele alimento, caminhou quarenta dias e quarenta noites até Horebe, o monte de Deus.</w:t>
       </w:r>
     </w:p>
     <w:p>
@@ -14740,7 +14740,7 @@
         <w:rPr>
           <w:lang w:val="pt_PT" w:bidi="pt_PT"/>
         </w:rPr>
-        <w:t xml:space="preserve"> Ali entrou numa caverna para passar a noite. Então ele recebeu a palavra do SENHOR: "O que você faz aqui, Elias?".</w:t>
+        <w:t xml:space="preserve"> Ali entrou numa caverna para passar a noite. Então ele recebeu a palavra do SENHOR: “O que você faz aqui, Elias?”.</w:t>
       </w:r>
     </w:p>
     <w:p>
@@ -14761,7 +14761,7 @@
         <w:rPr>
           <w:lang w:val="pt_PT" w:bidi="pt_PT"/>
         </w:rPr>
-        <w:t xml:space="preserve"> Ele respondeu: "Tenho tido muito zelo pelo SENHOR, o Deus dos Exércitos. Os israelitas abandonaram a aliança que tinham contigo, destruíram os teus altares e mataram os teus profetas à espada. Fiquei sozinho, e agora querem tirar a minha vida".</w:t>
+        <w:t xml:space="preserve"> Ele respondeu: “Tenho servido ao SENHOR, o Deus dos Exércitos, com grande dedicação. Os israelitas abandonaram a tua aliança, derrubaram os teus altares e mataram os teus profetas à espada. Só eu fiquei, e agora estão tentando me matar”.</w:t>
       </w:r>
     </w:p>
     <w:p>
@@ -14782,7 +14782,7 @@
         <w:rPr>
           <w:lang w:val="pt_PT" w:bidi="pt_PT"/>
         </w:rPr>
-        <w:t xml:space="preserve"> O SENHOR disse: "Saia e permaneça no monte, diante do SENHOR, pois ele vai passar". Veio um vento impetuoso, tão forte que fez as pedras se soltarem dos montes; porém o SENHOR não estava no vento. Depois do vento, veio um terremoto; mas o SENHOR também não estava no terremoto.</w:t>
+        <w:t xml:space="preserve"> O SENHOR disse: “Saia e fique no monte, na minha presença, pois vou passar”. Então veio um vento muito forte, que fendia os montes e despedaçava as rochas diante do SENHOR, mas o SENHOR não estava nele. Depois do vento, veio um terremoto, mas o SENHOR também não estava nele.</w:t>
       </w:r>
     </w:p>
     <w:p>
@@ -14803,7 +14803,7 @@
         <w:rPr>
           <w:lang w:val="pt_PT" w:bidi="pt_PT"/>
         </w:rPr>
-        <w:t xml:space="preserve"> Depois do terremoto, veio um fogo, mas o SENHOR não estava no fogo. E, depois do fogo, ouviu-se o som de um silêncio suave.</w:t>
+        <w:t xml:space="preserve"> Depois do terremoto, veio um fogo, mas o SENHOR não estava nele. E, depois do fogo, ouviu-se o som de um silêncio suave.</w:t>
       </w:r>
     </w:p>
     <w:p>
@@ -14824,7 +14824,7 @@
         <w:rPr>
           <w:lang w:val="pt_PT" w:bidi="pt_PT"/>
         </w:rPr>
-        <w:t xml:space="preserve"> Ao ouvir isso, Elias cobriu o rosto com a capa, saiu e ficou à entrada da caverna. Então uma voz perguntou: "Elias, o que você faz aqui?".</w:t>
+        <w:t xml:space="preserve"> Ao ouvir isso, Elias cobriu o rosto com a capa, saiu e ficou à entrada da caverna. Então uma voz perguntou: “Elias, o que você faz aqui?”.</w:t>
       </w:r>
     </w:p>
     <w:p>
@@ -14845,7 +14845,7 @@
         <w:rPr>
           <w:lang w:val="pt_PT" w:bidi="pt_PT"/>
         </w:rPr>
-        <w:t xml:space="preserve"> Ele respondeu: "Tenho tido muito zelo pelo SENHOR, o Deus dos Exércitos. Os israelitas abandonaram a aliança que tinham contigo, destruíram os teus altares e mataram os teus profetas à espada. Fiquei sozinho, e agora querem tirar a minha vida".</w:t>
+        <w:t xml:space="preserve"> Ele respondeu: “Tenho servido ao SENHOR, o Deus dos Exércitos, com grande dedicação. Os israelitas abandonaram a tua aliança, derrubaram os teus altares e mataram os teus profetas à espada. Só eu fiquei, e agora estão tentando me matar”.</w:t>
       </w:r>
     </w:p>
     <w:p>
@@ -14866,7 +14866,7 @@
         <w:rPr>
           <w:lang w:val="pt_PT" w:bidi="pt_PT"/>
         </w:rPr>
-        <w:t xml:space="preserve"> O SENHOR ordenou: "Volte pelo caminho por onde você veio e siga na direção da região de Damasco. Ao chegar lá, unja Hazael como rei da Síria.</w:t>
+        <w:t xml:space="preserve"> O SENHOR ordenou: “Volte pelo caminho que você percorreu e vá ao deserto de Damasco. Ao chegar lá, unja Hazael como rei da Síria.</w:t>
       </w:r>
     </w:p>
     <w:p>
@@ -14908,7 +14908,7 @@
         <w:rPr>
           <w:lang w:val="pt_PT" w:bidi="pt_PT"/>
         </w:rPr>
-        <w:t xml:space="preserve"> Quem escapar da espada de Hazael será morto por Jeú; e quem escapar da espada de Jeú será morto por Eliseu.</w:t>
+        <w:t xml:space="preserve"> Quem escapar de Hazael será morto por Jeú; e quem escapar de Jeú será morto por Eliseu.</w:t>
       </w:r>
     </w:p>
     <w:p>
@@ -14929,7 +14929,7 @@
         <w:rPr>
           <w:lang w:val="pt_PT" w:bidi="pt_PT"/>
         </w:rPr>
-        <w:t xml:space="preserve"> Contudo, preservei em Israel sete mil: todos os que não dobraram os joelhos diante de Baal e não o beijaram".</w:t>
+        <w:t xml:space="preserve"> Contudo, preservei em Israel sete mil: todos os que não dobraram os joelhos diante de Baal e não o beijaram”.</w:t>
       </w:r>
     </w:p>
     <w:p>
@@ -14971,7 +14971,7 @@
         <w:rPr>
           <w:lang w:val="pt_PT" w:bidi="pt_PT"/>
         </w:rPr>
-        <w:t xml:space="preserve"> Eliseu deixou os bois, correu atrás de Elias e pediu: "Deixe-me dar um beijo em meus pais, e então irei com você". Elias respondeu: "Vá e volte; reflita no que eu lhe fiz".</w:t>
+        <w:t xml:space="preserve"> Eliseu deixou os bois, correu atrás de Elias e pediu: “Deixe-me dar um beijo em meus pais, e então irei com você”. Elias respondeu: “Vá e volte. Mas pense no que eu lhe fiz”.</w:t>
       </w:r>
     </w:p>
     <w:p>
@@ -14992,7 +14992,7 @@
         <w:rPr>
           <w:lang w:val="pt_PT" w:bidi="pt_PT"/>
         </w:rPr>
-        <w:t xml:space="preserve"> Eliseu voltou, tomou os pares de bois e os sacrificou. Com a madeira do arado preparou o fogo, cozinhou a carne e a distribuiu ao povo, que comeu. Depois levantou-se, seguiu Elias e passou a servir a ele.</w:t>
+        <w:t xml:space="preserve"> Eliseu voltou, pegou o par de bois e os sacrificou. Usou a madeira do jugo para fazer o fogo, cozinhou a carne e a distribuiu ao povo, que comeu. Depois, levantou-se, seguiu Elias e passou a servia ele.</w:t>
       </w:r>
     </w:p>
     <w:p>
@@ -15029,7 +15029,7 @@
         <w:rPr>
           <w:lang w:val="pt_PT" w:bidi="pt_PT"/>
         </w:rPr>
-        <w:t xml:space="preserve"> Ben-Hadade, rei da Síria, reuniu todo o seu exército. Trinta e dois reis aliados o acompanhavam, com cavalos e carros de guerra. Eles subiram, cercaram Samaria e iniciaram o ataque.</w:t>
+        <w:t xml:space="preserve"> Ben-Hadade, rei da Síria, reuniu todo o seu exército. Trinta e dois reis aliados o acompanhavam, com cavalos e carros de guerra. Eles subiram, cercaram Samaria e começaram o ataque.</w:t>
       </w:r>
     </w:p>
     <w:p>
@@ -15050,7 +15050,7 @@
         <w:rPr>
           <w:lang w:val="pt_PT" w:bidi="pt_PT"/>
         </w:rPr>
-        <w:t xml:space="preserve"> Enviando mensageiros à cidade, a Acabe, rei de Israel, Ben-Hadade mandou que dissessem:</w:t>
+        <w:t xml:space="preserve"> Em seguida, enviou mensageiros à cidade para falar com Acabe, rei de Israel. Ben-Hadade mandou que eles dissessem:</w:t>
       </w:r>
     </w:p>
     <w:p>
@@ -15071,7 +15071,7 @@
         <w:rPr>
           <w:lang w:val="pt_PT" w:bidi="pt_PT"/>
         </w:rPr>
-        <w:t xml:space="preserve"> "Assim diz Ben-Hadade: 'Sua prata e seu ouro são meus; e também suas mulheres mais lindas e seus melhores filhos'".</w:t>
+        <w:t xml:space="preserve"> "Assim diz Ben-Hadade: ‘Sua prata e seu ouro são meus; e também suas mulheres mais lindas e seus melhores filhos’”.</w:t>
       </w:r>
     </w:p>
     <w:p>
@@ -15092,7 +15092,7 @@
         <w:rPr>
           <w:lang w:val="pt_PT" w:bidi="pt_PT"/>
         </w:rPr>
-        <w:t xml:space="preserve"> O rei de Israel respondeu: "Que assim seja, ó rei, meu senhor: eu e tudo o que tenho somos seus".</w:t>
+        <w:t xml:space="preserve"> O rei de Israel respondeu: “Que assim seja, ó rei, meu senhor: eu e tudo o que tenho somos seus”.</w:t>
       </w:r>
     </w:p>
     <w:p>
@@ -15113,7 +15113,7 @@
         <w:rPr>
           <w:lang w:val="pt_PT" w:bidi="pt_PT"/>
         </w:rPr>
-        <w:t xml:space="preserve"> Quando voltaram, os mensageiros disseram: "Assim diz Ben-Hadade: 'Exigi sua prata, seu ouro, suas mulheres e seus filhos.</w:t>
+        <w:t xml:space="preserve"> Quando voltaram, os mensageiros disseram: “Assim diz Ben-Hadade: ‘Exigi sua prata, seu ouro, suas mulheres e seus filhos.</w:t>
       </w:r>
     </w:p>
     <w:p>
@@ -15134,7 +15134,7 @@
         <w:rPr>
           <w:lang w:val="pt_PT" w:bidi="pt_PT"/>
         </w:rPr>
-        <w:t xml:space="preserve"> Mas amanhã, a esta hora, enviarei meus oficiais para revistarem seu palácio e as casas de seus servos; tudo o que for precioso para você será tomado e levado'".</w:t>
+        <w:t xml:space="preserve"> Mas amanhã, a esta hora, enviarei meus oficiais para revistarem seu palácio e as casas de seus servos. Tudo o que for precioso para você será tomado e levado’”.</w:t>
       </w:r>
     </w:p>
     <w:p>
@@ -15155,7 +15155,7 @@
         <w:rPr>
           <w:lang w:val="pt_PT" w:bidi="pt_PT"/>
         </w:rPr>
-        <w:t xml:space="preserve"> Então o rei de Israel reuniu as autoridades da terra e disse: "Este homem procura a nossa ruína! Ele exigiu minhas mulheres, meus filhos, minha prata e meu ouro, e eu não lhe neguei”.</w:t>
+        <w:t xml:space="preserve"> Então o rei de Israel reuniu as autoridades da terra e disse: “Este homem procura a nossa ruína! Ele exigiu minhas mulheres, meus filhos, minha prata e meu ouro, e eu não lhe neguei”.</w:t>
       </w:r>
     </w:p>
     <w:p>
@@ -15176,7 +15176,7 @@
         <w:rPr>
           <w:lang w:val="pt_PT" w:bidi="pt_PT"/>
         </w:rPr>
-        <w:t xml:space="preserve"> As autoridades e o povo responderam: "Não dê ouvidos a ele nem concorde com o que ele exige".</w:t>
+        <w:t xml:space="preserve"> As autoridades e o povo responderam: “Não dê ouvidos a ele nem concorde com o que ele exige”.</w:t>
       </w:r>
     </w:p>
     <w:p>
@@ -15197,7 +15197,7 @@
         <w:rPr>
           <w:lang w:val="pt_PT" w:bidi="pt_PT"/>
         </w:rPr>
-        <w:t xml:space="preserve"> Assim, Acabe respondeu aos mensageiros de Ben-Hadade: "Digam ao rei: 'Farei tudo o que meu senhor exigiu da primeira vez, mas esta exigência não posso aceitar". Os mensageiros levaram a resposta.</w:t>
+        <w:t xml:space="preserve"> Assim, Acabe respondeu aos mensageiros de Ben-Hadade: “Digam ao rei: ‘Farei tudo o que meu senhor exigiu na primeira vez, mas esta exigência não posso aceitar”. Os mensageiros levaram a resposta.</w:t>
       </w:r>
     </w:p>
     <w:p>
@@ -15218,7 +15218,7 @@
         <w:rPr>
           <w:lang w:val="pt_PT" w:bidi="pt_PT"/>
         </w:rPr>
-        <w:t xml:space="preserve"> Então Ben-Hadade enviou outra ameaça: "Que os deuses me punam severamente, se o pó de Samaria chegar a ser suficiente para encher as mãos de todos os que marcham comigo".</w:t>
+        <w:t xml:space="preserve"> Então Ben-Hadade enviou outra mensagem ameaçadora: “Que os deuses me castiguem severamente se o pó de Samaria chegar a ser suficiente para encher as mãos de todos os que estão comigo”.</w:t>
       </w:r>
     </w:p>
     <w:p>
@@ -15239,7 +15239,7 @@
         <w:rPr>
           <w:lang w:val="pt_PT" w:bidi="pt_PT"/>
         </w:rPr>
-        <w:t xml:space="preserve"> Esta foi a resposta do rei de Israel: "Digam a Ben-Hadade: 'Quem veste a armadura não deve se vangloriar como quem já a tira".</w:t>
+        <w:t xml:space="preserve"> Esta foi a resposta do rei de Israel: “Digam a Ben-Hadade: ‘Quem veste a armadura não deve se vangloriar como quem já a tira’”.</w:t>
       </w:r>
     </w:p>
     <w:p>
@@ -15260,7 +15260,7 @@
         <w:rPr>
           <w:lang w:val="pt_PT" w:bidi="pt_PT"/>
         </w:rPr>
-        <w:t xml:space="preserve"> Ben-Hadade recebeu a resposta enquanto ele e os reis aliados se embriagavam em suas tendas. Então ordenou: "Preparem-se!". E eles se colocaram em posição de ataque.</w:t>
+        <w:t xml:space="preserve"> Ben-Hadade recebeu a resposta enquanto ele e os reis aliados se embriagavam em suas tendas. Então ordenou: “Preparem-se!”. E eles se colocaram em posição de ataque.</w:t>
       </w:r>
     </w:p>
     <w:p>
@@ -15281,7 +15281,7 @@
         <w:rPr>
           <w:lang w:val="pt_PT" w:bidi="pt_PT"/>
         </w:rPr>
-        <w:t xml:space="preserve"> Naquele momento, um profeta procurou Acabe, rei de Israel, e disse: "O SENHOR diz: 'Está vendo este grande exército? Hoje você o terá em suas mãos e saberá que eu sou o SENHOR'".</w:t>
+        <w:t xml:space="preserve"> Naquele momento, um profeta procurou Acabe, rei de Israel, e disse: “O SENHOR diz: ‘Está vendo este grande exército? Hoje você o terá em suas mãos e saberá que eu sou o SENHOR’”.</w:t>
       </w:r>
     </w:p>
     <w:p>
@@ -15302,7 +15302,7 @@
         <w:rPr>
           <w:lang w:val="pt_PT" w:bidi="pt_PT"/>
         </w:rPr>
-        <w:t xml:space="preserve"> Acabe perguntou: "Por meio de quem?". O profeta respondeu: "O SENHOR diz: 'Pelos jovens dos chefes das províncias'". "Quem iniciará a batalha?", perguntou o rei. "Você", respondeu o profeta.</w:t>
+        <w:t xml:space="preserve"> Acabe perguntou: “Por meio de quem?”. O profeta respondeu: “O SENHOR diz: ‘Usarei os jovens soldados dos líderes das províncias’”. O rei perguntou: “Quem iniciará a batalha?”. O profeta respondeu: “Você”.</w:t>
       </w:r>
     </w:p>
     <w:p>
@@ -15323,7 +15323,7 @@
         <w:rPr>
           <w:lang w:val="pt_PT" w:bidi="pt_PT"/>
         </w:rPr>
-        <w:t xml:space="preserve"> Acabe reuniu os jovens dos chefes das províncias, 232 ao todo; depois reuniu mais sete mil homens de Israel.</w:t>
+        <w:t xml:space="preserve"> Acabe reuniu os jovens soldados dos líderes das províncias, 232 ao todo. Depois reuniu mais 7 mil homens de Israel.</w:t>
       </w:r>
     </w:p>
     <w:p>
@@ -15365,7 +15365,7 @@
         <w:rPr>
           <w:lang w:val="pt_PT" w:bidi="pt_PT"/>
         </w:rPr>
-        <w:t xml:space="preserve"> Os jovens avançaram primeiro. Sentinelas informaram a Ben-Hadade: "Alguns homens estão saindo de Samaria".</w:t>
+        <w:t xml:space="preserve"> Os jovens avançaram primeiro. Sentinelas informaram a Ben-Hadade: “Alguns homens estão saindo de Samaria”.</w:t>
       </w:r>
     </w:p>
     <w:p>
@@ -15386,7 +15386,7 @@
         <w:rPr>
           <w:lang w:val="pt_PT" w:bidi="pt_PT"/>
         </w:rPr>
-        <w:t xml:space="preserve"> Ele respondeu: "Quer venham em paz, quer venham para a guerra, quero que os tragam".</w:t>
+        <w:t xml:space="preserve"> Ele respondeu: “Quer venham em paz, quer venham para a guerra, quero que os tragam com vida”.</w:t>
       </w:r>
     </w:p>
     <w:p>
@@ -15407,7 +15407,7 @@
         <w:rPr>
           <w:lang w:val="pt_PT" w:bidi="pt_PT"/>
         </w:rPr>
-        <w:t xml:space="preserve"> Os jovens dos chefes das províncias saíram da cidade, seguidos pelo exército,</w:t>
+        <w:t xml:space="preserve"> Os jovens soldados dos líderes das províncias saíram da cidade, seguidos pelo exército,</w:t>
       </w:r>
     </w:p>
     <w:p>
@@ -15470,7 +15470,7 @@
         <w:rPr>
           <w:lang w:val="pt_PT" w:bidi="pt_PT"/>
         </w:rPr>
-        <w:t xml:space="preserve"> Então o profeta voltou a procurar o rei de Israel e disse: "Fortaleça-se e prepare-se, pois no próximo ano o rei da Síria voltará a atacar".</w:t>
+        <w:t xml:space="preserve"> Então o profeta voltou a procurar o rei de Israel e disse: “Fortaleça-se e prepare-se, pois no próximo ano o rei da Síria voltará a atacar”.</w:t>
       </w:r>
     </w:p>
     <w:p>
@@ -15491,7 +15491,7 @@
         <w:rPr>
           <w:lang w:val="pt_PT" w:bidi="pt_PT"/>
         </w:rPr>
-        <w:t xml:space="preserve"> Os oficiais do rei da Síria disseram: "Eles têm os deuses dos montes; por isso nos venceram. Se lutarmos nas planícies, certamente seremos mais fortes.</w:t>
+        <w:t xml:space="preserve"> Os oficiais do rei da Síria disseram: “Eles têm os deuses dos montes; por isso nos venceram. Se lutarmos nas planícies, certamente seremos mais fortes.</w:t>
       </w:r>
     </w:p>
     <w:p>
@@ -15533,7 +15533,7 @@
         <w:rPr>
           <w:lang w:val="pt_PT" w:bidi="pt_PT"/>
         </w:rPr>
-        <w:t xml:space="preserve"> Reorganize um exército igual ao que você perdeu, cavalo por cavalo e carro por carro. Lutaremos nas planícies e, sem dúvida, venceremos os israelitas". Ben-Hadade aceitou o conselho.</w:t>
+        <w:t xml:space="preserve"> Reorganize um exército igual ao que você perdeu, cavalo por cavalo e carro por carro. Lutaremos nas planícies e, sem dúvida, venceremos os israelitas”. Ben-Hadade aceitou o conselho.</w:t>
       </w:r>
     </w:p>
     <w:p>
@@ -15596,7 +15596,7 @@
         <w:rPr>
           <w:lang w:val="pt_PT" w:bidi="pt_PT"/>
         </w:rPr>
-        <w:t xml:space="preserve"> Um homem de Deus procurou o rei de Israel e declarou: "O SENHOR diz: 'Já que os sírios disseram que o SENHOR é deus dos montes e não dos vales, colocarei todo este grande exército em suas mãos, e Israel saberá que eu sou o SENHOR'".</w:t>
+        <w:t xml:space="preserve"> Um homem de Deus procurou o rei de Israel e declarou: “O SENHOR diz: ‘Já que os sírios disseram que o SENHOR é deus dos montes e não dos vales, colocarei todo este grande exército em suas mãos, e Israel saberá que eu sou o SENHOR’”.</w:t>
       </w:r>
     </w:p>
     <w:p>
@@ -15617,7 +15617,7 @@
         <w:rPr>
           <w:lang w:val="pt_PT" w:bidi="pt_PT"/>
         </w:rPr>
-        <w:t xml:space="preserve"> Eles ficaram acampados frente a frente por sete dias. No sétimo dia travou-se a batalha, e os israelitas mataram cem mil soldados sírios de infantaria num só dia.</w:t>
+        <w:t xml:space="preserve"> Os dois exércitos ficaram acampados frente a frente por sete dias. No sétimo dia travou-se a batalha, e os israelitas mataram cem mil soldados sírios de infantaria num só dia.</w:t>
       </w:r>
     </w:p>
     <w:p>
@@ -15659,7 +15659,7 @@
         <w:rPr>
           <w:lang w:val="pt_PT" w:bidi="pt_PT"/>
         </w:rPr>
-        <w:t xml:space="preserve"> Os oficiais de Ben-Hadade disseram: "Ouvimos que os reis de Israel são misericordiosos. Vamos até o rei com panos de saco e cordas no pescoço; quem sabe ele poupe a sua vida".</w:t>
+        <w:t xml:space="preserve"> Os oficiais de Ben-Hadade disseram: “Ouvimos que os reis de Israel são misericordiosos. Vamos até o rei com panos de saco e cordas no pescoço. Quem sabe ele poupe a sua vida”.</w:t>
       </w:r>
     </w:p>
     <w:p>
@@ -15680,7 +15680,7 @@
         <w:rPr>
           <w:lang w:val="pt_PT" w:bidi="pt_PT"/>
         </w:rPr>
-        <w:t xml:space="preserve"> Foi o que fizeram. Então, disseram a Acabe: "Seu servo Ben-Hadade suplica: deixe-me viver". O rei respondeu: “Ele ainda vive? É meu irmão!".</w:t>
+        <w:t xml:space="preserve"> Foi o que fizeram. Então disseram a Acabe: “Seu servo Ben-Hadade pede: deixe-me viver”. O rei respondeu: “Ele ainda vive? Ele é meu irmão!”.</w:t>
       </w:r>
     </w:p>
     <w:p>
@@ -15701,7 +15701,7 @@
         <w:rPr>
           <w:lang w:val="pt_PT" w:bidi="pt_PT"/>
         </w:rPr>
-        <w:t xml:space="preserve"> Os homens viram isso como algo positivo e disseram depressa: "Sim, seu irmão Ben-Hadade!". "Tragam-no aqui", disse o rei. Quando Ben-Hadade chegou, Acabe pediu que ele subisse em seu carro.</w:t>
+        <w:t xml:space="preserve"> Os homens viram isso como algo positivo e disseram depressa: “Sim, seu irmão Ben-Hadade!”. “Tragam-no aqui”, disse o rei. Quando Ben-Hadade chegou, Acabe pediu que ele subisse em seu carro.</w:t>
       </w:r>
     </w:p>
     <w:p>
@@ -15722,7 +15722,7 @@
         <w:rPr>
           <w:lang w:val="pt_PT" w:bidi="pt_PT"/>
         </w:rPr>
-        <w:t xml:space="preserve"> Ben-Hadade disse: "Você terá de volta as cidades que meu pai tomou de seu pai, e você poderá estabelecer mercados em Damasco, como meu pai fez em Samaria". Acabe respondeu: "Se fizermos um acordo, eu o deixarei ir". Assim, eles fizeram um acordo, e Acabe o libertou.</w:t>
+        <w:t xml:space="preserve"> Ben-Hadade disse: “Você terá de volta as cidades que meu pai tomou do seu pai, e você poderá estabelecer mercados em Damasco, como meu pai fez em Samaria”. Acabe respondeu: “Se fizermos um acordo, eu o deixarei ir”. Assim, eles fizeram um acordo, e Acabe o libertou.</w:t>
       </w:r>
     </w:p>
     <w:p>
@@ -15743,7 +15743,7 @@
         <w:rPr>
           <w:lang w:val="pt_PT" w:bidi="pt_PT"/>
         </w:rPr>
-        <w:t xml:space="preserve"> Um discípulo dos profetas, cumprindo a ordem do SENHOR, disse a um companheiro: "Deixe-me ferido", mas seu companheiro se recusou.</w:t>
+        <w:t xml:space="preserve"> Um discípulo dos profetas, obedecendo à ordem do SENHOR, disse a um companheiro: “Fira-me”, mas o homem se recusou.</w:t>
       </w:r>
     </w:p>
     <w:p>
@@ -15764,7 +15764,7 @@
         <w:rPr>
           <w:lang w:val="pt_PT" w:bidi="pt_PT"/>
         </w:rPr>
-        <w:t xml:space="preserve"> Então o profeta disse: "Já que você não cumpriu a palavra do SENHOR, um leão o matará quando você se afastar daqui". E foi o que aconteceu.</w:t>
+        <w:t xml:space="preserve"> Então o profeta disse: “Já que você não cumpriu a palavra do SENHOR, um leão o matará quando você se afastar daqui”. E foi o que aconteceu.</w:t>
       </w:r>
     </w:p>
     <w:p>
@@ -15785,7 +15785,7 @@
         <w:rPr>
           <w:lang w:val="pt_PT" w:bidi="pt_PT"/>
         </w:rPr>
-        <w:t xml:space="preserve"> Ao encontrar outro homem, o profeta pediu: "Deixe-me ferido". O homem atendeu ao seu pedido.</w:t>
+        <w:t xml:space="preserve"> Então o profeta pediu a outro homem: “Fira-me”. O homem atendeu ao pedido.</w:t>
       </w:r>
     </w:p>
     <w:p>
@@ -15806,7 +15806,7 @@
         <w:rPr>
           <w:lang w:val="pt_PT" w:bidi="pt_PT"/>
         </w:rPr>
-        <w:t xml:space="preserve"> Então o profeta se disfarçou, cobrindo os olhos, e ficou à beira do caminho à espera do rei.</w:t>
+        <w:t xml:space="preserve"> Então o profeta se disfarçou, cobrindo o rosto, e ficou à beira do caminho esperando o rei.</w:t>
       </w:r>
     </w:p>
     <w:p>
@@ -15827,7 +15827,7 @@
         <w:rPr>
           <w:lang w:val="pt_PT" w:bidi="pt_PT"/>
         </w:rPr>
-        <w:t xml:space="preserve"> Quando o rei estava passando, o profeta gritou: "Seu servo estava na batalha, e alguém me confiou um prisioneiro, dizendo: 'Fique de olho neste homem; se ele escapar, sua vida responderá pela dele, ou você terá de pagar uma grande soma de prata'.</w:t>
+        <w:t xml:space="preserve"> Quando o rei estava passando, o profeta gritou: “Seu servo estava na batalha, e alguém me confiou um prisioneiro, dizendo: ‘Cuide deste homem; se ele escapar, você morrerá ou terá de pagar 35 quilos de prata’.</w:t>
       </w:r>
     </w:p>
     <w:p>
@@ -15848,7 +15848,7 @@
         <w:rPr>
           <w:lang w:val="pt_PT" w:bidi="pt_PT"/>
         </w:rPr>
-        <w:t xml:space="preserve"> Enquanto eu estava fazendo outras coisas, o homem foi embora". O rei de Israel disse: "Essa é a sua sentença; foi você mesmo que a pronunciou".</w:t>
+        <w:t xml:space="preserve"> Enquanto eu estava fazendo outras coisas, o homem foi embora”. O rei de Israel disse: “Essa é a sua sentença; foi você mesmo que a pronunciou”.</w:t>
       </w:r>
     </w:p>
     <w:p>
@@ -15890,7 +15890,7 @@
         <w:rPr>
           <w:lang w:val="pt_PT" w:bidi="pt_PT"/>
         </w:rPr>
-        <w:t xml:space="preserve"> O profeta declarou: "O SENHOR diz: 'Já que você libertou um homem que eu havia condenado à morte, será a sua vida pela dele, e o seu povo pelo povo dele'".</w:t>
+        <w:t xml:space="preserve"> O profeta declarou: “O SENHOR diz: ‘Já que você libertou um homem que eu havia condenado à morte, será a sua vida pela dele, e o seu povo pelo povo dele’”.</w:t>
       </w:r>
     </w:p>
     <w:p>
@@ -15969,7 +15969,7 @@
         <w:rPr>
           <w:lang w:val="pt_PT" w:bidi="pt_PT"/>
         </w:rPr>
-        <w:t xml:space="preserve"> O rei disse a Nabote: "Passe-me a sua vinha para que eu tenha uma horta, pois está próxima ao meu palácio. Em troca, você terá uma vinha melhor; ou, se quiser, pagarei o preço justo por ela".</w:t>
+        <w:t xml:space="preserve"> O rei disse a Nabote: “Passe-me a sua vinha para que eu a transforme numa horta, pois ela fica perto do meu palácio. Em troca, você terá uma vinha melhor; ou, se preferir, eu pagarei um preço justo por ela”.</w:t>
       </w:r>
     </w:p>
     <w:p>
@@ -15990,7 +15990,7 @@
         <w:rPr>
           <w:lang w:val="pt_PT" w:bidi="pt_PT"/>
         </w:rPr>
-        <w:t xml:space="preserve"> Nabote respondeu: "Que o SENHOR me impeça de entregar ao rei a herança que recebi de meus pais!".</w:t>
+        <w:t xml:space="preserve"> Nabote respondeu: “Que o SENHOR me impeça de entregar ao rei a herança que recebi de meus pais!”.</w:t>
       </w:r>
     </w:p>
     <w:p>
@@ -16011,7 +16011,7 @@
         <w:rPr>
           <w:lang w:val="pt_PT" w:bidi="pt_PT"/>
         </w:rPr>
-        <w:t xml:space="preserve"> Acabe voltou para casa irritado e abatido porque Nabote, de Jezreel, lhe tinha dito que não lhe daria a herança que tinha recebido de seus pais. Deitou-se na cama com o rosto virado para a parede e não quis comer.</w:t>
+        <w:t xml:space="preserve"> Acabe voltou para casa irritado e triste, porque Nabote, de Jezreel, tinha dito que não lhe daria a herança recebida de seus pais. Ele se deitou na cama, virou o rosto para a parede e não quis comer.</w:t>
       </w:r>
     </w:p>
     <w:p>
@@ -16032,7 +16032,7 @@
         <w:rPr>
           <w:lang w:val="pt_PT" w:bidi="pt_PT"/>
         </w:rPr>
-        <w:t xml:space="preserve"> Ao entrar, a rainha Jezabel lhe perguntou: "Por que você está tão abatido? Por que não quer comer?".</w:t>
+        <w:t xml:space="preserve"> Ao entrar, a rainha Jezabel lhe perguntou: “Por que você está tão triste? Por que não quer comer?”.</w:t>
       </w:r>
     </w:p>
     <w:p>
@@ -16053,7 +16053,7 @@
         <w:rPr>
           <w:lang w:val="pt_PT" w:bidi="pt_PT"/>
         </w:rPr>
-        <w:t xml:space="preserve"> Acabe respondeu: "Falei com Nabote, de Jezreel, e pedi que me vendesse a vinha dele; ou, se quisesse, eu lhe daria outra em troca. Mas ele se recusou".</w:t>
+        <w:t xml:space="preserve"> Acabe respondeu: “Falei com Nabote, de Jezreel, e pedi que me vendesse a vinha dele; ou, se quisesse, eu lhe daria outra em troca. Mas ele se recusou”.</w:t>
       </w:r>
     </w:p>
     <w:p>
@@ -16074,7 +16074,7 @@
         <w:rPr>
           <w:lang w:val="pt_PT" w:bidi="pt_PT"/>
         </w:rPr>
-        <w:t xml:space="preserve"> Jezabel exclamou: "É assim que você governa Israel? Levante-se, coma e fique tranquilo. Eu conseguirei a vinha de Nabote, de Jezreel, para você".</w:t>
+        <w:t xml:space="preserve"> Jezabel exclamou: “É assim que você governa Israel? Levante-se, coma e fique tranquilo. Eu conseguirei a vinha de Nabote, de Jezreel, para você”.</w:t>
       </w:r>
     </w:p>
     <w:p>
@@ -16116,7 +16116,7 @@
         <w:rPr>
           <w:lang w:val="pt_PT" w:bidi="pt_PT"/>
         </w:rPr>
-        <w:t xml:space="preserve"> Nas cartas, ela ordenou: "Proclamem um dia de jejum e façam Nabote se sentar num lugar de destaque no meio do povo.</w:t>
+        <w:t xml:space="preserve"> Nas cartas, ela ordenou: “Proclamem um dia de jejum e façam Nabote se sentar num lugar de destaque no meio do povo.</w:t>
       </w:r>
     </w:p>
     <w:p>
@@ -16137,7 +16137,7 @@
         <w:rPr>
           <w:lang w:val="pt_PT" w:bidi="pt_PT"/>
         </w:rPr>
-        <w:t xml:space="preserve"> Ponham dois homens sem caráter diante dele, para acusá-lo, dizendo que ele amaldiçoou a Deus e ao rei. Depois, levem-no para fora da cidade e o apedrejem até que ele morra".</w:t>
+        <w:t xml:space="preserve"> Ponham dois homens sem caráter diante dele, para acusá-lo, dizendo que ele amaldiçoou a Deus e ao rei. Depois, levem-no para fora da cidade e o apedrejem até que ele morra”.</w:t>
       </w:r>
     </w:p>
     <w:p>
@@ -16200,7 +16200,7 @@
         <w:rPr>
           <w:lang w:val="pt_PT" w:bidi="pt_PT"/>
         </w:rPr>
-        <w:t xml:space="preserve"> Dois homens sem caráter sentaram-se diante dele e o acusaram publicamente: "Nabote amaldiçoou a Deus e ao rei!". Assim, Nabote foi levado para fora da cidade e apedrejado até morrer.</w:t>
+        <w:t xml:space="preserve"> Dois homens sem caráter sentaram-se diante dele e o acusaram publicamente: “Nabote amaldiçoou a Deus e ao rei!”. Assim, Nabote foi levado para fora da cidade e apedrejado até morrer.</w:t>
       </w:r>
     </w:p>
     <w:p>
@@ -16221,7 +16221,7 @@
         <w:rPr>
           <w:lang w:val="pt_PT" w:bidi="pt_PT"/>
         </w:rPr>
-        <w:t xml:space="preserve"> Depois mandaram avisar Jezabel: "Nabote foi apedrejado e morreu".</w:t>
+        <w:t xml:space="preserve"> Depois mandaram avisar Jezabel: “Nabote foi apedrejado e morreu”.</w:t>
       </w:r>
     </w:p>
     <w:p>
@@ -16242,7 +16242,7 @@
         <w:rPr>
           <w:lang w:val="pt_PT" w:bidi="pt_PT"/>
         </w:rPr>
-        <w:t xml:space="preserve"> Quando soube disso, Jezabel disse a Acabe: "Levante-se e ponha as mãos na vinha que Nabote, de Jezreel, não quis vender. Ele está morto".</w:t>
+        <w:t xml:space="preserve"> Quando soube disso, Jezabel disse a Acabe: “Levante-se e ponha as mãos na vinha que Nabote, de Jezreel, não quis vender para você. Ele está morto”.</w:t>
       </w:r>
     </w:p>
     <w:p>
@@ -16263,7 +16263,7 @@
         <w:rPr>
           <w:lang w:val="pt_PT" w:bidi="pt_PT"/>
         </w:rPr>
-        <w:t xml:space="preserve"> Ao ouvir que Nabote estava morto, Acabe levantou-se e foi se apossar da vinha.</w:t>
+        <w:t xml:space="preserve"> Ao ouvir que Nabote estava morto, Acabe levantou-se e foi tomar posse da vinha.</w:t>
       </w:r>
     </w:p>
     <w:p>
@@ -16326,7 +16326,7 @@
         <w:rPr>
           <w:lang w:val="pt_PT" w:bidi="pt_PT"/>
         </w:rPr>
-        <w:t xml:space="preserve"> Declare a ele: 'O SENHOR diz o seguinte: Você matou um homem e ainda tomou a propriedade dele?'. E acrescente: 'O SENHOR diz: No lugar onde os cães lamberam o sangue derramado de Nabote, eles também lamberão o seu sangue — o seu próprio sangue'".</w:t>
+        <w:t xml:space="preserve"> Declare a ele: ‘O SENHOR diz o seguinte: Você matou um homem e tomou a propriedade dele?’. E acrescente: ‘No lugar onde os cães lamberam o sangue de Nabote, eles também lamberão o seu próprio sangue’”.</w:t>
       </w:r>
     </w:p>
     <w:p>
@@ -16347,7 +16347,7 @@
         <w:rPr>
           <w:lang w:val="pt_PT" w:bidi="pt_PT"/>
         </w:rPr>
-        <w:t xml:space="preserve"> Acabe respondeu a Elias: "Afinal, você me encontrou, meu inimigo!". Ele respondeu: “Eu o encontrei, porque você se vendeu para fazer o que é mau aos olhos do SENHOR.</w:t>
+        <w:t xml:space="preserve"> Acabe disse a Elias: “Você me encontrou, meu inimigo!”. Elias respondeu: “Eu o encontrei, porque você se vendeu para fazer o que é mau aos olhos do SENHOR.</w:t>
       </w:r>
     </w:p>
     <w:p>
@@ -16368,7 +16368,7 @@
         <w:rPr>
           <w:lang w:val="pt_PT" w:bidi="pt_PT"/>
         </w:rPr>
-        <w:t xml:space="preserve"> O SENHOR diz: 'Farei a desgraça vir sobre você. Eliminarei seus descendentes e tirarei de sua família todo homem em Israel, seja escravo, seja livre.</w:t>
+        <w:t xml:space="preserve"> O SENHOR diz: ‘Farei a desgraça vir sobre você. Eliminarei seus descendentes e tirarei de sua família todo homem em Israel, seja escravo, seja livre.</w:t>
       </w:r>
     </w:p>
     <w:p>
@@ -16389,7 +16389,7 @@
         <w:rPr>
           <w:lang w:val="pt_PT" w:bidi="pt_PT"/>
         </w:rPr>
-        <w:t xml:space="preserve"> Farei com a sua família o mesmo que fiz com a família de Jeroboão, filho de Nebate, e com a família de Baasa, filho de Aías, porque você me deixou irado e levou Israel a pecar'.</w:t>
+        <w:t xml:space="preserve"> Farei com a sua família o mesmo que fiz com a família de Jeroboão, filho de Nebate, e com a família de Baasa, filho de Aías, porque você me deixou irado e levou Israel a pecar’.</w:t>
       </w:r>
     </w:p>
     <w:p>
@@ -16410,7 +16410,7 @@
         <w:rPr>
           <w:lang w:val="pt_PT" w:bidi="pt_PT"/>
         </w:rPr>
-        <w:t xml:space="preserve"> E com relação a Jezabel, o SENHOR diz: 'Os cães devorarão Jezabel perto do muro de Jezreel'.</w:t>
+        <w:t xml:space="preserve"> E com relação a Jezabel, o SENHOR diz: ‘Os cães devorarão Jezabel perto do muro de Jezreel’.</w:t>
       </w:r>
     </w:p>
     <w:p>
@@ -16431,7 +16431,7 @@
         <w:rPr>
           <w:lang w:val="pt_PT" w:bidi="pt_PT"/>
         </w:rPr>
-        <w:t xml:space="preserve"> Quem pertencer à família de Acabe e morrer na cidade será comido pelos cães; quem morrer no campo será comido pelas aves do céu".</w:t>
+        <w:t xml:space="preserve"> Quem pertencer à família de Acabe e morrer na cidade será comido pelos cães. Quem morrer no campo será comido pelas aves do céu”.</w:t>
       </w:r>
     </w:p>
     <w:p>
@@ -16452,7 +16452,7 @@
         <w:rPr>
           <w:lang w:val="pt_PT" w:bidi="pt_PT"/>
         </w:rPr>
-        <w:t xml:space="preserve"> (Nunca se viu um homem como Acabe, que, ao ser pressionado por sua esposa Jezabel, se vendeu tão completamente para fazer o que é mau aos olhos do SENHOR.</w:t>
+        <w:t xml:space="preserve"> (Nunca houve ninguém como Acabe. Ele foi influenciado por Jezabel e se vendeu completamente para fazer o que é mau aos olhos do SENHOR.</w:t>
       </w:r>
     </w:p>
     <w:p>
@@ -16473,7 +16473,7 @@
         <w:rPr>
           <w:lang w:val="pt_PT" w:bidi="pt_PT"/>
         </w:rPr>
-        <w:t xml:space="preserve"> Ele agiu de modo extremamente detestável, seguindo ídolos, como fizeram os amorreus, que o SENHOR havia expulsado de diante de Israel.)</w:t>
+        <w:t xml:space="preserve"> Ele fez coisas muito ruins, seguindo ídolos, como fizeram os amorreus, povos que o SENHOR tinha expulsado de diante de Israel.)</w:t>
       </w:r>
     </w:p>
     <w:p>
@@ -16536,7 +16536,7 @@
         <w:rPr>
           <w:lang w:val="pt_PT" w:bidi="pt_PT"/>
         </w:rPr>
-        <w:t xml:space="preserve"> "Viu como Acabe se humilhou na minha presença? Já que ele se humilhou, não farei com que essa desgraça aconteça durante o reinado dele. Ela virá durante o reinado do filho dele".</w:t>
+        <w:t xml:space="preserve"> "Viu como Acabe se humilhou na minha presença? Já que ele se humilhou, não farei com que essa desgraça aconteça durante o reinado dele. Ela virá durante o reinado do filho dele”.</w:t>
       </w:r>
     </w:p>
     <w:p>
@@ -16573,7 +16573,7 @@
         <w:rPr>
           <w:lang w:val="pt_PT" w:bidi="pt_PT"/>
         </w:rPr>
-        <w:t xml:space="preserve"> 1 Durante três anos, Síria e Israel permaneceram sem guerra.</w:t>
+        <w:t xml:space="preserve"> Durante três anos, Síria e Israel permaneceram sem guerra.</w:t>
       </w:r>
     </w:p>
     <w:p>
@@ -16615,7 +16615,7 @@
         <w:rPr>
           <w:lang w:val="pt_PT" w:bidi="pt_PT"/>
         </w:rPr>
-        <w:t xml:space="preserve"> O rei de Israel perguntou aos seus oficiais: “Vocês sabiam que Ramote-Gileade é nossa, mas continuamos sem retomá-la do rei da Síria?”.</w:t>
+        <w:t xml:space="preserve"> O rei de Israel perguntou aos seus oficiais: “Vocês não sabem que Ramote-Gileade é nossa, mas ainda não a tomamos de volta do rei da Síria?”.</w:t>
       </w:r>
     </w:p>
     <w:p>
@@ -16636,7 +16636,7 @@
         <w:rPr>
           <w:lang w:val="pt_PT" w:bidi="pt_PT"/>
         </w:rPr>
-        <w:t xml:space="preserve"> Depois ele perguntou a Josafá: “Você irá comigo lutar por Ramote-Gileade?”. Josafá respondeu: “Estou com você; meu povo é como o seu povo, e meus cavalos, como se fossem os seus”.</w:t>
+        <w:t xml:space="preserve"> Depois ele perguntou a Josafá: “Você vai comigo lutar por Ramote-Gileade?”. Josafá respondeu: “Estou com você. O meu povo é como o seu povo, e os meus cavalos, como se fossem seus”.</w:t>
       </w:r>
     </w:p>
     <w:p>
@@ -16678,7 +16678,7 @@
         <w:rPr>
           <w:lang w:val="pt_PT" w:bidi="pt_PT"/>
         </w:rPr>
-        <w:t xml:space="preserve"> Então, reunindo cerca de quatrocentos profetas, o rei de Israel lhes perguntou: “Devemos marchar contra Ramote-Gileade ou desistir?”. Eles responderam: “Avance, pois o SENHOR entregará a cidade nas mãos do rei”.</w:t>
+        <w:t xml:space="preserve"> Então, reunindo cerca de quatrocentos profetas, o rei de Israel lhes perguntou: “Devemos marchar contra Ramote-Gileade ou desistir?”. Eles responderam: “Vá, pois o SENHOR entregará a cidade ao rei”.</w:t>
       </w:r>
     </w:p>
     <w:p>
@@ -16720,7 +16720,7 @@
         <w:rPr>
           <w:lang w:val="pt_PT" w:bidi="pt_PT"/>
         </w:rPr>
-        <w:t xml:space="preserve"> O rei de Israel lhe respondeu: “Há mais um homem. Podemos consultar o SENHOR por meio dele, mas eu o odeio, porque nunca anuncia algo favorável a meu respeito, e sim desgraças. É Micaías, filho de Inlá”. Josafá respondeu: “O rei não deveria falar assim”.</w:t>
+        <w:t xml:space="preserve"> O rei de Israel respondeu: “Há ainda um homem. Podemos consultar o SENHOR por meio dele, mas eu o odeio, porque ele nunca anuncia nada bom a meu respeito, só desgraças. É Micaías, filho de Inlá”. Josafá respondeu: “O rei não deveria falar assim”.</w:t>
       </w:r>
     </w:p>
     <w:p>
@@ -16783,7 +16783,7 @@
         <w:rPr>
           <w:lang w:val="pt_PT" w:bidi="pt_PT"/>
         </w:rPr>
-        <w:t xml:space="preserve"> Zedequias, filho de Quenaaná, que havia feito chifres de ferro, declarou: “O SENHOR diz: ‘Com estes chifres você golpeará os sírios até exterminá-los’”.</w:t>
+        <w:t xml:space="preserve"> Zedequias, filho de Quenaaná, que tinha feito chifres de ferro, declarou: “O SENHOR diz: ‘Com estes chifres você atacará os sírios até derrotá-los completamente’”.</w:t>
       </w:r>
     </w:p>
     <w:p>
@@ -16804,7 +16804,7 @@
         <w:rPr>
           <w:lang w:val="pt_PT" w:bidi="pt_PT"/>
         </w:rPr>
-        <w:t xml:space="preserve"> E todos os profetas profetizavam o mesmo: “Suba contra Ramote-Gileade e seja vitorioso; o SENHOR entregará a cidade ao rei”.</w:t>
+        <w:t xml:space="preserve"> Todos os profetas diziam a mesma coisa: “Suba contra Ramote-Gileade e seja vitorioso. O SENHOR entregará a cidade ao rei”.</w:t>
       </w:r>
     </w:p>
     <w:p>
@@ -16867,7 +16867,7 @@
         <w:rPr>
           <w:lang w:val="pt_PT" w:bidi="pt_PT"/>
         </w:rPr>
-        <w:t xml:space="preserve"> Ao chegar, o rei lhe perguntou: “Micaías, iremos lutar contra Ramote-Gileade ou não?”. Ele respondeu: “Suba e seja vitorioso; o SENHOR entregará a cidade nas mãos do rei”.</w:t>
+        <w:t xml:space="preserve"> Ao chegar, o rei lhe perguntou: “Micaías, devemos lutar contra Ramote-Gileade ou não?”. Micaías respondeu: “Vá e você terá sucesso. O SENHOR entregará a cidade ao rei”.</w:t>
       </w:r>
     </w:p>
     <w:p>
@@ -16888,7 +16888,7 @@
         <w:rPr>
           <w:lang w:val="pt_PT" w:bidi="pt_PT"/>
         </w:rPr>
-        <w:t xml:space="preserve"> O rei disse: “Quantas vezes devo insistir para que me diga somente a verdade em nome do SENHOR?”</w:t>
+        <w:t xml:space="preserve"> O rei disse: “Quantas vezes devo insistir para que me diga somente a verdade em nome do SENHOR?”.</w:t>
       </w:r>
     </w:p>
     <w:p>
@@ -16909,7 +16909,7 @@
         <w:rPr>
           <w:lang w:val="pt_PT" w:bidi="pt_PT"/>
         </w:rPr>
-        <w:t xml:space="preserve"> Então Micaías declarou: “Vi Israel completamente espalhado pelos montes, como ovelhas sem pastor; e o SENHOR disse: ‘Estes não têm senhor. Que cada um volte em paz para sua casa’”.</w:t>
+        <w:t xml:space="preserve"> Então Micaías disse: “Vi Israel completamente espalhado pelos montes, como ovelhas sem pastor. E o SENHOR disse: ‘Eles não têm líder. Que cada um volte em paz para sua casa’”.</w:t>
       </w:r>
     </w:p>
     <w:p>
@@ -16930,7 +16930,7 @@
         <w:rPr>
           <w:lang w:val="pt_PT" w:bidi="pt_PT"/>
         </w:rPr>
-        <w:t xml:space="preserve"> O rei de Israel disse a Josafá: “Eu não disse que ele nunca anuncia algo favorável a meu respeito, mas só desgraças?”.</w:t>
+        <w:t xml:space="preserve"> O rei de Israel disse a Josafá: “Eu não disse que ele nunca anuncia nada bom a meu respeito, só desgraças?”.</w:t>
       </w:r>
     </w:p>
     <w:p>
@@ -16972,7 +16972,7 @@
         <w:rPr>
           <w:lang w:val="pt_PT" w:bidi="pt_PT"/>
         </w:rPr>
-        <w:t xml:space="preserve"> O SENHOR perguntou: ‘Quem persuadirá Acabe a subir contra Ramote-Gileade para que ali morra?’. Um dizia uma coisa, outro dizia outra.</w:t>
+        <w:t xml:space="preserve"> O SENHOR perguntou: ‘Quem vai convencer Acabe a subir contra Ramote-Gileade para que ele morra lá?’. Um dizia uma coisa, outro dizia outra.</w:t>
       </w:r>
     </w:p>
     <w:p>
@@ -16993,7 +16993,7 @@
         <w:rPr>
           <w:lang w:val="pt_PT" w:bidi="pt_PT"/>
         </w:rPr>
-        <w:t xml:space="preserve"> Então um espírito se apresentou diante do SENHOR e disse: ‘Eu o persuadirei’.</w:t>
+        <w:t xml:space="preserve"> Então um espírito se apresentou diante do SENHOR e disse: ‘Eu o convencerei’.</w:t>
       </w:r>
     </w:p>
     <w:p>
@@ -17014,7 +17014,7 @@
         <w:rPr>
           <w:lang w:val="pt_PT" w:bidi="pt_PT"/>
         </w:rPr>
-        <w:t xml:space="preserve"> O SENHOR perguntou: ‘Como?’. Ele respondeu: ‘Sairei e serei espírito de mentira na boca de todos os seus profetas’. O SENHOR disse: ‘Você o persuadirá; vá e faça assim’.</w:t>
+        <w:t xml:space="preserve"> O SENHOR perguntou: ‘Como?’. Ele respondeu: ‘Sairei e serei um espírito de mentira na boca de todos os seus profetas’. O SENHOR disse: ‘Você vai conseguir; vá e faça isso’.</w:t>
       </w:r>
     </w:p>
     <w:p>
@@ -17035,7 +17035,7 @@
         <w:rPr>
           <w:lang w:val="pt_PT" w:bidi="pt_PT"/>
         </w:rPr>
-        <w:t xml:space="preserve"> Agora, pois, o SENHOR pôs um espírito de mentira na boca destes seus profetas; ele falou mal contra você”.</w:t>
+        <w:t xml:space="preserve"> Agora, o SENHOR colocou um espírito de mentira na boca desses seus profetas. Ele mesmo decidiu que isso aconteceria”.</w:t>
       </w:r>
     </w:p>
     <w:p>
@@ -17056,7 +17056,7 @@
         <w:rPr>
           <w:lang w:val="pt_PT" w:bidi="pt_PT"/>
         </w:rPr>
-        <w:t xml:space="preserve"> Então Zedequias, filho de Quenaaná, se aproximou, deu um tapa no rosto de Micaías e perguntou: “Por onde passou o Espírito do Senhor quando saiu de mim para falar com você?”.</w:t>
+        <w:t xml:space="preserve"> Então Zedequias, filho de Quenaaná, se aproximou, deu um tapa no rosto de Micaías e perguntou: “Por onde passou o Espírito do SENHOR quando saiu de mim para falar com você?”.</w:t>
       </w:r>
     </w:p>
     <w:p>
@@ -17119,7 +17119,7 @@
         <w:rPr>
           <w:lang w:val="pt_PT" w:bidi="pt_PT"/>
         </w:rPr>
-        <w:t xml:space="preserve"> e digam: ‘O rei diz: Coloquem este homem na prisão e alimentem-no com pão e água, até que eu volte em paz’”.</w:t>
+        <w:t xml:space="preserve"> e digam: ‘O rei diz: Coloquem este homem na prisão e deem só pão e água para ele, até que eu volte em paz’”.</w:t>
       </w:r>
     </w:p>
     <w:p>
@@ -17161,7 +17161,7 @@
         <w:rPr>
           <w:lang w:val="pt_PT" w:bidi="pt_PT"/>
         </w:rPr>
-        <w:t xml:space="preserve"> O rei de Israel e Josafá, rei de Judá, subiram para atacar Ramote-Gileade.</w:t>
+        <w:t xml:space="preserve"> Então o rei de Israel e Josafá, rei de Judá, subiram para atacar Ramote-Gileade.</w:t>
       </w:r>
     </w:p>
     <w:p>
@@ -17182,7 +17182,7 @@
         <w:rPr>
           <w:lang w:val="pt_PT" w:bidi="pt_PT"/>
         </w:rPr>
-        <w:t xml:space="preserve"> O rei de Israel disse a Josafá: “Entrarei na batalha usando um disfarce; você use suas vestes reais”. Assim, o rei de Israel foi disfarçado ao combate.</w:t>
+        <w:t xml:space="preserve"> O rei de Israel disse a Josafá: “Eu vou para a batalha disfarçado, mas você vai usar suas roupas reais”. Assim, o rei de Israel foi disfarçado para a batalha.</w:t>
       </w:r>
     </w:p>
     <w:p>
@@ -17203,7 +17203,7 @@
         <w:rPr>
           <w:lang w:val="pt_PT" w:bidi="pt_PT"/>
         </w:rPr>
-        <w:t xml:space="preserve"> O rei da Síria havia ordenado aos 32 chefes de carros: “Não combatam contra pequeno nem grande, mas somente contra o rei de Israel”.</w:t>
+        <w:t xml:space="preserve"> O rei da Síria tinha ordenado aos 32 chefes dos carros: “Não lutem contra ninguém, pequeno ou grande, mas somente contra o rei de Israel”.</w:t>
       </w:r>
     </w:p>
     <w:p>
@@ -17224,7 +17224,7 @@
         <w:rPr>
           <w:lang w:val="pt_PT" w:bidi="pt_PT"/>
         </w:rPr>
-        <w:t xml:space="preserve"> Quando os chefes dos carros viram Josafá, disseram: “É o rei de Israel”, e o cercaram; porém Josafá gritou.</w:t>
+        <w:t xml:space="preserve"> Quando os chefes dos carros viram Josafá, disseram: “É o rei de Israel”, e o cercaram. Mas Josafá gritou.</w:t>
       </w:r>
     </w:p>
     <w:p>
@@ -17266,7 +17266,7 @@
         <w:rPr>
           <w:lang w:val="pt_PT" w:bidi="pt_PT"/>
         </w:rPr>
-        <w:t xml:space="preserve"> Então um homem disparou o arco ao acaso e acertou o rei de Israel entre as junções da armadura. O rei disse ao condutor do carro: “Dê meia-volta e tire-me do combate, pois estou ferido”.</w:t>
+        <w:t xml:space="preserve"> Então um homem disparou o arco ao acaso e acertou o rei de Israel entre as partes da sua armadura. O rei disse ao condutor do carro: “Dê meia-volta e tire-me da batalha, pois estou ferido”.</w:t>
       </w:r>
     </w:p>
     <w:p>
@@ -17287,7 +17287,7 @@
         <w:rPr>
           <w:lang w:val="pt_PT" w:bidi="pt_PT"/>
         </w:rPr>
-        <w:t xml:space="preserve"> A batalha se intensificou naquele dia. O rei foi mantido de pé no carro diante dos sírios até o entardecer; então morreu. O sangue do ferimento escorria para o fundo do carro.</w:t>
+        <w:t xml:space="preserve"> A batalha ficou mais intensa naquele dia. O rei ficou em pé no carro de guerra diante dos sírios até o entardecer; então morreu. O sangue do ferimento escorria para o fundo do carro.</w:t>
       </w:r>
     </w:p>
     <w:p>
@@ -17350,7 +17350,7 @@
         <w:rPr>
           <w:lang w:val="pt_PT" w:bidi="pt_PT"/>
         </w:rPr>
-        <w:t xml:space="preserve"> Lavaram o carro no tanque de Samaria; os cães lamberam seu sangue, e as prostitutas se lavaram ali, como o SENHOR havia anunciado.</w:t>
+        <w:t xml:space="preserve"> Lavaram o carro no tanque de Samaria, e os cães lamberam o sangue do rei ali, onde as prostitutas se lavavam, como o SENHOR tinha anunciado.</w:t>
       </w:r>
     </w:p>
     <w:p>
@@ -17434,7 +17434,7 @@
         <w:rPr>
           <w:lang w:val="pt_PT" w:bidi="pt_PT"/>
         </w:rPr>
-        <w:t xml:space="preserve"> Ele tinha 35 anos quando começou a reinar e governou por 25 anos em Jerusalém; sua mãe chamava-se Azuba e era filha de Sili.</w:t>
+        <w:t xml:space="preserve"> Ele tinha 35 anos quando começou a reinar e governou por 25 anos em Jerusalém. Sua mãe chamava-se Azuba e era filha de Sili.</w:t>
       </w:r>
     </w:p>
     <w:p>
@@ -17455,7 +17455,7 @@
         <w:rPr>
           <w:lang w:val="pt_PT" w:bidi="pt_PT"/>
         </w:rPr>
-        <w:t xml:space="preserve"> Andou nos caminhos de Asa, seu pai, sem se desviar, fazendo o que era correto aos olhos do SENHOR. Mas os lugares altos não foram removidos, e o povo continuava a oferecer sacrifícios e incenso neles.</w:t>
+        <w:t xml:space="preserve"> Ele andou nos caminhos de Asa, seu pai, sem se desviar, fazendo o que era correto aos olhos do SENHOR. Mas os lugares altos não foram removidos, e o povo continuava a oferecer sacrifícios e incenso neles.</w:t>
       </w:r>
     </w:p>
     <w:p>
@@ -17581,7 +17581,7 @@
         <w:rPr>
           <w:lang w:val="pt_PT" w:bidi="pt_PT"/>
         </w:rPr>
-        <w:t xml:space="preserve"> Então Acazias, filho de Acabe, disse a Josafá: “Que meus servos naveguem com os seus”; mas Josafá não quis.</w:t>
+        <w:t xml:space="preserve"> Então Acazias, filho de Acabe, disse a Josafá: “Que meus servos naveguem com os seus”, mas Josafá não quis.</w:t>
       </w:r>
     </w:p>
     <w:p>
@@ -17644,7 +17644,7 @@
         <w:rPr>
           <w:lang w:val="pt_PT" w:bidi="pt_PT"/>
         </w:rPr>
-        <w:t xml:space="preserve"> Ele fez o que era mau aos olhos do SENHOR, andando nos caminhos de seus pais e de Jeroboão, filho de Nebate, que levou Israel a pecar.</w:t>
+        <w:t xml:space="preserve"> Ele fez o que era mau aos olhos do SENHOR, seguindo o caminho de seus pais e de Jeroboão, filho de Nebate, que levou Israel a pecar.</w:t>
       </w:r>
     </w:p>
     <w:p>
@@ -17665,7 +17665,7 @@
         <w:rPr>
           <w:lang w:val="pt_PT" w:bidi="pt_PT"/>
         </w:rPr>
-        <w:t xml:space="preserve"> Serviu a Baal e o adorou, acendendo a ira do SENHOR, o Deus de Israel, assim como seu pai havia feito.</w:t>
+        <w:t xml:space="preserve"> Serviu a Baal e o adorou, provocando a ira do SENHOR, o Deus de Israel, assim como seu pai tinha feito.</w:t>
       </w:r>
     </w:p>
     <w:sectPr>
